--- a/docx/ru/BUFRCREX_CodeFlag_ru_13.docx
+++ b/docx/ru/BUFRCREX_CodeFlag_ru_13.docx
@@ -1051,7 +1051,7 @@
                 <w:b w:val="0"/>
                 <w:sz w:val="16"/>
               </w:rPr>
-              <w:t>(см. примечание)</w:t>
+              <w:t>Note 56: Внутренние воды включают реки, озера, заболоченные земли.</w:t>
             </w:r>
           </w:p>
         </w:tc>

--- a/docx/ru/BUFRCREX_CodeFlag_ru_13.docx
+++ b/docx/ru/BUFRCREX_CodeFlag_ru_13.docx
@@ -8,17 +8,17 @@
       </w:pPr>
       <w:r>
         <w:rPr>
-          <w:rFonts w:ascii="Arial" w:hAnsi="Arial"/>
+          <w:rFonts w:ascii="Verdana" w:hAnsi="Verdana"/>
           <w:b/>
           <w:sz w:val="22"/>
         </w:rPr>
-        <w:t>BUFR/CREX Code/Flag Tables — Class 13</w:t>
+        <w:t>Класс 13</w:t>
       </w:r>
     </w:p>
     <w:p>
       <w:r>
         <w:rPr>
-          <w:rFonts w:ascii="Arial" w:hAnsi="Arial"/>
+          <w:rFonts w:ascii="Verdana" w:hAnsi="Verdana"/>
           <w:b/>
           <w:sz w:val="18"/>
         </w:rPr>
@@ -31,6 +31,20 @@
         <w:tblW w:type="auto" w:w="0"/>
         <w:jc w:val="center"/>
         <w:tblLook w:firstColumn="1" w:firstRow="1" w:lastColumn="0" w:lastRow="0" w:noHBand="0" w:noVBand="1" w:val="04A0"/>
+        <w:tblBorders>
+          <w:top w:val="single" w:sz="4" w:space="0" w:color="595959"/>
+          <w:left w:val="single" w:sz="4" w:space="0" w:color="595959"/>
+          <w:bottom w:val="single" w:sz="4" w:space="0" w:color="595959"/>
+          <w:right w:val="single" w:sz="4" w:space="0" w:color="595959"/>
+          <w:insideH w:val="single" w:sz="4" w:space="0" w:color="595959"/>
+          <w:insideV w:val="single" w:sz="4" w:space="0" w:color="595959"/>
+        </w:tblBorders>
+        <w:tblCellMar>
+          <w:top w:w="85" w:type="dxa"/>
+          <w:left w:w="85" w:type="dxa"/>
+          <w:bottom w:w="85" w:type="dxa"/>
+          <w:right w:w="85" w:type="dxa"/>
+        </w:tblCellMar>
       </w:tblPr>
       <w:tblGrid>
         <w:gridCol w:w="5046"/>
@@ -40,61 +54,52 @@
       <w:tr>
         <w:tc>
           <w:tcPr>
-            <w:tcW w:type="dxa" w:w="5046"/>
-            <w:shd w:val="clear" w:color="auto" w:fill="D9E2F3"/>
+            <w:tcW w:type="dxa" w:w="1134"/>
+            <w:shd w:val="clear" w:color="auto" w:fill="D9D9D9"/>
           </w:tcPr>
           <w:p>
-            <w:pPr>
-              <w:jc w:val="center"/>
-            </w:pPr>
             <w:r/>
             <w:r>
               <w:rPr>
-                <w:rFonts w:ascii="Arial" w:hAnsi="Arial"/>
-                <w:b/>
+                <w:rFonts w:ascii="Verdana" w:hAnsi="Verdana"/>
+                <w:b w:val="0"/>
                 <w:sz w:val="16"/>
               </w:rPr>
-              <w:t>Code Figure</w:t>
+              <w:t>КОДОВАЯ ЦИФРА</w:t>
             </w:r>
           </w:p>
         </w:tc>
         <w:tc>
           <w:tcPr>
             <w:tcW w:type="dxa" w:w="5046"/>
-            <w:shd w:val="clear" w:color="auto" w:fill="D9E2F3"/>
+            <w:shd w:val="clear" w:color="auto" w:fill="D9D9D9"/>
           </w:tcPr>
           <w:p>
-            <w:pPr>
-              <w:jc w:val="center"/>
-            </w:pPr>
             <w:r/>
             <w:r>
               <w:rPr>
-                <w:rFonts w:ascii="Arial" w:hAnsi="Arial"/>
-                <w:b/>
+                <w:rFonts w:ascii="Verdana" w:hAnsi="Verdana"/>
+                <w:b w:val="0"/>
                 <w:sz w:val="16"/>
               </w:rPr>
-              <w:t>Entry Name</w:t>
+              <w:t>ЗНАЧЕНИЕ</w:t>
             </w:r>
           </w:p>
         </w:tc>
         <w:tc>
           <w:tcPr>
             <w:tcW w:type="dxa" w:w="5046"/>
-            <w:shd w:val="clear" w:color="auto" w:fill="D9E2F3"/>
+            <w:shd w:val="clear" w:color="auto" w:fill="D9D9D9"/>
           </w:tcPr>
           <w:p>
-            <w:pPr>
-              <w:jc w:val="center"/>
-            </w:pPr>
             <w:r/>
             <w:r>
               <w:rPr>
-                <w:rFonts w:ascii="Arial" w:hAnsi="Arial"/>
-                <w:b/>
+                <w:rFonts w:ascii="Verdana" w:hAnsi="Verdana"/>
+                <w:b w:val="0"/>
                 <w:sz w:val="16"/>
               </w:rPr>
-              <w:t>Note</w:t>
+              <w:t>ПРИМЕЧАНИЕ</w:t>
             </w:r>
           </w:p>
         </w:tc>
@@ -108,7 +113,7 @@
             <w:r/>
             <w:r>
               <w:rPr>
-                <w:rFonts w:ascii="Arial" w:hAnsi="Arial"/>
+                <w:rFonts w:ascii="Verdana" w:hAnsi="Verdana"/>
                 <w:b w:val="0"/>
                 <w:sz w:val="16"/>
               </w:rPr>
@@ -124,7 +129,7 @@
             <w:r/>
             <w:r>
               <w:rPr>
-                <w:rFonts w:ascii="Arial" w:hAnsi="Arial"/>
+                <w:rFonts w:ascii="Verdana" w:hAnsi="Verdana"/>
                 <w:b w:val="0"/>
                 <w:sz w:val="16"/>
               </w:rPr>
@@ -140,7 +145,7 @@
             <w:r/>
             <w:r>
               <w:rPr>
-                <w:rFonts w:ascii="Arial" w:hAnsi="Arial"/>
+                <w:rFonts w:ascii="Verdana" w:hAnsi="Verdana"/>
                 <w:b w:val="0"/>
                 <w:sz w:val="16"/>
               </w:rPr>
@@ -157,7 +162,7 @@
             <w:r/>
             <w:r>
               <w:rPr>
-                <w:rFonts w:ascii="Arial" w:hAnsi="Arial"/>
+                <w:rFonts w:ascii="Verdana" w:hAnsi="Verdana"/>
                 <w:b w:val="0"/>
                 <w:sz w:val="16"/>
               </w:rPr>
@@ -173,7 +178,7 @@
             <w:r/>
             <w:r>
               <w:rPr>
-                <w:rFonts w:ascii="Arial" w:hAnsi="Arial"/>
+                <w:rFonts w:ascii="Verdana" w:hAnsi="Verdana"/>
                 <w:b w:val="0"/>
                 <w:sz w:val="16"/>
               </w:rPr>
@@ -189,7 +194,7 @@
             <w:r/>
             <w:r>
               <w:rPr>
-                <w:rFonts w:ascii="Arial" w:hAnsi="Arial"/>
+                <w:rFonts w:ascii="Verdana" w:hAnsi="Verdana"/>
                 <w:b w:val="0"/>
                 <w:sz w:val="16"/>
               </w:rPr>
@@ -206,7 +211,7 @@
             <w:r/>
             <w:r>
               <w:rPr>
-                <w:rFonts w:ascii="Arial" w:hAnsi="Arial"/>
+                <w:rFonts w:ascii="Verdana" w:hAnsi="Verdana"/>
                 <w:b w:val="0"/>
                 <w:sz w:val="16"/>
               </w:rPr>
@@ -222,7 +227,7 @@
             <w:r/>
             <w:r>
               <w:rPr>
-                <w:rFonts w:ascii="Arial" w:hAnsi="Arial"/>
+                <w:rFonts w:ascii="Verdana" w:hAnsi="Verdana"/>
                 <w:b w:val="0"/>
                 <w:sz w:val="16"/>
               </w:rPr>
@@ -238,7 +243,7 @@
             <w:r/>
             <w:r>
               <w:rPr>
-                <w:rFonts w:ascii="Arial" w:hAnsi="Arial"/>
+                <w:rFonts w:ascii="Verdana" w:hAnsi="Verdana"/>
                 <w:b w:val="0"/>
                 <w:sz w:val="16"/>
               </w:rPr>
@@ -255,7 +260,7 @@
             <w:r/>
             <w:r>
               <w:rPr>
-                <w:rFonts w:ascii="Arial" w:hAnsi="Arial"/>
+                <w:rFonts w:ascii="Verdana" w:hAnsi="Verdana"/>
                 <w:b w:val="0"/>
                 <w:sz w:val="16"/>
               </w:rPr>
@@ -271,7 +276,7 @@
             <w:r/>
             <w:r>
               <w:rPr>
-                <w:rFonts w:ascii="Arial" w:hAnsi="Arial"/>
+                <w:rFonts w:ascii="Verdana" w:hAnsi="Verdana"/>
                 <w:b w:val="0"/>
                 <w:sz w:val="16"/>
               </w:rPr>
@@ -287,7 +292,7 @@
             <w:r/>
             <w:r>
               <w:rPr>
-                <w:rFonts w:ascii="Arial" w:hAnsi="Arial"/>
+                <w:rFonts w:ascii="Verdana" w:hAnsi="Verdana"/>
                 <w:b w:val="0"/>
                 <w:sz w:val="16"/>
               </w:rPr>
@@ -300,7 +305,7 @@
     <w:p>
       <w:r>
         <w:rPr>
-          <w:rFonts w:ascii="Arial" w:hAnsi="Arial"/>
+          <w:rFonts w:ascii="Verdana" w:hAnsi="Verdana"/>
           <w:b/>
           <w:sz w:val="18"/>
         </w:rPr>
@@ -313,6 +318,20 @@
         <w:tblW w:type="auto" w:w="0"/>
         <w:jc w:val="center"/>
         <w:tblLook w:firstColumn="1" w:firstRow="1" w:lastColumn="0" w:lastRow="0" w:noHBand="0" w:noVBand="1" w:val="04A0"/>
+        <w:tblBorders>
+          <w:top w:val="single" w:sz="4" w:space="0" w:color="595959"/>
+          <w:left w:val="single" w:sz="4" w:space="0" w:color="595959"/>
+          <w:bottom w:val="single" w:sz="4" w:space="0" w:color="595959"/>
+          <w:right w:val="single" w:sz="4" w:space="0" w:color="595959"/>
+          <w:insideH w:val="single" w:sz="4" w:space="0" w:color="595959"/>
+          <w:insideV w:val="single" w:sz="4" w:space="0" w:color="595959"/>
+        </w:tblBorders>
+        <w:tblCellMar>
+          <w:top w:w="85" w:type="dxa"/>
+          <w:left w:w="85" w:type="dxa"/>
+          <w:bottom w:w="85" w:type="dxa"/>
+          <w:right w:w="85" w:type="dxa"/>
+        </w:tblCellMar>
       </w:tblPr>
       <w:tblGrid>
         <w:gridCol w:w="5046"/>
@@ -322,61 +341,52 @@
       <w:tr>
         <w:tc>
           <w:tcPr>
-            <w:tcW w:type="dxa" w:w="5046"/>
-            <w:shd w:val="clear" w:color="auto" w:fill="D9E2F3"/>
+            <w:tcW w:type="dxa" w:w="1134"/>
+            <w:shd w:val="clear" w:color="auto" w:fill="D9D9D9"/>
           </w:tcPr>
           <w:p>
-            <w:pPr>
-              <w:jc w:val="center"/>
-            </w:pPr>
             <w:r/>
             <w:r>
               <w:rPr>
-                <w:rFonts w:ascii="Arial" w:hAnsi="Arial"/>
-                <w:b/>
+                <w:rFonts w:ascii="Verdana" w:hAnsi="Verdana"/>
+                <w:b w:val="0"/>
                 <w:sz w:val="16"/>
               </w:rPr>
-              <w:t>Code Figure</w:t>
+              <w:t>КОДОВАЯ ЦИФРА</w:t>
             </w:r>
           </w:p>
         </w:tc>
         <w:tc>
           <w:tcPr>
             <w:tcW w:type="dxa" w:w="5046"/>
-            <w:shd w:val="clear" w:color="auto" w:fill="D9E2F3"/>
+            <w:shd w:val="clear" w:color="auto" w:fill="D9D9D9"/>
           </w:tcPr>
           <w:p>
-            <w:pPr>
-              <w:jc w:val="center"/>
-            </w:pPr>
             <w:r/>
             <w:r>
               <w:rPr>
-                <w:rFonts w:ascii="Arial" w:hAnsi="Arial"/>
-                <w:b/>
+                <w:rFonts w:ascii="Verdana" w:hAnsi="Verdana"/>
+                <w:b w:val="0"/>
                 <w:sz w:val="16"/>
               </w:rPr>
-              <w:t>Entry Name</w:t>
+              <w:t>ЗНАЧЕНИЕ</w:t>
             </w:r>
           </w:p>
         </w:tc>
         <w:tc>
           <w:tcPr>
             <w:tcW w:type="dxa" w:w="5046"/>
-            <w:shd w:val="clear" w:color="auto" w:fill="D9E2F3"/>
+            <w:shd w:val="clear" w:color="auto" w:fill="D9D9D9"/>
           </w:tcPr>
           <w:p>
-            <w:pPr>
-              <w:jc w:val="center"/>
-            </w:pPr>
             <w:r/>
             <w:r>
               <w:rPr>
-                <w:rFonts w:ascii="Arial" w:hAnsi="Arial"/>
-                <w:b/>
+                <w:rFonts w:ascii="Verdana" w:hAnsi="Verdana"/>
+                <w:b w:val="0"/>
                 <w:sz w:val="16"/>
               </w:rPr>
-              <w:t>Note</w:t>
+              <w:t>ПРИМЕЧАНИЕ</w:t>
             </w:r>
           </w:p>
         </w:tc>
@@ -390,7 +400,7 @@
             <w:r/>
             <w:r>
               <w:rPr>
-                <w:rFonts w:ascii="Arial" w:hAnsi="Arial"/>
+                <w:rFonts w:ascii="Verdana" w:hAnsi="Verdana"/>
                 <w:b w:val="0"/>
                 <w:sz w:val="16"/>
               </w:rPr>
@@ -406,7 +416,7 @@
             <w:r/>
             <w:r>
               <w:rPr>
-                <w:rFonts w:ascii="Arial" w:hAnsi="Arial"/>
+                <w:rFonts w:ascii="Verdana" w:hAnsi="Verdana"/>
                 <w:b w:val="0"/>
                 <w:sz w:val="16"/>
               </w:rPr>
@@ -422,7 +432,7 @@
             <w:r/>
             <w:r>
               <w:rPr>
-                <w:rFonts w:ascii="Arial" w:hAnsi="Arial"/>
+                <w:rFonts w:ascii="Verdana" w:hAnsi="Verdana"/>
                 <w:b w:val="0"/>
                 <w:sz w:val="16"/>
               </w:rPr>
@@ -439,7 +449,7 @@
             <w:r/>
             <w:r>
               <w:rPr>
-                <w:rFonts w:ascii="Arial" w:hAnsi="Arial"/>
+                <w:rFonts w:ascii="Verdana" w:hAnsi="Verdana"/>
                 <w:b w:val="0"/>
                 <w:sz w:val="16"/>
               </w:rPr>
@@ -455,7 +465,7 @@
             <w:r/>
             <w:r>
               <w:rPr>
-                <w:rFonts w:ascii="Arial" w:hAnsi="Arial"/>
+                <w:rFonts w:ascii="Verdana" w:hAnsi="Verdana"/>
                 <w:b w:val="0"/>
                 <w:sz w:val="16"/>
               </w:rPr>
@@ -471,7 +481,7 @@
             <w:r/>
             <w:r>
               <w:rPr>
-                <w:rFonts w:ascii="Arial" w:hAnsi="Arial"/>
+                <w:rFonts w:ascii="Verdana" w:hAnsi="Verdana"/>
                 <w:b w:val="0"/>
                 <w:sz w:val="16"/>
               </w:rPr>
@@ -488,7 +498,7 @@
             <w:r/>
             <w:r>
               <w:rPr>
-                <w:rFonts w:ascii="Arial" w:hAnsi="Arial"/>
+                <w:rFonts w:ascii="Verdana" w:hAnsi="Verdana"/>
                 <w:b w:val="0"/>
                 <w:sz w:val="16"/>
               </w:rPr>
@@ -504,7 +514,7 @@
             <w:r/>
             <w:r>
               <w:rPr>
-                <w:rFonts w:ascii="Arial" w:hAnsi="Arial"/>
+                <w:rFonts w:ascii="Verdana" w:hAnsi="Verdana"/>
                 <w:b w:val="0"/>
                 <w:sz w:val="16"/>
               </w:rPr>
@@ -520,7 +530,7 @@
             <w:r/>
             <w:r>
               <w:rPr>
-                <w:rFonts w:ascii="Arial" w:hAnsi="Arial"/>
+                <w:rFonts w:ascii="Verdana" w:hAnsi="Verdana"/>
                 <w:b w:val="0"/>
                 <w:sz w:val="16"/>
               </w:rPr>
@@ -537,7 +547,7 @@
             <w:r/>
             <w:r>
               <w:rPr>
-                <w:rFonts w:ascii="Arial" w:hAnsi="Arial"/>
+                <w:rFonts w:ascii="Verdana" w:hAnsi="Verdana"/>
                 <w:b w:val="0"/>
                 <w:sz w:val="16"/>
               </w:rPr>
@@ -553,7 +563,7 @@
             <w:r/>
             <w:r>
               <w:rPr>
-                <w:rFonts w:ascii="Arial" w:hAnsi="Arial"/>
+                <w:rFonts w:ascii="Verdana" w:hAnsi="Verdana"/>
                 <w:b w:val="0"/>
                 <w:sz w:val="16"/>
               </w:rPr>
@@ -569,7 +579,7 @@
             <w:r/>
             <w:r>
               <w:rPr>
-                <w:rFonts w:ascii="Arial" w:hAnsi="Arial"/>
+                <w:rFonts w:ascii="Verdana" w:hAnsi="Verdana"/>
                 <w:b w:val="0"/>
                 <w:sz w:val="16"/>
               </w:rPr>
@@ -582,7 +592,7 @@
     <w:p>
       <w:r>
         <w:rPr>
-          <w:rFonts w:ascii="Arial" w:hAnsi="Arial"/>
+          <w:rFonts w:ascii="Verdana" w:hAnsi="Verdana"/>
           <w:b/>
           <w:sz w:val="18"/>
         </w:rPr>
@@ -595,6 +605,20 @@
         <w:tblW w:type="auto" w:w="0"/>
         <w:jc w:val="center"/>
         <w:tblLook w:firstColumn="1" w:firstRow="1" w:lastColumn="0" w:lastRow="0" w:noHBand="0" w:noVBand="1" w:val="04A0"/>
+        <w:tblBorders>
+          <w:top w:val="single" w:sz="4" w:space="0" w:color="595959"/>
+          <w:left w:val="single" w:sz="4" w:space="0" w:color="595959"/>
+          <w:bottom w:val="single" w:sz="4" w:space="0" w:color="595959"/>
+          <w:right w:val="single" w:sz="4" w:space="0" w:color="595959"/>
+          <w:insideH w:val="single" w:sz="4" w:space="0" w:color="595959"/>
+          <w:insideV w:val="single" w:sz="4" w:space="0" w:color="595959"/>
+        </w:tblBorders>
+        <w:tblCellMar>
+          <w:top w:w="85" w:type="dxa"/>
+          <w:left w:w="85" w:type="dxa"/>
+          <w:bottom w:w="85" w:type="dxa"/>
+          <w:right w:w="85" w:type="dxa"/>
+        </w:tblCellMar>
       </w:tblPr>
       <w:tblGrid>
         <w:gridCol w:w="5046"/>
@@ -604,61 +628,52 @@
       <w:tr>
         <w:tc>
           <w:tcPr>
-            <w:tcW w:type="dxa" w:w="5046"/>
-            <w:shd w:val="clear" w:color="auto" w:fill="D9E2F3"/>
+            <w:tcW w:type="dxa" w:w="1134"/>
+            <w:shd w:val="clear" w:color="auto" w:fill="D9D9D9"/>
           </w:tcPr>
           <w:p>
-            <w:pPr>
-              <w:jc w:val="center"/>
-            </w:pPr>
             <w:r/>
             <w:r>
               <w:rPr>
-                <w:rFonts w:ascii="Arial" w:hAnsi="Arial"/>
-                <w:b/>
+                <w:rFonts w:ascii="Verdana" w:hAnsi="Verdana"/>
+                <w:b w:val="0"/>
                 <w:sz w:val="16"/>
               </w:rPr>
-              <w:t>Code Figure</w:t>
+              <w:t>КОДОВАЯ ЦИФРА</w:t>
             </w:r>
           </w:p>
         </w:tc>
         <w:tc>
           <w:tcPr>
             <w:tcW w:type="dxa" w:w="5046"/>
-            <w:shd w:val="clear" w:color="auto" w:fill="D9E2F3"/>
+            <w:shd w:val="clear" w:color="auto" w:fill="D9D9D9"/>
           </w:tcPr>
           <w:p>
-            <w:pPr>
-              <w:jc w:val="center"/>
-            </w:pPr>
             <w:r/>
             <w:r>
               <w:rPr>
-                <w:rFonts w:ascii="Arial" w:hAnsi="Arial"/>
-                <w:b/>
+                <w:rFonts w:ascii="Verdana" w:hAnsi="Verdana"/>
+                <w:b w:val="0"/>
                 <w:sz w:val="16"/>
               </w:rPr>
-              <w:t>Entry Name</w:t>
+              <w:t>ЗНАЧЕНИЕ</w:t>
             </w:r>
           </w:p>
         </w:tc>
         <w:tc>
           <w:tcPr>
             <w:tcW w:type="dxa" w:w="5046"/>
-            <w:shd w:val="clear" w:color="auto" w:fill="D9E2F3"/>
+            <w:shd w:val="clear" w:color="auto" w:fill="D9D9D9"/>
           </w:tcPr>
           <w:p>
-            <w:pPr>
-              <w:jc w:val="center"/>
-            </w:pPr>
             <w:r/>
             <w:r>
               <w:rPr>
-                <w:rFonts w:ascii="Arial" w:hAnsi="Arial"/>
-                <w:b/>
+                <w:rFonts w:ascii="Verdana" w:hAnsi="Verdana"/>
+                <w:b w:val="0"/>
                 <w:sz w:val="16"/>
               </w:rPr>
-              <w:t>Note</w:t>
+              <w:t>ПРИМЕЧАНИЕ</w:t>
             </w:r>
           </w:p>
         </w:tc>
@@ -672,7 +687,7 @@
             <w:r/>
             <w:r>
               <w:rPr>
-                <w:rFonts w:ascii="Arial" w:hAnsi="Arial"/>
+                <w:rFonts w:ascii="Verdana" w:hAnsi="Verdana"/>
                 <w:b w:val="0"/>
                 <w:sz w:val="16"/>
               </w:rPr>
@@ -688,7 +703,7 @@
             <w:r/>
             <w:r>
               <w:rPr>
-                <w:rFonts w:ascii="Arial" w:hAnsi="Arial"/>
+                <w:rFonts w:ascii="Verdana" w:hAnsi="Verdana"/>
                 <w:b w:val="0"/>
                 <w:sz w:val="16"/>
               </w:rPr>
@@ -704,7 +719,7 @@
             <w:r/>
             <w:r>
               <w:rPr>
-                <w:rFonts w:ascii="Arial" w:hAnsi="Arial"/>
+                <w:rFonts w:ascii="Verdana" w:hAnsi="Verdana"/>
                 <w:b w:val="0"/>
                 <w:sz w:val="16"/>
               </w:rPr>
@@ -721,7 +736,7 @@
             <w:r/>
             <w:r>
               <w:rPr>
-                <w:rFonts w:ascii="Arial" w:hAnsi="Arial"/>
+                <w:rFonts w:ascii="Verdana" w:hAnsi="Verdana"/>
                 <w:b w:val="0"/>
                 <w:sz w:val="16"/>
               </w:rPr>
@@ -737,7 +752,7 @@
             <w:r/>
             <w:r>
               <w:rPr>
-                <w:rFonts w:ascii="Arial" w:hAnsi="Arial"/>
+                <w:rFonts w:ascii="Verdana" w:hAnsi="Verdana"/>
                 <w:b w:val="0"/>
                 <w:sz w:val="16"/>
               </w:rPr>
@@ -753,7 +768,7 @@
             <w:r/>
             <w:r>
               <w:rPr>
-                <w:rFonts w:ascii="Arial" w:hAnsi="Arial"/>
+                <w:rFonts w:ascii="Verdana" w:hAnsi="Verdana"/>
                 <w:b w:val="0"/>
                 <w:sz w:val="16"/>
               </w:rPr>
@@ -770,7 +785,7 @@
             <w:r/>
             <w:r>
               <w:rPr>
-                <w:rFonts w:ascii="Arial" w:hAnsi="Arial"/>
+                <w:rFonts w:ascii="Verdana" w:hAnsi="Verdana"/>
                 <w:b w:val="0"/>
                 <w:sz w:val="16"/>
               </w:rPr>
@@ -786,7 +801,7 @@
             <w:r/>
             <w:r>
               <w:rPr>
-                <w:rFonts w:ascii="Arial" w:hAnsi="Arial"/>
+                <w:rFonts w:ascii="Verdana" w:hAnsi="Verdana"/>
                 <w:b w:val="0"/>
                 <w:sz w:val="16"/>
               </w:rPr>
@@ -802,7 +817,7 @@
             <w:r/>
             <w:r>
               <w:rPr>
-                <w:rFonts w:ascii="Arial" w:hAnsi="Arial"/>
+                <w:rFonts w:ascii="Verdana" w:hAnsi="Verdana"/>
                 <w:b w:val="0"/>
                 <w:sz w:val="16"/>
               </w:rPr>
@@ -819,7 +834,7 @@
             <w:r/>
             <w:r>
               <w:rPr>
-                <w:rFonts w:ascii="Arial" w:hAnsi="Arial"/>
+                <w:rFonts w:ascii="Verdana" w:hAnsi="Verdana"/>
                 <w:b w:val="0"/>
                 <w:sz w:val="16"/>
               </w:rPr>
@@ -835,7 +850,7 @@
             <w:r/>
             <w:r>
               <w:rPr>
-                <w:rFonts w:ascii="Arial" w:hAnsi="Arial"/>
+                <w:rFonts w:ascii="Verdana" w:hAnsi="Verdana"/>
                 <w:b w:val="0"/>
                 <w:sz w:val="16"/>
               </w:rPr>
@@ -851,7 +866,7 @@
             <w:r/>
             <w:r>
               <w:rPr>
-                <w:rFonts w:ascii="Arial" w:hAnsi="Arial"/>
+                <w:rFonts w:ascii="Verdana" w:hAnsi="Verdana"/>
                 <w:b w:val="0"/>
                 <w:sz w:val="16"/>
               </w:rPr>
@@ -868,7 +883,7 @@
             <w:r/>
             <w:r>
               <w:rPr>
-                <w:rFonts w:ascii="Arial" w:hAnsi="Arial"/>
+                <w:rFonts w:ascii="Verdana" w:hAnsi="Verdana"/>
                 <w:b w:val="0"/>
                 <w:sz w:val="16"/>
               </w:rPr>
@@ -884,7 +899,7 @@
             <w:r/>
             <w:r>
               <w:rPr>
-                <w:rFonts w:ascii="Arial" w:hAnsi="Arial"/>
+                <w:rFonts w:ascii="Verdana" w:hAnsi="Verdana"/>
                 <w:b w:val="0"/>
                 <w:sz w:val="16"/>
               </w:rPr>
@@ -900,7 +915,7 @@
             <w:r/>
             <w:r>
               <w:rPr>
-                <w:rFonts w:ascii="Arial" w:hAnsi="Arial"/>
+                <w:rFonts w:ascii="Verdana" w:hAnsi="Verdana"/>
                 <w:b w:val="0"/>
                 <w:sz w:val="16"/>
               </w:rPr>
@@ -917,7 +932,7 @@
             <w:r/>
             <w:r>
               <w:rPr>
-                <w:rFonts w:ascii="Arial" w:hAnsi="Arial"/>
+                <w:rFonts w:ascii="Verdana" w:hAnsi="Verdana"/>
                 <w:b w:val="0"/>
                 <w:sz w:val="16"/>
               </w:rPr>
@@ -933,7 +948,7 @@
             <w:r/>
             <w:r>
               <w:rPr>
-                <w:rFonts w:ascii="Arial" w:hAnsi="Arial"/>
+                <w:rFonts w:ascii="Verdana" w:hAnsi="Verdana"/>
                 <w:b w:val="0"/>
                 <w:sz w:val="16"/>
               </w:rPr>
@@ -949,7 +964,7 @@
             <w:r/>
             <w:r>
               <w:rPr>
-                <w:rFonts w:ascii="Arial" w:hAnsi="Arial"/>
+                <w:rFonts w:ascii="Verdana" w:hAnsi="Verdana"/>
                 <w:b w:val="0"/>
                 <w:sz w:val="16"/>
               </w:rPr>
@@ -966,7 +981,7 @@
             <w:r/>
             <w:r>
               <w:rPr>
-                <w:rFonts w:ascii="Arial" w:hAnsi="Arial"/>
+                <w:rFonts w:ascii="Verdana" w:hAnsi="Verdana"/>
                 <w:b w:val="0"/>
                 <w:sz w:val="16"/>
               </w:rPr>
@@ -982,7 +997,7 @@
             <w:r/>
             <w:r>
               <w:rPr>
-                <w:rFonts w:ascii="Arial" w:hAnsi="Arial"/>
+                <w:rFonts w:ascii="Verdana" w:hAnsi="Verdana"/>
                 <w:b w:val="0"/>
                 <w:sz w:val="16"/>
               </w:rPr>
@@ -998,7 +1013,7 @@
             <w:r/>
             <w:r>
               <w:rPr>
-                <w:rFonts w:ascii="Arial" w:hAnsi="Arial"/>
+                <w:rFonts w:ascii="Verdana" w:hAnsi="Verdana"/>
                 <w:b w:val="0"/>
                 <w:sz w:val="16"/>
               </w:rPr>
@@ -1015,7 +1030,7 @@
             <w:r/>
             <w:r>
               <w:rPr>
-                <w:rFonts w:ascii="Arial" w:hAnsi="Arial"/>
+                <w:rFonts w:ascii="Verdana" w:hAnsi="Verdana"/>
                 <w:b w:val="0"/>
                 <w:sz w:val="16"/>
               </w:rPr>
@@ -1031,7 +1046,7 @@
             <w:r/>
             <w:r>
               <w:rPr>
-                <w:rFonts w:ascii="Arial" w:hAnsi="Arial"/>
+                <w:rFonts w:ascii="Verdana" w:hAnsi="Verdana"/>
                 <w:b w:val="0"/>
                 <w:sz w:val="16"/>
               </w:rPr>
@@ -1047,11 +1062,11 @@
             <w:r/>
             <w:r>
               <w:rPr>
-                <w:rFonts w:ascii="Arial" w:hAnsi="Arial"/>
+                <w:rFonts w:ascii="Verdana" w:hAnsi="Verdana"/>
                 <w:b w:val="0"/>
                 <w:sz w:val="16"/>
               </w:rPr>
-              <w:t>Note 56: Внутренние воды включают реки, озера, заболоченные земли.</w:t>
+              <w:t>Note 56: Дескриптор 0 25 009 исключен. Вместо него следует использовать дескриптор 0 25 029.</w:t>
             </w:r>
           </w:p>
         </w:tc>
@@ -1065,7 +1080,7 @@
             <w:r/>
             <w:r>
               <w:rPr>
-                <w:rFonts w:ascii="Arial" w:hAnsi="Arial"/>
+                <w:rFonts w:ascii="Verdana" w:hAnsi="Verdana"/>
                 <w:b w:val="0"/>
                 <w:sz w:val="16"/>
               </w:rPr>
@@ -1081,7 +1096,7 @@
             <w:r/>
             <w:r>
               <w:rPr>
-                <w:rFonts w:ascii="Arial" w:hAnsi="Arial"/>
+                <w:rFonts w:ascii="Verdana" w:hAnsi="Verdana"/>
                 <w:b w:val="0"/>
                 <w:sz w:val="16"/>
               </w:rPr>
@@ -1097,7 +1112,7 @@
             <w:r/>
             <w:r>
               <w:rPr>
-                <w:rFonts w:ascii="Arial" w:hAnsi="Arial"/>
+                <w:rFonts w:ascii="Verdana" w:hAnsi="Verdana"/>
                 <w:b w:val="0"/>
                 <w:sz w:val="16"/>
               </w:rPr>
@@ -1114,7 +1129,7 @@
             <w:r/>
             <w:r>
               <w:rPr>
-                <w:rFonts w:ascii="Arial" w:hAnsi="Arial"/>
+                <w:rFonts w:ascii="Verdana" w:hAnsi="Verdana"/>
                 <w:b w:val="0"/>
                 <w:sz w:val="16"/>
               </w:rPr>
@@ -1130,7 +1145,7 @@
             <w:r/>
             <w:r>
               <w:rPr>
-                <w:rFonts w:ascii="Arial" w:hAnsi="Arial"/>
+                <w:rFonts w:ascii="Verdana" w:hAnsi="Verdana"/>
                 <w:b w:val="0"/>
                 <w:sz w:val="16"/>
               </w:rPr>
@@ -1146,7 +1161,7 @@
             <w:r/>
             <w:r>
               <w:rPr>
-                <w:rFonts w:ascii="Arial" w:hAnsi="Arial"/>
+                <w:rFonts w:ascii="Verdana" w:hAnsi="Verdana"/>
                 <w:b w:val="0"/>
                 <w:sz w:val="16"/>
               </w:rPr>
@@ -1163,7 +1178,7 @@
             <w:r/>
             <w:r>
               <w:rPr>
-                <w:rFonts w:ascii="Arial" w:hAnsi="Arial"/>
+                <w:rFonts w:ascii="Verdana" w:hAnsi="Verdana"/>
                 <w:b w:val="0"/>
                 <w:sz w:val="16"/>
               </w:rPr>
@@ -1179,7 +1194,7 @@
             <w:r/>
             <w:r>
               <w:rPr>
-                <w:rFonts w:ascii="Arial" w:hAnsi="Arial"/>
+                <w:rFonts w:ascii="Verdana" w:hAnsi="Verdana"/>
                 <w:b w:val="0"/>
                 <w:sz w:val="16"/>
               </w:rPr>
@@ -1195,7 +1210,7 @@
             <w:r/>
             <w:r>
               <w:rPr>
-                <w:rFonts w:ascii="Arial" w:hAnsi="Arial"/>
+                <w:rFonts w:ascii="Verdana" w:hAnsi="Verdana"/>
                 <w:b w:val="0"/>
                 <w:sz w:val="16"/>
               </w:rPr>
@@ -1212,7 +1227,7 @@
             <w:r/>
             <w:r>
               <w:rPr>
-                <w:rFonts w:ascii="Arial" w:hAnsi="Arial"/>
+                <w:rFonts w:ascii="Verdana" w:hAnsi="Verdana"/>
                 <w:b w:val="0"/>
                 <w:sz w:val="16"/>
               </w:rPr>
@@ -1228,7 +1243,7 @@
             <w:r/>
             <w:r>
               <w:rPr>
-                <w:rFonts w:ascii="Arial" w:hAnsi="Arial"/>
+                <w:rFonts w:ascii="Verdana" w:hAnsi="Verdana"/>
                 <w:b w:val="0"/>
                 <w:sz w:val="16"/>
               </w:rPr>
@@ -1244,7 +1259,7 @@
             <w:r/>
             <w:r>
               <w:rPr>
-                <w:rFonts w:ascii="Arial" w:hAnsi="Arial"/>
+                <w:rFonts w:ascii="Verdana" w:hAnsi="Verdana"/>
                 <w:b w:val="0"/>
                 <w:sz w:val="16"/>
               </w:rPr>
@@ -1261,7 +1276,7 @@
             <w:r/>
             <w:r>
               <w:rPr>
-                <w:rFonts w:ascii="Arial" w:hAnsi="Arial"/>
+                <w:rFonts w:ascii="Verdana" w:hAnsi="Verdana"/>
                 <w:b w:val="0"/>
                 <w:sz w:val="16"/>
               </w:rPr>
@@ -1277,7 +1292,7 @@
             <w:r/>
             <w:r>
               <w:rPr>
-                <w:rFonts w:ascii="Arial" w:hAnsi="Arial"/>
+                <w:rFonts w:ascii="Verdana" w:hAnsi="Verdana"/>
                 <w:b w:val="0"/>
                 <w:sz w:val="16"/>
               </w:rPr>
@@ -1293,7 +1308,7 @@
             <w:r/>
             <w:r>
               <w:rPr>
-                <w:rFonts w:ascii="Arial" w:hAnsi="Arial"/>
+                <w:rFonts w:ascii="Verdana" w:hAnsi="Verdana"/>
                 <w:b w:val="0"/>
                 <w:sz w:val="16"/>
               </w:rPr>
@@ -1310,7 +1325,7 @@
             <w:r/>
             <w:r>
               <w:rPr>
-                <w:rFonts w:ascii="Arial" w:hAnsi="Arial"/>
+                <w:rFonts w:ascii="Verdana" w:hAnsi="Verdana"/>
                 <w:b w:val="0"/>
                 <w:sz w:val="16"/>
               </w:rPr>
@@ -1326,7 +1341,7 @@
             <w:r/>
             <w:r>
               <w:rPr>
-                <w:rFonts w:ascii="Arial" w:hAnsi="Arial"/>
+                <w:rFonts w:ascii="Verdana" w:hAnsi="Verdana"/>
                 <w:b w:val="0"/>
                 <w:sz w:val="16"/>
               </w:rPr>
@@ -1342,7 +1357,7 @@
             <w:r/>
             <w:r>
               <w:rPr>
-                <w:rFonts w:ascii="Arial" w:hAnsi="Arial"/>
+                <w:rFonts w:ascii="Verdana" w:hAnsi="Verdana"/>
                 <w:b w:val="0"/>
                 <w:sz w:val="16"/>
               </w:rPr>
@@ -1355,7 +1370,7 @@
     <w:p>
       <w:r>
         <w:rPr>
-          <w:rFonts w:ascii="Arial" w:hAnsi="Arial"/>
+          <w:rFonts w:ascii="Verdana" w:hAnsi="Verdana"/>
           <w:b/>
           <w:sz w:val="18"/>
         </w:rPr>
@@ -1368,6 +1383,20 @@
         <w:tblW w:type="auto" w:w="0"/>
         <w:jc w:val="center"/>
         <w:tblLook w:firstColumn="1" w:firstRow="1" w:lastColumn="0" w:lastRow="0" w:noHBand="0" w:noVBand="1" w:val="04A0"/>
+        <w:tblBorders>
+          <w:top w:val="single" w:sz="4" w:space="0" w:color="595959"/>
+          <w:left w:val="single" w:sz="4" w:space="0" w:color="595959"/>
+          <w:bottom w:val="single" w:sz="4" w:space="0" w:color="595959"/>
+          <w:right w:val="single" w:sz="4" w:space="0" w:color="595959"/>
+          <w:insideH w:val="single" w:sz="4" w:space="0" w:color="595959"/>
+          <w:insideV w:val="single" w:sz="4" w:space="0" w:color="595959"/>
+        </w:tblBorders>
+        <w:tblCellMar>
+          <w:top w:w="85" w:type="dxa"/>
+          <w:left w:w="85" w:type="dxa"/>
+          <w:bottom w:w="85" w:type="dxa"/>
+          <w:right w:w="85" w:type="dxa"/>
+        </w:tblCellMar>
       </w:tblPr>
       <w:tblGrid>
         <w:gridCol w:w="5046"/>
@@ -1377,61 +1406,52 @@
       <w:tr>
         <w:tc>
           <w:tcPr>
-            <w:tcW w:type="dxa" w:w="5046"/>
-            <w:shd w:val="clear" w:color="auto" w:fill="D9E2F3"/>
+            <w:tcW w:type="dxa" w:w="1134"/>
+            <w:shd w:val="clear" w:color="auto" w:fill="D9D9D9"/>
           </w:tcPr>
           <w:p>
-            <w:pPr>
-              <w:jc w:val="center"/>
-            </w:pPr>
             <w:r/>
             <w:r>
               <w:rPr>
-                <w:rFonts w:ascii="Arial" w:hAnsi="Arial"/>
-                <w:b/>
+                <w:rFonts w:ascii="Verdana" w:hAnsi="Verdana"/>
+                <w:b w:val="0"/>
                 <w:sz w:val="16"/>
               </w:rPr>
-              <w:t>Code Figure</w:t>
+              <w:t>КОДОВАЯ ЦИФРА</w:t>
             </w:r>
           </w:p>
         </w:tc>
         <w:tc>
           <w:tcPr>
             <w:tcW w:type="dxa" w:w="5046"/>
-            <w:shd w:val="clear" w:color="auto" w:fill="D9E2F3"/>
+            <w:shd w:val="clear" w:color="auto" w:fill="D9D9D9"/>
           </w:tcPr>
           <w:p>
-            <w:pPr>
-              <w:jc w:val="center"/>
-            </w:pPr>
             <w:r/>
             <w:r>
               <w:rPr>
-                <w:rFonts w:ascii="Arial" w:hAnsi="Arial"/>
-                <w:b/>
+                <w:rFonts w:ascii="Verdana" w:hAnsi="Verdana"/>
+                <w:b w:val="0"/>
                 <w:sz w:val="16"/>
               </w:rPr>
-              <w:t>Entry Name</w:t>
+              <w:t>ЗНАЧЕНИЕ</w:t>
             </w:r>
           </w:p>
         </w:tc>
         <w:tc>
           <w:tcPr>
             <w:tcW w:type="dxa" w:w="5046"/>
-            <w:shd w:val="clear" w:color="auto" w:fill="D9E2F3"/>
+            <w:shd w:val="clear" w:color="auto" w:fill="D9D9D9"/>
           </w:tcPr>
           <w:p>
-            <w:pPr>
-              <w:jc w:val="center"/>
-            </w:pPr>
             <w:r/>
             <w:r>
               <w:rPr>
-                <w:rFonts w:ascii="Arial" w:hAnsi="Arial"/>
-                <w:b/>
+                <w:rFonts w:ascii="Verdana" w:hAnsi="Verdana"/>
+                <w:b w:val="0"/>
                 <w:sz w:val="16"/>
               </w:rPr>
-              <w:t>Note</w:t>
+              <w:t>ПРИМЕЧАНИЕ</w:t>
             </w:r>
           </w:p>
         </w:tc>
@@ -1445,7 +1465,7 @@
             <w:r/>
             <w:r>
               <w:rPr>
-                <w:rFonts w:ascii="Arial" w:hAnsi="Arial"/>
+                <w:rFonts w:ascii="Verdana" w:hAnsi="Verdana"/>
                 <w:b w:val="0"/>
                 <w:sz w:val="16"/>
               </w:rPr>
@@ -1461,7 +1481,7 @@
             <w:r/>
             <w:r>
               <w:rPr>
-                <w:rFonts w:ascii="Arial" w:hAnsi="Arial"/>
+                <w:rFonts w:ascii="Verdana" w:hAnsi="Verdana"/>
                 <w:b w:val="0"/>
                 <w:sz w:val="16"/>
               </w:rPr>
@@ -1477,7 +1497,7 @@
             <w:r/>
             <w:r>
               <w:rPr>
-                <w:rFonts w:ascii="Arial" w:hAnsi="Arial"/>
+                <w:rFonts w:ascii="Verdana" w:hAnsi="Verdana"/>
                 <w:b w:val="0"/>
                 <w:sz w:val="16"/>
               </w:rPr>
@@ -1494,7 +1514,7 @@
             <w:r/>
             <w:r>
               <w:rPr>
-                <w:rFonts w:ascii="Arial" w:hAnsi="Arial"/>
+                <w:rFonts w:ascii="Verdana" w:hAnsi="Verdana"/>
                 <w:b w:val="0"/>
                 <w:sz w:val="16"/>
               </w:rPr>
@@ -1510,7 +1530,7 @@
             <w:r/>
             <w:r>
               <w:rPr>
-                <w:rFonts w:ascii="Arial" w:hAnsi="Arial"/>
+                <w:rFonts w:ascii="Verdana" w:hAnsi="Verdana"/>
                 <w:b w:val="0"/>
                 <w:sz w:val="16"/>
               </w:rPr>
@@ -1526,7 +1546,7 @@
             <w:r/>
             <w:r>
               <w:rPr>
-                <w:rFonts w:ascii="Arial" w:hAnsi="Arial"/>
+                <w:rFonts w:ascii="Verdana" w:hAnsi="Verdana"/>
                 <w:b w:val="0"/>
                 <w:sz w:val="16"/>
               </w:rPr>
@@ -1543,7 +1563,7 @@
             <w:r/>
             <w:r>
               <w:rPr>
-                <w:rFonts w:ascii="Arial" w:hAnsi="Arial"/>
+                <w:rFonts w:ascii="Verdana" w:hAnsi="Verdana"/>
                 <w:b w:val="0"/>
                 <w:sz w:val="16"/>
               </w:rPr>
@@ -1559,7 +1579,7 @@
             <w:r/>
             <w:r>
               <w:rPr>
-                <w:rFonts w:ascii="Arial" w:hAnsi="Arial"/>
+                <w:rFonts w:ascii="Verdana" w:hAnsi="Verdana"/>
                 <w:b w:val="0"/>
                 <w:sz w:val="16"/>
               </w:rPr>
@@ -1575,7 +1595,7 @@
             <w:r/>
             <w:r>
               <w:rPr>
-                <w:rFonts w:ascii="Arial" w:hAnsi="Arial"/>
+                <w:rFonts w:ascii="Verdana" w:hAnsi="Verdana"/>
                 <w:b w:val="0"/>
                 <w:sz w:val="16"/>
               </w:rPr>
@@ -1592,7 +1612,7 @@
             <w:r/>
             <w:r>
               <w:rPr>
-                <w:rFonts w:ascii="Arial" w:hAnsi="Arial"/>
+                <w:rFonts w:ascii="Verdana" w:hAnsi="Verdana"/>
                 <w:b w:val="0"/>
                 <w:sz w:val="16"/>
               </w:rPr>
@@ -1608,7 +1628,7 @@
             <w:r/>
             <w:r>
               <w:rPr>
-                <w:rFonts w:ascii="Arial" w:hAnsi="Arial"/>
+                <w:rFonts w:ascii="Verdana" w:hAnsi="Verdana"/>
                 <w:b w:val="0"/>
                 <w:sz w:val="16"/>
               </w:rPr>
@@ -1624,7 +1644,7 @@
             <w:r/>
             <w:r>
               <w:rPr>
-                <w:rFonts w:ascii="Arial" w:hAnsi="Arial"/>
+                <w:rFonts w:ascii="Verdana" w:hAnsi="Verdana"/>
                 <w:b w:val="0"/>
                 <w:sz w:val="16"/>
               </w:rPr>
@@ -1641,7 +1661,7 @@
             <w:r/>
             <w:r>
               <w:rPr>
-                <w:rFonts w:ascii="Arial" w:hAnsi="Arial"/>
+                <w:rFonts w:ascii="Verdana" w:hAnsi="Verdana"/>
                 <w:b w:val="0"/>
                 <w:sz w:val="16"/>
               </w:rPr>
@@ -1657,7 +1677,7 @@
             <w:r/>
             <w:r>
               <w:rPr>
-                <w:rFonts w:ascii="Arial" w:hAnsi="Arial"/>
+                <w:rFonts w:ascii="Verdana" w:hAnsi="Verdana"/>
                 <w:b w:val="0"/>
                 <w:sz w:val="16"/>
               </w:rPr>
@@ -1673,7 +1693,7 @@
             <w:r/>
             <w:r>
               <w:rPr>
-                <w:rFonts w:ascii="Arial" w:hAnsi="Arial"/>
+                <w:rFonts w:ascii="Verdana" w:hAnsi="Verdana"/>
                 <w:b w:val="0"/>
                 <w:sz w:val="16"/>
               </w:rPr>
@@ -1690,7 +1710,7 @@
             <w:r/>
             <w:r>
               <w:rPr>
-                <w:rFonts w:ascii="Arial" w:hAnsi="Arial"/>
+                <w:rFonts w:ascii="Verdana" w:hAnsi="Verdana"/>
                 <w:b w:val="0"/>
                 <w:sz w:val="16"/>
               </w:rPr>
@@ -1706,7 +1726,7 @@
             <w:r/>
             <w:r>
               <w:rPr>
-                <w:rFonts w:ascii="Arial" w:hAnsi="Arial"/>
+                <w:rFonts w:ascii="Verdana" w:hAnsi="Verdana"/>
                 <w:b w:val="0"/>
                 <w:sz w:val="16"/>
               </w:rPr>
@@ -1722,7 +1742,7 @@
             <w:r/>
             <w:r>
               <w:rPr>
-                <w:rFonts w:ascii="Arial" w:hAnsi="Arial"/>
+                <w:rFonts w:ascii="Verdana" w:hAnsi="Verdana"/>
                 <w:b w:val="0"/>
                 <w:sz w:val="16"/>
               </w:rPr>
@@ -1739,7 +1759,7 @@
             <w:r/>
             <w:r>
               <w:rPr>
-                <w:rFonts w:ascii="Arial" w:hAnsi="Arial"/>
+                <w:rFonts w:ascii="Verdana" w:hAnsi="Verdana"/>
                 <w:b w:val="0"/>
                 <w:sz w:val="16"/>
               </w:rPr>
@@ -1755,7 +1775,7 @@
             <w:r/>
             <w:r>
               <w:rPr>
-                <w:rFonts w:ascii="Arial" w:hAnsi="Arial"/>
+                <w:rFonts w:ascii="Verdana" w:hAnsi="Verdana"/>
                 <w:b w:val="0"/>
                 <w:sz w:val="16"/>
               </w:rPr>
@@ -1771,7 +1791,7 @@
             <w:r/>
             <w:r>
               <w:rPr>
-                <w:rFonts w:ascii="Arial" w:hAnsi="Arial"/>
+                <w:rFonts w:ascii="Verdana" w:hAnsi="Verdana"/>
                 <w:b w:val="0"/>
                 <w:sz w:val="16"/>
               </w:rPr>
@@ -1788,7 +1808,7 @@
             <w:r/>
             <w:r>
               <w:rPr>
-                <w:rFonts w:ascii="Arial" w:hAnsi="Arial"/>
+                <w:rFonts w:ascii="Verdana" w:hAnsi="Verdana"/>
                 <w:b w:val="0"/>
                 <w:sz w:val="16"/>
               </w:rPr>
@@ -1804,7 +1824,7 @@
             <w:r/>
             <w:r>
               <w:rPr>
-                <w:rFonts w:ascii="Arial" w:hAnsi="Arial"/>
+                <w:rFonts w:ascii="Verdana" w:hAnsi="Verdana"/>
                 <w:b w:val="0"/>
                 <w:sz w:val="16"/>
               </w:rPr>
@@ -1820,7 +1840,7 @@
             <w:r/>
             <w:r>
               <w:rPr>
-                <w:rFonts w:ascii="Arial" w:hAnsi="Arial"/>
+                <w:rFonts w:ascii="Verdana" w:hAnsi="Verdana"/>
                 <w:b w:val="0"/>
                 <w:sz w:val="16"/>
               </w:rPr>
@@ -1837,7 +1857,7 @@
             <w:r/>
             <w:r>
               <w:rPr>
-                <w:rFonts w:ascii="Arial" w:hAnsi="Arial"/>
+                <w:rFonts w:ascii="Verdana" w:hAnsi="Verdana"/>
                 <w:b w:val="0"/>
                 <w:sz w:val="16"/>
               </w:rPr>
@@ -1853,7 +1873,7 @@
             <w:r/>
             <w:r>
               <w:rPr>
-                <w:rFonts w:ascii="Arial" w:hAnsi="Arial"/>
+                <w:rFonts w:ascii="Verdana" w:hAnsi="Verdana"/>
                 <w:b w:val="0"/>
                 <w:sz w:val="16"/>
               </w:rPr>
@@ -1869,7 +1889,7 @@
             <w:r/>
             <w:r>
               <w:rPr>
-                <w:rFonts w:ascii="Arial" w:hAnsi="Arial"/>
+                <w:rFonts w:ascii="Verdana" w:hAnsi="Verdana"/>
                 <w:b w:val="0"/>
                 <w:sz w:val="16"/>
               </w:rPr>
@@ -1886,7 +1906,7 @@
             <w:r/>
             <w:r>
               <w:rPr>
-                <w:rFonts w:ascii="Arial" w:hAnsi="Arial"/>
+                <w:rFonts w:ascii="Verdana" w:hAnsi="Verdana"/>
                 <w:b w:val="0"/>
                 <w:sz w:val="16"/>
               </w:rPr>
@@ -1902,7 +1922,7 @@
             <w:r/>
             <w:r>
               <w:rPr>
-                <w:rFonts w:ascii="Arial" w:hAnsi="Arial"/>
+                <w:rFonts w:ascii="Verdana" w:hAnsi="Verdana"/>
                 <w:b w:val="0"/>
                 <w:sz w:val="16"/>
               </w:rPr>
@@ -1918,7 +1938,7 @@
             <w:r/>
             <w:r>
               <w:rPr>
-                <w:rFonts w:ascii="Arial" w:hAnsi="Arial"/>
+                <w:rFonts w:ascii="Verdana" w:hAnsi="Verdana"/>
                 <w:b w:val="0"/>
                 <w:sz w:val="16"/>
               </w:rPr>
@@ -1935,7 +1955,7 @@
             <w:r/>
             <w:r>
               <w:rPr>
-                <w:rFonts w:ascii="Arial" w:hAnsi="Arial"/>
+                <w:rFonts w:ascii="Verdana" w:hAnsi="Verdana"/>
                 <w:b w:val="0"/>
                 <w:sz w:val="16"/>
               </w:rPr>
@@ -1951,7 +1971,7 @@
             <w:r/>
             <w:r>
               <w:rPr>
-                <w:rFonts w:ascii="Arial" w:hAnsi="Arial"/>
+                <w:rFonts w:ascii="Verdana" w:hAnsi="Verdana"/>
                 <w:b w:val="0"/>
                 <w:sz w:val="16"/>
               </w:rPr>
@@ -1967,7 +1987,7 @@
             <w:r/>
             <w:r>
               <w:rPr>
-                <w:rFonts w:ascii="Arial" w:hAnsi="Arial"/>
+                <w:rFonts w:ascii="Verdana" w:hAnsi="Verdana"/>
                 <w:b w:val="0"/>
                 <w:sz w:val="16"/>
               </w:rPr>
@@ -1980,7 +2000,7 @@
     <w:p>
       <w:r>
         <w:rPr>
-          <w:rFonts w:ascii="Arial" w:hAnsi="Arial"/>
+          <w:rFonts w:ascii="Verdana" w:hAnsi="Verdana"/>
           <w:b/>
           <w:sz w:val="18"/>
         </w:rPr>
@@ -1993,6 +2013,20 @@
         <w:tblW w:type="auto" w:w="0"/>
         <w:jc w:val="center"/>
         <w:tblLook w:firstColumn="1" w:firstRow="1" w:lastColumn="0" w:lastRow="0" w:noHBand="0" w:noVBand="1" w:val="04A0"/>
+        <w:tblBorders>
+          <w:top w:val="single" w:sz="4" w:space="0" w:color="595959"/>
+          <w:left w:val="single" w:sz="4" w:space="0" w:color="595959"/>
+          <w:bottom w:val="single" w:sz="4" w:space="0" w:color="595959"/>
+          <w:right w:val="single" w:sz="4" w:space="0" w:color="595959"/>
+          <w:insideH w:val="single" w:sz="4" w:space="0" w:color="595959"/>
+          <w:insideV w:val="single" w:sz="4" w:space="0" w:color="595959"/>
+        </w:tblBorders>
+        <w:tblCellMar>
+          <w:top w:w="85" w:type="dxa"/>
+          <w:left w:w="85" w:type="dxa"/>
+          <w:bottom w:w="85" w:type="dxa"/>
+          <w:right w:w="85" w:type="dxa"/>
+        </w:tblCellMar>
       </w:tblPr>
       <w:tblGrid>
         <w:gridCol w:w="5046"/>
@@ -2002,61 +2036,52 @@
       <w:tr>
         <w:tc>
           <w:tcPr>
-            <w:tcW w:type="dxa" w:w="5046"/>
-            <w:shd w:val="clear" w:color="auto" w:fill="D9E2F3"/>
+            <w:tcW w:type="dxa" w:w="1134"/>
+            <w:shd w:val="clear" w:color="auto" w:fill="D9D9D9"/>
           </w:tcPr>
           <w:p>
-            <w:pPr>
-              <w:jc w:val="center"/>
-            </w:pPr>
             <w:r/>
             <w:r>
               <w:rPr>
-                <w:rFonts w:ascii="Arial" w:hAnsi="Arial"/>
-                <w:b/>
+                <w:rFonts w:ascii="Verdana" w:hAnsi="Verdana"/>
+                <w:b w:val="0"/>
                 <w:sz w:val="16"/>
               </w:rPr>
-              <w:t>Code Figure</w:t>
+              <w:t>КОДОВАЯ ЦИФРА</w:t>
             </w:r>
           </w:p>
         </w:tc>
         <w:tc>
           <w:tcPr>
             <w:tcW w:type="dxa" w:w="5046"/>
-            <w:shd w:val="clear" w:color="auto" w:fill="D9E2F3"/>
+            <w:shd w:val="clear" w:color="auto" w:fill="D9D9D9"/>
           </w:tcPr>
           <w:p>
-            <w:pPr>
-              <w:jc w:val="center"/>
-            </w:pPr>
             <w:r/>
             <w:r>
               <w:rPr>
-                <w:rFonts w:ascii="Arial" w:hAnsi="Arial"/>
-                <w:b/>
+                <w:rFonts w:ascii="Verdana" w:hAnsi="Verdana"/>
+                <w:b w:val="0"/>
                 <w:sz w:val="16"/>
               </w:rPr>
-              <w:t>Entry Name</w:t>
+              <w:t>ЗНАЧЕНИЕ</w:t>
             </w:r>
           </w:p>
         </w:tc>
         <w:tc>
           <w:tcPr>
             <w:tcW w:type="dxa" w:w="5046"/>
-            <w:shd w:val="clear" w:color="auto" w:fill="D9E2F3"/>
+            <w:shd w:val="clear" w:color="auto" w:fill="D9D9D9"/>
           </w:tcPr>
           <w:p>
-            <w:pPr>
-              <w:jc w:val="center"/>
-            </w:pPr>
             <w:r/>
             <w:r>
               <w:rPr>
-                <w:rFonts w:ascii="Arial" w:hAnsi="Arial"/>
-                <w:b/>
+                <w:rFonts w:ascii="Verdana" w:hAnsi="Verdana"/>
+                <w:b w:val="0"/>
                 <w:sz w:val="16"/>
               </w:rPr>
-              <w:t>Note</w:t>
+              <w:t>ПРИМЕЧАНИЕ</w:t>
             </w:r>
           </w:p>
         </w:tc>
@@ -2070,7 +2095,7 @@
             <w:r/>
             <w:r>
               <w:rPr>
-                <w:rFonts w:ascii="Arial" w:hAnsi="Arial"/>
+                <w:rFonts w:ascii="Verdana" w:hAnsi="Verdana"/>
                 <w:b w:val="0"/>
                 <w:sz w:val="16"/>
               </w:rPr>
@@ -2086,7 +2111,7 @@
             <w:r/>
             <w:r>
               <w:rPr>
-                <w:rFonts w:ascii="Arial" w:hAnsi="Arial"/>
+                <w:rFonts w:ascii="Verdana" w:hAnsi="Verdana"/>
                 <w:b w:val="0"/>
                 <w:sz w:val="16"/>
               </w:rPr>
@@ -2102,7 +2127,7 @@
             <w:r/>
             <w:r>
               <w:rPr>
-                <w:rFonts w:ascii="Arial" w:hAnsi="Arial"/>
+                <w:rFonts w:ascii="Verdana" w:hAnsi="Verdana"/>
                 <w:b w:val="0"/>
                 <w:sz w:val="16"/>
               </w:rPr>
@@ -2119,7 +2144,7 @@
             <w:r/>
             <w:r>
               <w:rPr>
-                <w:rFonts w:ascii="Arial" w:hAnsi="Arial"/>
+                <w:rFonts w:ascii="Verdana" w:hAnsi="Verdana"/>
                 <w:b w:val="0"/>
                 <w:sz w:val="16"/>
               </w:rPr>
@@ -2135,7 +2160,7 @@
             <w:r/>
             <w:r>
               <w:rPr>
-                <w:rFonts w:ascii="Arial" w:hAnsi="Arial"/>
+                <w:rFonts w:ascii="Verdana" w:hAnsi="Verdana"/>
                 <w:b w:val="0"/>
                 <w:sz w:val="16"/>
               </w:rPr>
@@ -2151,7 +2176,7 @@
             <w:r/>
             <w:r>
               <w:rPr>
-                <w:rFonts w:ascii="Arial" w:hAnsi="Arial"/>
+                <w:rFonts w:ascii="Verdana" w:hAnsi="Verdana"/>
                 <w:b w:val="0"/>
                 <w:sz w:val="16"/>
               </w:rPr>
@@ -2168,7 +2193,7 @@
             <w:r/>
             <w:r>
               <w:rPr>
-                <w:rFonts w:ascii="Arial" w:hAnsi="Arial"/>
+                <w:rFonts w:ascii="Verdana" w:hAnsi="Verdana"/>
                 <w:b w:val="0"/>
                 <w:sz w:val="16"/>
               </w:rPr>
@@ -2184,7 +2209,7 @@
             <w:r/>
             <w:r>
               <w:rPr>
-                <w:rFonts w:ascii="Arial" w:hAnsi="Arial"/>
+                <w:rFonts w:ascii="Verdana" w:hAnsi="Verdana"/>
                 <w:b w:val="0"/>
                 <w:sz w:val="16"/>
               </w:rPr>
@@ -2200,7 +2225,7 @@
             <w:r/>
             <w:r>
               <w:rPr>
-                <w:rFonts w:ascii="Arial" w:hAnsi="Arial"/>
+                <w:rFonts w:ascii="Verdana" w:hAnsi="Verdana"/>
                 <w:b w:val="0"/>
                 <w:sz w:val="16"/>
               </w:rPr>
@@ -2217,7 +2242,7 @@
             <w:r/>
             <w:r>
               <w:rPr>
-                <w:rFonts w:ascii="Arial" w:hAnsi="Arial"/>
+                <w:rFonts w:ascii="Verdana" w:hAnsi="Verdana"/>
                 <w:b w:val="0"/>
                 <w:sz w:val="16"/>
               </w:rPr>
@@ -2233,7 +2258,7 @@
             <w:r/>
             <w:r>
               <w:rPr>
-                <w:rFonts w:ascii="Arial" w:hAnsi="Arial"/>
+                <w:rFonts w:ascii="Verdana" w:hAnsi="Verdana"/>
                 <w:b w:val="0"/>
                 <w:sz w:val="16"/>
               </w:rPr>
@@ -2249,7 +2274,7 @@
             <w:r/>
             <w:r>
               <w:rPr>
-                <w:rFonts w:ascii="Arial" w:hAnsi="Arial"/>
+                <w:rFonts w:ascii="Verdana" w:hAnsi="Verdana"/>
                 <w:b w:val="0"/>
                 <w:sz w:val="16"/>
               </w:rPr>
@@ -2266,7 +2291,7 @@
             <w:r/>
             <w:r>
               <w:rPr>
-                <w:rFonts w:ascii="Arial" w:hAnsi="Arial"/>
+                <w:rFonts w:ascii="Verdana" w:hAnsi="Verdana"/>
                 <w:b w:val="0"/>
                 <w:sz w:val="16"/>
               </w:rPr>
@@ -2282,7 +2307,7 @@
             <w:r/>
             <w:r>
               <w:rPr>
-                <w:rFonts w:ascii="Arial" w:hAnsi="Arial"/>
+                <w:rFonts w:ascii="Verdana" w:hAnsi="Verdana"/>
                 <w:b w:val="0"/>
                 <w:sz w:val="16"/>
               </w:rPr>
@@ -2298,7 +2323,7 @@
             <w:r/>
             <w:r>
               <w:rPr>
-                <w:rFonts w:ascii="Arial" w:hAnsi="Arial"/>
+                <w:rFonts w:ascii="Verdana" w:hAnsi="Verdana"/>
                 <w:b w:val="0"/>
                 <w:sz w:val="16"/>
               </w:rPr>
@@ -2315,7 +2340,7 @@
             <w:r/>
             <w:r>
               <w:rPr>
-                <w:rFonts w:ascii="Arial" w:hAnsi="Arial"/>
+                <w:rFonts w:ascii="Verdana" w:hAnsi="Verdana"/>
                 <w:b w:val="0"/>
                 <w:sz w:val="16"/>
               </w:rPr>
@@ -2331,7 +2356,7 @@
             <w:r/>
             <w:r>
               <w:rPr>
-                <w:rFonts w:ascii="Arial" w:hAnsi="Arial"/>
+                <w:rFonts w:ascii="Verdana" w:hAnsi="Verdana"/>
                 <w:b w:val="0"/>
                 <w:sz w:val="16"/>
               </w:rPr>
@@ -2347,7 +2372,7 @@
             <w:r/>
             <w:r>
               <w:rPr>
-                <w:rFonts w:ascii="Arial" w:hAnsi="Arial"/>
+                <w:rFonts w:ascii="Verdana" w:hAnsi="Verdana"/>
                 <w:b w:val="0"/>
                 <w:sz w:val="16"/>
               </w:rPr>
@@ -2364,7 +2389,7 @@
             <w:r/>
             <w:r>
               <w:rPr>
-                <w:rFonts w:ascii="Arial" w:hAnsi="Arial"/>
+                <w:rFonts w:ascii="Verdana" w:hAnsi="Verdana"/>
                 <w:b w:val="0"/>
                 <w:sz w:val="16"/>
               </w:rPr>
@@ -2380,7 +2405,7 @@
             <w:r/>
             <w:r>
               <w:rPr>
-                <w:rFonts w:ascii="Arial" w:hAnsi="Arial"/>
+                <w:rFonts w:ascii="Verdana" w:hAnsi="Verdana"/>
                 <w:b w:val="0"/>
                 <w:sz w:val="16"/>
               </w:rPr>
@@ -2396,7 +2421,7 @@
             <w:r/>
             <w:r>
               <w:rPr>
-                <w:rFonts w:ascii="Arial" w:hAnsi="Arial"/>
+                <w:rFonts w:ascii="Verdana" w:hAnsi="Verdana"/>
                 <w:b w:val="0"/>
                 <w:sz w:val="16"/>
               </w:rPr>
@@ -2413,7 +2438,7 @@
             <w:r/>
             <w:r>
               <w:rPr>
-                <w:rFonts w:ascii="Arial" w:hAnsi="Arial"/>
+                <w:rFonts w:ascii="Verdana" w:hAnsi="Verdana"/>
                 <w:b w:val="0"/>
                 <w:sz w:val="16"/>
               </w:rPr>
@@ -2429,7 +2454,7 @@
             <w:r/>
             <w:r>
               <w:rPr>
-                <w:rFonts w:ascii="Arial" w:hAnsi="Arial"/>
+                <w:rFonts w:ascii="Verdana" w:hAnsi="Verdana"/>
                 <w:b w:val="0"/>
                 <w:sz w:val="16"/>
               </w:rPr>
@@ -2445,7 +2470,7 @@
             <w:r/>
             <w:r>
               <w:rPr>
-                <w:rFonts w:ascii="Arial" w:hAnsi="Arial"/>
+                <w:rFonts w:ascii="Verdana" w:hAnsi="Verdana"/>
                 <w:b w:val="0"/>
                 <w:sz w:val="16"/>
               </w:rPr>
@@ -2462,7 +2487,7 @@
             <w:r/>
             <w:r>
               <w:rPr>
-                <w:rFonts w:ascii="Arial" w:hAnsi="Arial"/>
+                <w:rFonts w:ascii="Verdana" w:hAnsi="Verdana"/>
                 <w:b w:val="0"/>
                 <w:sz w:val="16"/>
               </w:rPr>
@@ -2478,7 +2503,7 @@
             <w:r/>
             <w:r>
               <w:rPr>
-                <w:rFonts w:ascii="Arial" w:hAnsi="Arial"/>
+                <w:rFonts w:ascii="Verdana" w:hAnsi="Verdana"/>
                 <w:b w:val="0"/>
                 <w:sz w:val="16"/>
               </w:rPr>
@@ -2494,7 +2519,7 @@
             <w:r/>
             <w:r>
               <w:rPr>
-                <w:rFonts w:ascii="Arial" w:hAnsi="Arial"/>
+                <w:rFonts w:ascii="Verdana" w:hAnsi="Verdana"/>
                 <w:b w:val="0"/>
                 <w:sz w:val="16"/>
               </w:rPr>
@@ -2507,7 +2532,7 @@
     <w:p>
       <w:r>
         <w:rPr>
-          <w:rFonts w:ascii="Arial" w:hAnsi="Arial"/>
+          <w:rFonts w:ascii="Verdana" w:hAnsi="Verdana"/>
           <w:b/>
           <w:sz w:val="18"/>
         </w:rPr>
@@ -2520,6 +2545,20 @@
         <w:tblW w:type="auto" w:w="0"/>
         <w:jc w:val="center"/>
         <w:tblLook w:firstColumn="1" w:firstRow="1" w:lastColumn="0" w:lastRow="0" w:noHBand="0" w:noVBand="1" w:val="04A0"/>
+        <w:tblBorders>
+          <w:top w:val="single" w:sz="4" w:space="0" w:color="595959"/>
+          <w:left w:val="single" w:sz="4" w:space="0" w:color="595959"/>
+          <w:bottom w:val="single" w:sz="4" w:space="0" w:color="595959"/>
+          <w:right w:val="single" w:sz="4" w:space="0" w:color="595959"/>
+          <w:insideH w:val="single" w:sz="4" w:space="0" w:color="595959"/>
+          <w:insideV w:val="single" w:sz="4" w:space="0" w:color="595959"/>
+        </w:tblBorders>
+        <w:tblCellMar>
+          <w:top w:w="85" w:type="dxa"/>
+          <w:left w:w="85" w:type="dxa"/>
+          <w:bottom w:w="85" w:type="dxa"/>
+          <w:right w:w="85" w:type="dxa"/>
+        </w:tblCellMar>
       </w:tblPr>
       <w:tblGrid>
         <w:gridCol w:w="5046"/>
@@ -2529,61 +2568,52 @@
       <w:tr>
         <w:tc>
           <w:tcPr>
-            <w:tcW w:type="dxa" w:w="5046"/>
-            <w:shd w:val="clear" w:color="auto" w:fill="D9E2F3"/>
+            <w:tcW w:type="dxa" w:w="1134"/>
+            <w:shd w:val="clear" w:color="auto" w:fill="D9D9D9"/>
           </w:tcPr>
           <w:p>
-            <w:pPr>
-              <w:jc w:val="center"/>
-            </w:pPr>
             <w:r/>
             <w:r>
               <w:rPr>
-                <w:rFonts w:ascii="Arial" w:hAnsi="Arial"/>
-                <w:b/>
+                <w:rFonts w:ascii="Verdana" w:hAnsi="Verdana"/>
+                <w:b w:val="0"/>
                 <w:sz w:val="16"/>
               </w:rPr>
-              <w:t>Code Figure</w:t>
+              <w:t>КОДОВАЯ ЦИФРА</w:t>
             </w:r>
           </w:p>
         </w:tc>
         <w:tc>
           <w:tcPr>
             <w:tcW w:type="dxa" w:w="5046"/>
-            <w:shd w:val="clear" w:color="auto" w:fill="D9E2F3"/>
+            <w:shd w:val="clear" w:color="auto" w:fill="D9D9D9"/>
           </w:tcPr>
           <w:p>
-            <w:pPr>
-              <w:jc w:val="center"/>
-            </w:pPr>
             <w:r/>
             <w:r>
               <w:rPr>
-                <w:rFonts w:ascii="Arial" w:hAnsi="Arial"/>
-                <w:b/>
+                <w:rFonts w:ascii="Verdana" w:hAnsi="Verdana"/>
+                <w:b w:val="0"/>
                 <w:sz w:val="16"/>
               </w:rPr>
-              <w:t>Entry Name</w:t>
+              <w:t>ЗНАЧЕНИЕ</w:t>
             </w:r>
           </w:p>
         </w:tc>
         <w:tc>
           <w:tcPr>
             <w:tcW w:type="dxa" w:w="5046"/>
-            <w:shd w:val="clear" w:color="auto" w:fill="D9E2F3"/>
+            <w:shd w:val="clear" w:color="auto" w:fill="D9D9D9"/>
           </w:tcPr>
           <w:p>
-            <w:pPr>
-              <w:jc w:val="center"/>
-            </w:pPr>
             <w:r/>
             <w:r>
               <w:rPr>
-                <w:rFonts w:ascii="Arial" w:hAnsi="Arial"/>
-                <w:b/>
+                <w:rFonts w:ascii="Verdana" w:hAnsi="Verdana"/>
+                <w:b w:val="0"/>
                 <w:sz w:val="16"/>
               </w:rPr>
-              <w:t>Note</w:t>
+              <w:t>ПРИМЕЧАНИЕ</w:t>
             </w:r>
           </w:p>
         </w:tc>
@@ -2597,7 +2627,7 @@
             <w:r/>
             <w:r>
               <w:rPr>
-                <w:rFonts w:ascii="Arial" w:hAnsi="Arial"/>
+                <w:rFonts w:ascii="Verdana" w:hAnsi="Verdana"/>
                 <w:b w:val="0"/>
                 <w:sz w:val="16"/>
               </w:rPr>
@@ -2613,7 +2643,7 @@
             <w:r/>
             <w:r>
               <w:rPr>
-                <w:rFonts w:ascii="Arial" w:hAnsi="Arial"/>
+                <w:rFonts w:ascii="Verdana" w:hAnsi="Verdana"/>
                 <w:b w:val="0"/>
                 <w:sz w:val="16"/>
               </w:rPr>
@@ -2629,7 +2659,7 @@
             <w:r/>
             <w:r>
               <w:rPr>
-                <w:rFonts w:ascii="Arial" w:hAnsi="Arial"/>
+                <w:rFonts w:ascii="Verdana" w:hAnsi="Verdana"/>
                 <w:b w:val="0"/>
                 <w:sz w:val="16"/>
               </w:rPr>
@@ -2646,7 +2676,7 @@
             <w:r/>
             <w:r>
               <w:rPr>
-                <w:rFonts w:ascii="Arial" w:hAnsi="Arial"/>
+                <w:rFonts w:ascii="Verdana" w:hAnsi="Verdana"/>
                 <w:b w:val="0"/>
                 <w:sz w:val="16"/>
               </w:rPr>
@@ -2662,7 +2692,7 @@
             <w:r/>
             <w:r>
               <w:rPr>
-                <w:rFonts w:ascii="Arial" w:hAnsi="Arial"/>
+                <w:rFonts w:ascii="Verdana" w:hAnsi="Verdana"/>
                 <w:b w:val="0"/>
                 <w:sz w:val="16"/>
               </w:rPr>
@@ -2678,7 +2708,7 @@
             <w:r/>
             <w:r>
               <w:rPr>
-                <w:rFonts w:ascii="Arial" w:hAnsi="Arial"/>
+                <w:rFonts w:ascii="Verdana" w:hAnsi="Verdana"/>
                 <w:b w:val="0"/>
                 <w:sz w:val="16"/>
               </w:rPr>
@@ -2695,7 +2725,7 @@
             <w:r/>
             <w:r>
               <w:rPr>
-                <w:rFonts w:ascii="Arial" w:hAnsi="Arial"/>
+                <w:rFonts w:ascii="Verdana" w:hAnsi="Verdana"/>
                 <w:b w:val="0"/>
                 <w:sz w:val="16"/>
               </w:rPr>
@@ -2711,7 +2741,7 @@
             <w:r/>
             <w:r>
               <w:rPr>
-                <w:rFonts w:ascii="Arial" w:hAnsi="Arial"/>
+                <w:rFonts w:ascii="Verdana" w:hAnsi="Verdana"/>
                 <w:b w:val="0"/>
                 <w:sz w:val="16"/>
               </w:rPr>
@@ -2727,7 +2757,7 @@
             <w:r/>
             <w:r>
               <w:rPr>
-                <w:rFonts w:ascii="Arial" w:hAnsi="Arial"/>
+                <w:rFonts w:ascii="Verdana" w:hAnsi="Verdana"/>
                 <w:b w:val="0"/>
                 <w:sz w:val="16"/>
               </w:rPr>
@@ -2744,7 +2774,7 @@
             <w:r/>
             <w:r>
               <w:rPr>
-                <w:rFonts w:ascii="Arial" w:hAnsi="Arial"/>
+                <w:rFonts w:ascii="Verdana" w:hAnsi="Verdana"/>
                 <w:b w:val="0"/>
                 <w:sz w:val="16"/>
               </w:rPr>
@@ -2760,7 +2790,7 @@
             <w:r/>
             <w:r>
               <w:rPr>
-                <w:rFonts w:ascii="Arial" w:hAnsi="Arial"/>
+                <w:rFonts w:ascii="Verdana" w:hAnsi="Verdana"/>
                 <w:b w:val="0"/>
                 <w:sz w:val="16"/>
               </w:rPr>
@@ -2776,7 +2806,7 @@
             <w:r/>
             <w:r>
               <w:rPr>
-                <w:rFonts w:ascii="Arial" w:hAnsi="Arial"/>
+                <w:rFonts w:ascii="Verdana" w:hAnsi="Verdana"/>
                 <w:b w:val="0"/>
                 <w:sz w:val="16"/>
               </w:rPr>
@@ -2793,7 +2823,7 @@
             <w:r/>
             <w:r>
               <w:rPr>
-                <w:rFonts w:ascii="Arial" w:hAnsi="Arial"/>
+                <w:rFonts w:ascii="Verdana" w:hAnsi="Verdana"/>
                 <w:b w:val="0"/>
                 <w:sz w:val="16"/>
               </w:rPr>
@@ -2809,7 +2839,7 @@
             <w:r/>
             <w:r>
               <w:rPr>
-                <w:rFonts w:ascii="Arial" w:hAnsi="Arial"/>
+                <w:rFonts w:ascii="Verdana" w:hAnsi="Verdana"/>
                 <w:b w:val="0"/>
                 <w:sz w:val="16"/>
               </w:rPr>
@@ -2825,7 +2855,7 @@
             <w:r/>
             <w:r>
               <w:rPr>
-                <w:rFonts w:ascii="Arial" w:hAnsi="Arial"/>
+                <w:rFonts w:ascii="Verdana" w:hAnsi="Verdana"/>
                 <w:b w:val="0"/>
                 <w:sz w:val="16"/>
               </w:rPr>
@@ -2842,7 +2872,7 @@
             <w:r/>
             <w:r>
               <w:rPr>
-                <w:rFonts w:ascii="Arial" w:hAnsi="Arial"/>
+                <w:rFonts w:ascii="Verdana" w:hAnsi="Verdana"/>
                 <w:b w:val="0"/>
                 <w:sz w:val="16"/>
               </w:rPr>
@@ -2858,7 +2888,7 @@
             <w:r/>
             <w:r>
               <w:rPr>
-                <w:rFonts w:ascii="Arial" w:hAnsi="Arial"/>
+                <w:rFonts w:ascii="Verdana" w:hAnsi="Verdana"/>
                 <w:b w:val="0"/>
                 <w:sz w:val="16"/>
               </w:rPr>
@@ -2874,7 +2904,7 @@
             <w:r/>
             <w:r>
               <w:rPr>
-                <w:rFonts w:ascii="Arial" w:hAnsi="Arial"/>
+                <w:rFonts w:ascii="Verdana" w:hAnsi="Verdana"/>
                 <w:b w:val="0"/>
                 <w:sz w:val="16"/>
               </w:rPr>
@@ -2891,7 +2921,7 @@
             <w:r/>
             <w:r>
               <w:rPr>
-                <w:rFonts w:ascii="Arial" w:hAnsi="Arial"/>
+                <w:rFonts w:ascii="Verdana" w:hAnsi="Verdana"/>
                 <w:b w:val="0"/>
                 <w:sz w:val="16"/>
               </w:rPr>
@@ -2907,7 +2937,7 @@
             <w:r/>
             <w:r>
               <w:rPr>
-                <w:rFonts w:ascii="Arial" w:hAnsi="Arial"/>
+                <w:rFonts w:ascii="Verdana" w:hAnsi="Verdana"/>
                 <w:b w:val="0"/>
                 <w:sz w:val="16"/>
               </w:rPr>
@@ -2923,7 +2953,7 @@
             <w:r/>
             <w:r>
               <w:rPr>
-                <w:rFonts w:ascii="Arial" w:hAnsi="Arial"/>
+                <w:rFonts w:ascii="Verdana" w:hAnsi="Verdana"/>
                 <w:b w:val="0"/>
                 <w:sz w:val="16"/>
               </w:rPr>
@@ -2940,7 +2970,7 @@
             <w:r/>
             <w:r>
               <w:rPr>
-                <w:rFonts w:ascii="Arial" w:hAnsi="Arial"/>
+                <w:rFonts w:ascii="Verdana" w:hAnsi="Verdana"/>
                 <w:b w:val="0"/>
                 <w:sz w:val="16"/>
               </w:rPr>
@@ -2956,7 +2986,7 @@
             <w:r/>
             <w:r>
               <w:rPr>
-                <w:rFonts w:ascii="Arial" w:hAnsi="Arial"/>
+                <w:rFonts w:ascii="Verdana" w:hAnsi="Verdana"/>
                 <w:b w:val="0"/>
                 <w:sz w:val="16"/>
               </w:rPr>
@@ -2972,7 +3002,7 @@
             <w:r/>
             <w:r>
               <w:rPr>
-                <w:rFonts w:ascii="Arial" w:hAnsi="Arial"/>
+                <w:rFonts w:ascii="Verdana" w:hAnsi="Verdana"/>
                 <w:b w:val="0"/>
                 <w:sz w:val="16"/>
               </w:rPr>
@@ -2989,7 +3019,7 @@
             <w:r/>
             <w:r>
               <w:rPr>
-                <w:rFonts w:ascii="Arial" w:hAnsi="Arial"/>
+                <w:rFonts w:ascii="Verdana" w:hAnsi="Verdana"/>
                 <w:b w:val="0"/>
                 <w:sz w:val="16"/>
               </w:rPr>
@@ -3005,7 +3035,7 @@
             <w:r/>
             <w:r>
               <w:rPr>
-                <w:rFonts w:ascii="Arial" w:hAnsi="Arial"/>
+                <w:rFonts w:ascii="Verdana" w:hAnsi="Verdana"/>
                 <w:b w:val="0"/>
                 <w:sz w:val="16"/>
               </w:rPr>
@@ -3021,7 +3051,7 @@
             <w:r/>
             <w:r>
               <w:rPr>
-                <w:rFonts w:ascii="Arial" w:hAnsi="Arial"/>
+                <w:rFonts w:ascii="Verdana" w:hAnsi="Verdana"/>
                 <w:b w:val="0"/>
                 <w:sz w:val="16"/>
               </w:rPr>
@@ -3038,7 +3068,7 @@
             <w:r/>
             <w:r>
               <w:rPr>
-                <w:rFonts w:ascii="Arial" w:hAnsi="Arial"/>
+                <w:rFonts w:ascii="Verdana" w:hAnsi="Verdana"/>
                 <w:b w:val="0"/>
                 <w:sz w:val="16"/>
               </w:rPr>
@@ -3054,7 +3084,7 @@
             <w:r/>
             <w:r>
               <w:rPr>
-                <w:rFonts w:ascii="Arial" w:hAnsi="Arial"/>
+                <w:rFonts w:ascii="Verdana" w:hAnsi="Verdana"/>
                 <w:b w:val="0"/>
                 <w:sz w:val="16"/>
               </w:rPr>
@@ -3070,7 +3100,7 @@
             <w:r/>
             <w:r>
               <w:rPr>
-                <w:rFonts w:ascii="Arial" w:hAnsi="Arial"/>
+                <w:rFonts w:ascii="Verdana" w:hAnsi="Verdana"/>
                 <w:b w:val="0"/>
                 <w:sz w:val="16"/>
               </w:rPr>
@@ -3087,7 +3117,7 @@
             <w:r/>
             <w:r>
               <w:rPr>
-                <w:rFonts w:ascii="Arial" w:hAnsi="Arial"/>
+                <w:rFonts w:ascii="Verdana" w:hAnsi="Verdana"/>
                 <w:b w:val="0"/>
                 <w:sz w:val="16"/>
               </w:rPr>
@@ -3103,7 +3133,7 @@
             <w:r/>
             <w:r>
               <w:rPr>
-                <w:rFonts w:ascii="Arial" w:hAnsi="Arial"/>
+                <w:rFonts w:ascii="Verdana" w:hAnsi="Verdana"/>
                 <w:b w:val="0"/>
                 <w:sz w:val="16"/>
               </w:rPr>
@@ -3119,7 +3149,7 @@
             <w:r/>
             <w:r>
               <w:rPr>
-                <w:rFonts w:ascii="Arial" w:hAnsi="Arial"/>
+                <w:rFonts w:ascii="Verdana" w:hAnsi="Verdana"/>
                 <w:b w:val="0"/>
                 <w:sz w:val="16"/>
               </w:rPr>
@@ -3136,7 +3166,7 @@
             <w:r/>
             <w:r>
               <w:rPr>
-                <w:rFonts w:ascii="Arial" w:hAnsi="Arial"/>
+                <w:rFonts w:ascii="Verdana" w:hAnsi="Verdana"/>
                 <w:b w:val="0"/>
                 <w:sz w:val="16"/>
               </w:rPr>
@@ -3152,7 +3182,7 @@
             <w:r/>
             <w:r>
               <w:rPr>
-                <w:rFonts w:ascii="Arial" w:hAnsi="Arial"/>
+                <w:rFonts w:ascii="Verdana" w:hAnsi="Verdana"/>
                 <w:b w:val="0"/>
                 <w:sz w:val="16"/>
               </w:rPr>
@@ -3168,7 +3198,7 @@
             <w:r/>
             <w:r>
               <w:rPr>
-                <w:rFonts w:ascii="Arial" w:hAnsi="Arial"/>
+                <w:rFonts w:ascii="Verdana" w:hAnsi="Verdana"/>
                 <w:b w:val="0"/>
                 <w:sz w:val="16"/>
               </w:rPr>
@@ -3181,7 +3211,7 @@
     <w:p>
       <w:r>
         <w:rPr>
-          <w:rFonts w:ascii="Arial" w:hAnsi="Arial"/>
+          <w:rFonts w:ascii="Verdana" w:hAnsi="Verdana"/>
           <w:b/>
           <w:sz w:val="18"/>
         </w:rPr>
@@ -3194,6 +3224,20 @@
         <w:tblW w:type="auto" w:w="0"/>
         <w:jc w:val="center"/>
         <w:tblLook w:firstColumn="1" w:firstRow="1" w:lastColumn="0" w:lastRow="0" w:noHBand="0" w:noVBand="1" w:val="04A0"/>
+        <w:tblBorders>
+          <w:top w:val="single" w:sz="4" w:space="0" w:color="595959"/>
+          <w:left w:val="single" w:sz="4" w:space="0" w:color="595959"/>
+          <w:bottom w:val="single" w:sz="4" w:space="0" w:color="595959"/>
+          <w:right w:val="single" w:sz="4" w:space="0" w:color="595959"/>
+          <w:insideH w:val="single" w:sz="4" w:space="0" w:color="595959"/>
+          <w:insideV w:val="single" w:sz="4" w:space="0" w:color="595959"/>
+        </w:tblBorders>
+        <w:tblCellMar>
+          <w:top w:w="85" w:type="dxa"/>
+          <w:left w:w="85" w:type="dxa"/>
+          <w:bottom w:w="85" w:type="dxa"/>
+          <w:right w:w="85" w:type="dxa"/>
+        </w:tblCellMar>
       </w:tblPr>
       <w:tblGrid>
         <w:gridCol w:w="5046"/>
@@ -3203,61 +3247,52 @@
       <w:tr>
         <w:tc>
           <w:tcPr>
-            <w:tcW w:type="dxa" w:w="5046"/>
-            <w:shd w:val="clear" w:color="auto" w:fill="D9E2F3"/>
+            <w:tcW w:type="dxa" w:w="1134"/>
+            <w:shd w:val="clear" w:color="auto" w:fill="D9D9D9"/>
           </w:tcPr>
           <w:p>
-            <w:pPr>
-              <w:jc w:val="center"/>
-            </w:pPr>
             <w:r/>
             <w:r>
               <w:rPr>
-                <w:rFonts w:ascii="Arial" w:hAnsi="Arial"/>
-                <w:b/>
+                <w:rFonts w:ascii="Verdana" w:hAnsi="Verdana"/>
+                <w:b w:val="0"/>
                 <w:sz w:val="16"/>
               </w:rPr>
-              <w:t>Code Figure</w:t>
+              <w:t>КОДОВАЯ ЦИФРА</w:t>
             </w:r>
           </w:p>
         </w:tc>
         <w:tc>
           <w:tcPr>
             <w:tcW w:type="dxa" w:w="5046"/>
-            <w:shd w:val="clear" w:color="auto" w:fill="D9E2F3"/>
+            <w:shd w:val="clear" w:color="auto" w:fill="D9D9D9"/>
           </w:tcPr>
           <w:p>
-            <w:pPr>
-              <w:jc w:val="center"/>
-            </w:pPr>
             <w:r/>
             <w:r>
               <w:rPr>
-                <w:rFonts w:ascii="Arial" w:hAnsi="Arial"/>
-                <w:b/>
+                <w:rFonts w:ascii="Verdana" w:hAnsi="Verdana"/>
+                <w:b w:val="0"/>
                 <w:sz w:val="16"/>
               </w:rPr>
-              <w:t>Entry Name</w:t>
+              <w:t>ЗНАЧЕНИЕ</w:t>
             </w:r>
           </w:p>
         </w:tc>
         <w:tc>
           <w:tcPr>
             <w:tcW w:type="dxa" w:w="5046"/>
-            <w:shd w:val="clear" w:color="auto" w:fill="D9E2F3"/>
+            <w:shd w:val="clear" w:color="auto" w:fill="D9D9D9"/>
           </w:tcPr>
           <w:p>
-            <w:pPr>
-              <w:jc w:val="center"/>
-            </w:pPr>
             <w:r/>
             <w:r>
               <w:rPr>
-                <w:rFonts w:ascii="Arial" w:hAnsi="Arial"/>
-                <w:b/>
+                <w:rFonts w:ascii="Verdana" w:hAnsi="Verdana"/>
+                <w:b w:val="0"/>
                 <w:sz w:val="16"/>
               </w:rPr>
-              <w:t>Note</w:t>
+              <w:t>ПРИМЕЧАНИЕ</w:t>
             </w:r>
           </w:p>
         </w:tc>
@@ -3271,7 +3306,7 @@
             <w:r/>
             <w:r>
               <w:rPr>
-                <w:rFonts w:ascii="Arial" w:hAnsi="Arial"/>
+                <w:rFonts w:ascii="Verdana" w:hAnsi="Verdana"/>
                 <w:b w:val="0"/>
                 <w:sz w:val="16"/>
               </w:rPr>
@@ -3287,7 +3322,7 @@
             <w:r/>
             <w:r>
               <w:rPr>
-                <w:rFonts w:ascii="Arial" w:hAnsi="Arial"/>
+                <w:rFonts w:ascii="Verdana" w:hAnsi="Verdana"/>
                 <w:b w:val="0"/>
                 <w:sz w:val="16"/>
               </w:rPr>
@@ -3303,7 +3338,7 @@
             <w:r/>
             <w:r>
               <w:rPr>
-                <w:rFonts w:ascii="Arial" w:hAnsi="Arial"/>
+                <w:rFonts w:ascii="Verdana" w:hAnsi="Verdana"/>
                 <w:b w:val="0"/>
                 <w:sz w:val="16"/>
               </w:rPr>
@@ -3320,7 +3355,7 @@
             <w:r/>
             <w:r>
               <w:rPr>
-                <w:rFonts w:ascii="Arial" w:hAnsi="Arial"/>
+                <w:rFonts w:ascii="Verdana" w:hAnsi="Verdana"/>
                 <w:b w:val="0"/>
                 <w:sz w:val="16"/>
               </w:rPr>
@@ -3336,7 +3371,7 @@
             <w:r/>
             <w:r>
               <w:rPr>
-                <w:rFonts w:ascii="Arial" w:hAnsi="Arial"/>
+                <w:rFonts w:ascii="Verdana" w:hAnsi="Verdana"/>
                 <w:b w:val="0"/>
                 <w:sz w:val="16"/>
               </w:rPr>
@@ -3352,7 +3387,7 @@
             <w:r/>
             <w:r>
               <w:rPr>
-                <w:rFonts w:ascii="Arial" w:hAnsi="Arial"/>
+                <w:rFonts w:ascii="Verdana" w:hAnsi="Verdana"/>
                 <w:b w:val="0"/>
                 <w:sz w:val="16"/>
               </w:rPr>
@@ -3369,7 +3404,7 @@
             <w:r/>
             <w:r>
               <w:rPr>
-                <w:rFonts w:ascii="Arial" w:hAnsi="Arial"/>
+                <w:rFonts w:ascii="Verdana" w:hAnsi="Verdana"/>
                 <w:b w:val="0"/>
                 <w:sz w:val="16"/>
               </w:rPr>
@@ -3385,7 +3420,7 @@
             <w:r/>
             <w:r>
               <w:rPr>
-                <w:rFonts w:ascii="Arial" w:hAnsi="Arial"/>
+                <w:rFonts w:ascii="Verdana" w:hAnsi="Verdana"/>
                 <w:b w:val="0"/>
                 <w:sz w:val="16"/>
               </w:rPr>
@@ -3401,7 +3436,7 @@
             <w:r/>
             <w:r>
               <w:rPr>
-                <w:rFonts w:ascii="Arial" w:hAnsi="Arial"/>
+                <w:rFonts w:ascii="Verdana" w:hAnsi="Verdana"/>
                 <w:b w:val="0"/>
                 <w:sz w:val="16"/>
               </w:rPr>
@@ -3418,7 +3453,7 @@
             <w:r/>
             <w:r>
               <w:rPr>
-                <w:rFonts w:ascii="Arial" w:hAnsi="Arial"/>
+                <w:rFonts w:ascii="Verdana" w:hAnsi="Verdana"/>
                 <w:b w:val="0"/>
                 <w:sz w:val="16"/>
               </w:rPr>
@@ -3434,7 +3469,7 @@
             <w:r/>
             <w:r>
               <w:rPr>
-                <w:rFonts w:ascii="Arial" w:hAnsi="Arial"/>
+                <w:rFonts w:ascii="Verdana" w:hAnsi="Verdana"/>
                 <w:b w:val="0"/>
                 <w:sz w:val="16"/>
               </w:rPr>
@@ -3450,7 +3485,7 @@
             <w:r/>
             <w:r>
               <w:rPr>
-                <w:rFonts w:ascii="Arial" w:hAnsi="Arial"/>
+                <w:rFonts w:ascii="Verdana" w:hAnsi="Verdana"/>
                 <w:b w:val="0"/>
                 <w:sz w:val="16"/>
               </w:rPr>
@@ -3467,7 +3502,7 @@
             <w:r/>
             <w:r>
               <w:rPr>
-                <w:rFonts w:ascii="Arial" w:hAnsi="Arial"/>
+                <w:rFonts w:ascii="Verdana" w:hAnsi="Verdana"/>
                 <w:b w:val="0"/>
                 <w:sz w:val="16"/>
               </w:rPr>
@@ -3483,7 +3518,7 @@
             <w:r/>
             <w:r>
               <w:rPr>
-                <w:rFonts w:ascii="Arial" w:hAnsi="Arial"/>
+                <w:rFonts w:ascii="Verdana" w:hAnsi="Verdana"/>
                 <w:b w:val="0"/>
                 <w:sz w:val="16"/>
               </w:rPr>
@@ -3499,7 +3534,7 @@
             <w:r/>
             <w:r>
               <w:rPr>
-                <w:rFonts w:ascii="Arial" w:hAnsi="Arial"/>
+                <w:rFonts w:ascii="Verdana" w:hAnsi="Verdana"/>
                 <w:b w:val="0"/>
                 <w:sz w:val="16"/>
               </w:rPr>
@@ -3516,7 +3551,7 @@
             <w:r/>
             <w:r>
               <w:rPr>
-                <w:rFonts w:ascii="Arial" w:hAnsi="Arial"/>
+                <w:rFonts w:ascii="Verdana" w:hAnsi="Verdana"/>
                 <w:b w:val="0"/>
                 <w:sz w:val="16"/>
               </w:rPr>
@@ -3532,7 +3567,7 @@
             <w:r/>
             <w:r>
               <w:rPr>
-                <w:rFonts w:ascii="Arial" w:hAnsi="Arial"/>
+                <w:rFonts w:ascii="Verdana" w:hAnsi="Verdana"/>
                 <w:b w:val="0"/>
                 <w:sz w:val="16"/>
               </w:rPr>
@@ -3548,7 +3583,7 @@
             <w:r/>
             <w:r>
               <w:rPr>
-                <w:rFonts w:ascii="Arial" w:hAnsi="Arial"/>
+                <w:rFonts w:ascii="Verdana" w:hAnsi="Verdana"/>
                 <w:b w:val="0"/>
                 <w:sz w:val="16"/>
               </w:rPr>
@@ -3565,7 +3600,7 @@
             <w:r/>
             <w:r>
               <w:rPr>
-                <w:rFonts w:ascii="Arial" w:hAnsi="Arial"/>
+                <w:rFonts w:ascii="Verdana" w:hAnsi="Verdana"/>
                 <w:b w:val="0"/>
                 <w:sz w:val="16"/>
               </w:rPr>
@@ -3581,7 +3616,7 @@
             <w:r/>
             <w:r>
               <w:rPr>
-                <w:rFonts w:ascii="Arial" w:hAnsi="Arial"/>
+                <w:rFonts w:ascii="Verdana" w:hAnsi="Verdana"/>
                 <w:b w:val="0"/>
                 <w:sz w:val="16"/>
               </w:rPr>
@@ -3597,7 +3632,7 @@
             <w:r/>
             <w:r>
               <w:rPr>
-                <w:rFonts w:ascii="Arial" w:hAnsi="Arial"/>
+                <w:rFonts w:ascii="Verdana" w:hAnsi="Verdana"/>
                 <w:b w:val="0"/>
                 <w:sz w:val="16"/>
               </w:rPr>
@@ -3614,7 +3649,7 @@
             <w:r/>
             <w:r>
               <w:rPr>
-                <w:rFonts w:ascii="Arial" w:hAnsi="Arial"/>
+                <w:rFonts w:ascii="Verdana" w:hAnsi="Verdana"/>
                 <w:b w:val="0"/>
                 <w:sz w:val="16"/>
               </w:rPr>
@@ -3630,7 +3665,7 @@
             <w:r/>
             <w:r>
               <w:rPr>
-                <w:rFonts w:ascii="Arial" w:hAnsi="Arial"/>
+                <w:rFonts w:ascii="Verdana" w:hAnsi="Verdana"/>
                 <w:b w:val="0"/>
                 <w:sz w:val="16"/>
               </w:rPr>
@@ -3646,7 +3681,7 @@
             <w:r/>
             <w:r>
               <w:rPr>
-                <w:rFonts w:ascii="Arial" w:hAnsi="Arial"/>
+                <w:rFonts w:ascii="Verdana" w:hAnsi="Verdana"/>
                 <w:b w:val="0"/>
                 <w:sz w:val="16"/>
               </w:rPr>
@@ -3663,7 +3698,7 @@
             <w:r/>
             <w:r>
               <w:rPr>
-                <w:rFonts w:ascii="Arial" w:hAnsi="Arial"/>
+                <w:rFonts w:ascii="Verdana" w:hAnsi="Verdana"/>
                 <w:b w:val="0"/>
                 <w:sz w:val="16"/>
               </w:rPr>
@@ -3679,7 +3714,7 @@
             <w:r/>
             <w:r>
               <w:rPr>
-                <w:rFonts w:ascii="Arial" w:hAnsi="Arial"/>
+                <w:rFonts w:ascii="Verdana" w:hAnsi="Verdana"/>
                 <w:b w:val="0"/>
                 <w:sz w:val="16"/>
               </w:rPr>
@@ -3695,7 +3730,7 @@
             <w:r/>
             <w:r>
               <w:rPr>
-                <w:rFonts w:ascii="Arial" w:hAnsi="Arial"/>
+                <w:rFonts w:ascii="Verdana" w:hAnsi="Verdana"/>
                 <w:b w:val="0"/>
                 <w:sz w:val="16"/>
               </w:rPr>
@@ -3712,7 +3747,7 @@
             <w:r/>
             <w:r>
               <w:rPr>
-                <w:rFonts w:ascii="Arial" w:hAnsi="Arial"/>
+                <w:rFonts w:ascii="Verdana" w:hAnsi="Verdana"/>
                 <w:b w:val="0"/>
                 <w:sz w:val="16"/>
               </w:rPr>
@@ -3728,7 +3763,7 @@
             <w:r/>
             <w:r>
               <w:rPr>
-                <w:rFonts w:ascii="Arial" w:hAnsi="Arial"/>
+                <w:rFonts w:ascii="Verdana" w:hAnsi="Verdana"/>
                 <w:b w:val="0"/>
                 <w:sz w:val="16"/>
               </w:rPr>
@@ -3744,7 +3779,7 @@
             <w:r/>
             <w:r>
               <w:rPr>
-                <w:rFonts w:ascii="Arial" w:hAnsi="Arial"/>
+                <w:rFonts w:ascii="Verdana" w:hAnsi="Verdana"/>
                 <w:b w:val="0"/>
                 <w:sz w:val="16"/>
               </w:rPr>
@@ -3761,7 +3796,7 @@
             <w:r/>
             <w:r>
               <w:rPr>
-                <w:rFonts w:ascii="Arial" w:hAnsi="Arial"/>
+                <w:rFonts w:ascii="Verdana" w:hAnsi="Verdana"/>
                 <w:b w:val="0"/>
                 <w:sz w:val="16"/>
               </w:rPr>
@@ -3777,7 +3812,7 @@
             <w:r/>
             <w:r>
               <w:rPr>
-                <w:rFonts w:ascii="Arial" w:hAnsi="Arial"/>
+                <w:rFonts w:ascii="Verdana" w:hAnsi="Verdana"/>
                 <w:b w:val="0"/>
                 <w:sz w:val="16"/>
               </w:rPr>
@@ -3793,7 +3828,7 @@
             <w:r/>
             <w:r>
               <w:rPr>
-                <w:rFonts w:ascii="Arial" w:hAnsi="Arial"/>
+                <w:rFonts w:ascii="Verdana" w:hAnsi="Verdana"/>
                 <w:b w:val="0"/>
                 <w:sz w:val="16"/>
               </w:rPr>
@@ -3810,7 +3845,7 @@
             <w:r/>
             <w:r>
               <w:rPr>
-                <w:rFonts w:ascii="Arial" w:hAnsi="Arial"/>
+                <w:rFonts w:ascii="Verdana" w:hAnsi="Verdana"/>
                 <w:b w:val="0"/>
                 <w:sz w:val="16"/>
               </w:rPr>
@@ -3826,7 +3861,7 @@
             <w:r/>
             <w:r>
               <w:rPr>
-                <w:rFonts w:ascii="Arial" w:hAnsi="Arial"/>
+                <w:rFonts w:ascii="Verdana" w:hAnsi="Verdana"/>
                 <w:b w:val="0"/>
                 <w:sz w:val="16"/>
               </w:rPr>
@@ -3842,7 +3877,7 @@
             <w:r/>
             <w:r>
               <w:rPr>
-                <w:rFonts w:ascii="Arial" w:hAnsi="Arial"/>
+                <w:rFonts w:ascii="Verdana" w:hAnsi="Verdana"/>
                 <w:b w:val="0"/>
                 <w:sz w:val="16"/>
               </w:rPr>

--- a/docx/ru/BUFRCREX_CodeFlag_ru_13.docx
+++ b/docx/ru/BUFRCREX_CodeFlag_ru_13.docx
@@ -22,7 +22,7 @@
           <w:b/>
           <w:sz w:val="18"/>
         </w:rPr>
-        <w:t>013038  Сверхадиабатический указатель</w:t>
+        <w:t>0 13 038  Сверхадиабатический указатель</w:t>
       </w:r>
     </w:p>
     <w:tbl>
@@ -309,7 +309,7 @@
           <w:b/>
           <w:sz w:val="18"/>
         </w:rPr>
-        <w:t>013039  Тип поверхности (лед/снег)</w:t>
+        <w:t>0 13 039  Тип поверхности (лед/снег)</w:t>
       </w:r>
     </w:p>
     <w:tbl>
@@ -596,7 +596,7 @@
           <w:b/>
           <w:sz w:val="18"/>
         </w:rPr>
-        <w:t>013040  Флаг поверхности</w:t>
+        <w:t>0 13 040  Флаг поверхности</w:t>
       </w:r>
     </w:p>
     <w:tbl>
@@ -1374,7 +1374,7 @@
           <w:b/>
           <w:sz w:val="18"/>
         </w:rPr>
-        <w:t>013041  Категория стабильности Пасквиля — Гиффорда</w:t>
+        <w:t>0 13 041  Категория стабильности Пасквиля — Гиффорда</w:t>
       </w:r>
     </w:p>
     <w:tbl>
@@ -2004,7 +2004,7 @@
           <w:b/>
           <w:sz w:val="18"/>
         </w:rPr>
-        <w:t>013051  Группа повторяемости, осадки</w:t>
+        <w:t>0 13 051  Группа повторяемости, осадки</w:t>
       </w:r>
     </w:p>
     <w:tbl>
@@ -2536,7 +2536,7 @@
           <w:b/>
           <w:sz w:val="18"/>
         </w:rPr>
-        <w:t>013056  Характер и интенсивность осадков</w:t>
+        <w:t>0 13 056  Характер и интенсивность осадков</w:t>
       </w:r>
     </w:p>
     <w:tbl>
@@ -3215,7 +3215,7 @@
           <w:b/>
           <w:sz w:val="18"/>
         </w:rPr>
-        <w:t>013057  Время начала или окончания осадков</w:t>
+        <w:t>0 13 057  Время начала или окончания осадков</w:t>
       </w:r>
     </w:p>
     <w:tbl>

--- a/docx/ru/BUFRCREX_CodeFlag_ru_13.docx
+++ b/docx/ru/BUFRCREX_CodeFlag_ru_13.docx
@@ -13,6 +13,516 @@
           <w:sz w:val="22"/>
         </w:rPr>
         <w:t>Класс 13</w:t>
+      </w:r>
+    </w:p>
+    <w:p>
+      <w:r>
+        <w:rPr>
+          <w:rFonts w:ascii="Verdana" w:hAnsi="Verdana"/>
+          <w:i/>
+          <w:sz w:val="14"/>
+        </w:rPr>
+        <w:t>Note 2: «Ясно» или «сплошная облачность» кодируются соответственно цифрами 0 и 8.</w:t>
+      </w:r>
+    </w:p>
+    <w:p>
+      <w:r>
+        <w:rPr>
+          <w:rFonts w:ascii="Verdana" w:hAnsi="Verdana"/>
+          <w:i/>
+          <w:sz w:val="14"/>
+        </w:rPr>
+        <w:t>Note 5: (0 = хорошее; 1 = плохое)</w:t>
+      </w:r>
+    </w:p>
+    <w:p>
+      <w:r>
+        <w:rPr>
+          <w:rFonts w:ascii="Verdana" w:hAnsi="Verdana"/>
+          <w:i/>
+          <w:sz w:val="14"/>
+        </w:rPr>
+        <w:t>Note 6: (См. общую кодовую таблицу С-1 в части С/с.)</w:t>
+      </w:r>
+    </w:p>
+    <w:p>
+      <w:r>
+        <w:rPr>
+          <w:rFonts w:ascii="Verdana" w:hAnsi="Verdana"/>
+          <w:i/>
+          <w:sz w:val="14"/>
+        </w:rPr>
+        <w:t>Note 7: (См. общую кодовую таблицу С-2 в части С/с.)</w:t>
+      </w:r>
+    </w:p>
+    <w:p>
+      <w:r>
+        <w:rPr>
+          <w:rFonts w:ascii="Verdana" w:hAnsi="Verdana"/>
+          <w:i/>
+          <w:sz w:val="14"/>
+        </w:rPr>
+        <w:t>Note 8: (См. общую кодовую таблицу С-3)</w:t>
+      </w:r>
+    </w:p>
+    <w:p>
+      <w:r>
+        <w:rPr>
+          <w:rFonts w:ascii="Verdana" w:hAnsi="Verdana"/>
+          <w:i/>
+          <w:sz w:val="14"/>
+        </w:rPr>
+        <w:t>Note 9: (См. общую кодовую таблицу С-4)</w:t>
+      </w:r>
+    </w:p>
+    <w:p>
+      <w:r>
+        <w:rPr>
+          <w:rFonts w:ascii="Verdana" w:hAnsi="Verdana"/>
+          <w:i/>
+          <w:sz w:val="14"/>
+        </w:rPr>
+        <w:t>Note 10: (См. общую кодовую таблицу С-5 в части С/с.)</w:t>
+      </w:r>
+    </w:p>
+    <w:p>
+      <w:r>
+        <w:rPr>
+          <w:rFonts w:ascii="Verdana" w:hAnsi="Verdana"/>
+          <w:i/>
+          <w:sz w:val="14"/>
+        </w:rPr>
+        <w:t>Note 11: (См. общую кодовую таблицу С-7 в части С/с.)</w:t>
+      </w:r>
+    </w:p>
+    <w:p>
+      <w:r>
+        <w:rPr>
+          <w:rFonts w:ascii="Verdana" w:hAnsi="Verdana"/>
+          <w:i/>
+          <w:sz w:val="14"/>
+        </w:rPr>
+        <w:t>Note 12: (См. общую кодовую таблицу С-8 в части С/с.)</w:t>
+      </w:r>
+    </w:p>
+    <w:p>
+      <w:r>
+        <w:rPr>
+          <w:rFonts w:ascii="Verdana" w:hAnsi="Verdana"/>
+          <w:i/>
+          <w:sz w:val="14"/>
+        </w:rPr>
+        <w:t>Note 14: (Будет определено самими центрами — см. общую кодовую таблицу С-12 в части С/с.)</w:t>
+      </w:r>
+    </w:p>
+    <w:p>
+      <w:r>
+        <w:rPr>
+          <w:rFonts w:ascii="Verdana" w:hAnsi="Verdana"/>
+          <w:i/>
+          <w:sz w:val="14"/>
+        </w:rPr>
+        <w:t>Note 15: (Будут разработаны)</w:t>
+      </w:r>
+    </w:p>
+    <w:p>
+      <w:r>
+        <w:rPr>
+          <w:rFonts w:ascii="Verdana" w:hAnsi="Verdana"/>
+          <w:i/>
+          <w:sz w:val="14"/>
+        </w:rPr>
+        <w:t>Note 16: Последовательность двух или более пар координат местоположения, таких как широта и долгота, определяет линию или многоугольник. Точки следует соединять в соответствии с порядком, данным в сообщении. Любая описываемая зона будет расположена слева от проведенной границы в направлении, установленном порядком, данным в сообщении. Это определение применяется к простым непересекающимся многоугольникам, без пробелов.</w:t>
+      </w:r>
+    </w:p>
+    <w:p>
+      <w:r>
+        <w:rPr>
+          <w:rFonts w:ascii="Verdana" w:hAnsi="Verdana"/>
+          <w:i/>
+          <w:sz w:val="14"/>
+        </w:rPr>
+        <w:t>Note 17: Если все биты установлены на 0, это означает, что калибровка правильная.</w:t>
+      </w:r>
+    </w:p>
+    <w:p>
+      <w:r>
+        <w:rPr>
+          <w:rFonts w:ascii="Verdana" w:hAnsi="Verdana"/>
+          <w:i/>
+          <w:sz w:val="14"/>
+        </w:rPr>
+        <w:t>Note 18: Все статистические данные первого порядка выражены в единицах измерения, определенных первоначальными дескрипторами данных.</w:t>
+      </w:r>
+    </w:p>
+    <w:p>
+      <w:r>
+        <w:rPr>
+          <w:rFonts w:ascii="Verdana" w:hAnsi="Verdana"/>
+          <w:i/>
+          <w:sz w:val="14"/>
+        </w:rPr>
+        <w:t>Note 19: Значимость ассоциированного поля должна использоваться на первоначальном этапе совместно с качеством данных наблюдений.</w:t>
+      </w:r>
+    </w:p>
+    <w:p>
+      <w:r>
+        <w:rPr>
+          <w:rFonts w:ascii="Verdana" w:hAnsi="Verdana"/>
+          <w:i/>
+          <w:sz w:val="14"/>
+        </w:rPr>
+        <w:t>Note 21: Начиная с позиции первого бита (бит старшего разряда), при приведении бита к цифре 1 канал используется. Если бит приводится к нулю, канал не используется.</w:t>
+      </w:r>
+    </w:p>
+    <w:p>
+      <w:r>
+        <w:rPr>
+          <w:rFonts w:ascii="Verdana" w:hAnsi="Verdana"/>
+          <w:i/>
+          <w:sz w:val="14"/>
+        </w:rPr>
+        <w:t>Note 23: Битовые флаги показывают прибор и/или каналы, используемые при получении различных физических параметров. Если в какой-либо группе параметров все биты = 0, то для этого параметра или группы параметров не производилась обработка.</w:t>
+      </w:r>
+    </w:p>
+    <w:p>
+      <w:r>
+        <w:rPr>
+          <w:rFonts w:ascii="Verdana" w:hAnsi="Verdana"/>
+          <w:i/>
+          <w:sz w:val="14"/>
+        </w:rPr>
+        <w:t>Note 24: Биты 1-4 представляют код погрешности времени. В том случае, когда все биты установлены на 0, это означает, что время сканирования соответствует предсказанному времени.</w:t>
+      </w:r>
+    </w:p>
+    <w:p>
+      <w:r>
+        <w:rPr>
+          <w:rFonts w:ascii="Verdana" w:hAnsi="Verdana"/>
+          <w:i/>
+          <w:sz w:val="14"/>
+        </w:rPr>
+        <w:t>Note 25: Биты 11-17 представляют код погрешности географического местоположения. В том случае, когда все биты установлены на 0, это означает, что географическое местоположение является нормальным.</w:t>
+      </w:r>
+    </w:p>
+    <w:p>
+      <w:r>
+        <w:rPr>
+          <w:rFonts w:ascii="Verdana" w:hAnsi="Verdana"/>
+          <w:i/>
+          <w:sz w:val="14"/>
+        </w:rPr>
+        <w:t>Note 27: Биты 5-10 представляют код погрешности калибровки. В том случае, когда все биты установлены на 0, это означает, что калибровка нормальная. В том случае, когда тот или иной из битов 5, 7 и 10 установлен на 1, это означает, что были использованы вторичные коэффициенты калибровки.</w:t>
+      </w:r>
+    </w:p>
+    <w:p>
+      <w:r>
+        <w:rPr>
+          <w:rFonts w:ascii="Verdana" w:hAnsi="Verdana"/>
+          <w:i/>
+          <w:sz w:val="14"/>
+        </w:rPr>
+        <w:t>Note 32: Кодовые цифры 1-9: Продолжительность и время измерения течения (векторный или доплеровский метод получения профиля течения).</w:t>
+      </w:r>
+    </w:p>
+    <w:p>
+      <w:r>
+        <w:rPr>
+          <w:rFonts w:ascii="Verdana" w:hAnsi="Verdana"/>
+          <w:i/>
+          <w:sz w:val="14"/>
+        </w:rPr>
+        <w:t>Note 33: Кодовые цифры 11-19: Период измерения течения (дрейфовый метод).</w:t>
+      </w:r>
+    </w:p>
+    <w:p>
+      <w:r>
+        <w:rPr>
+          <w:rFonts w:ascii="Verdana" w:hAnsi="Verdana"/>
+          <w:i/>
+          <w:sz w:val="14"/>
+        </w:rPr>
+        <w:t>Note 34: Средняя часть данной кодовой таблицы (кодовые цифры 100-199) включает термины на нескольких уровнях, которые могут быть использованы для простых и более сложных автоматических станций.</w:t>
+      </w:r>
+    </w:p>
+    <w:p>
+      <w:r>
+        <w:rPr>
+          <w:rFonts w:ascii="Verdana" w:hAnsi="Verdana"/>
+          <w:i/>
+          <w:sz w:val="14"/>
+        </w:rPr>
+        <w:t>Note 35: Дескриптор 0 25 009 исключен. Вместо него следует использовать дескриптор 0 25 029.</w:t>
+      </w:r>
+    </w:p>
+    <w:p>
+      <w:r>
+        <w:rPr>
+          <w:rFonts w:ascii="Verdana" w:hAnsi="Verdana"/>
+          <w:i/>
+          <w:sz w:val="14"/>
+        </w:rPr>
+        <w:t>Note 36: Данные о разностях — это значения разности, размеры которых аналогичны размерам соответствующих сообщаемых значений в отношении единиц измерения, но пределы которых установлены на нуль (например: разность между сообщенными и анализированными значениями, разность между сообщенными и прогнозированными значениями и т. д.).</w:t>
+      </w:r>
+    </w:p>
+    <w:p>
+      <w:r>
+        <w:rPr>
+          <w:rFonts w:ascii="Verdana" w:hAnsi="Verdana"/>
+          <w:i/>
+          <w:sz w:val="14"/>
+        </w:rPr>
+        <w:t>Note 39: EPSG представляет собой набор данных по системам координат и ее преобразованиям, который изначально был создан и поддерживался Европейской группой нефтепоисковых исследований. В настоящее время он поддерживается подкомитетом по геодезии Комитета по геоматике Международной ассоциации производителей нефти и газа.</w:t>
+      </w:r>
+    </w:p>
+    <w:p>
+      <w:r>
+        <w:rPr>
+          <w:rFonts w:ascii="Verdana" w:hAnsi="Verdana"/>
+          <w:i/>
+          <w:sz w:val="14"/>
+        </w:rPr>
+        <w:t>Note 42: Могут быть разработаны дополнительные применения.</w:t>
+      </w:r>
+    </w:p>
+    <w:p>
+      <w:r>
+        <w:rPr>
+          <w:rFonts w:ascii="Verdana" w:hAnsi="Verdana"/>
+          <w:i/>
+          <w:sz w:val="14"/>
+        </w:rPr>
+        <w:t>Note 43: Общие термины обозначения погоды (например: туман, морось) предназначены для использования на автоматических станциях, которые могут определить тип погоды, но не дают никакой другой информации. Общие термины обозначаются в кодовой таблице большими буквами.</w:t>
+      </w:r>
+    </w:p>
+    <w:p>
+      <w:r>
+        <w:rPr>
+          <w:rFonts w:ascii="Verdana" w:hAnsi="Verdana"/>
+          <w:i/>
+          <w:sz w:val="14"/>
+        </w:rPr>
+        <w:t>Note 45: H = Время наблюдения.</w:t>
+      </w:r>
+    </w:p>
+    <w:p>
+      <w:r>
+        <w:rPr>
+          <w:rFonts w:ascii="Verdana" w:hAnsi="Verdana"/>
+          <w:i/>
+          <w:sz w:val="14"/>
+        </w:rPr>
+        <w:t>Note 49: Если бит установлен на 1, указание действительно.</w:t>
+      </w:r>
+    </w:p>
+    <w:p>
+      <w:r>
+        <w:rPr>
+          <w:rFonts w:ascii="Verdana" w:hAnsi="Verdana"/>
+          <w:i/>
+          <w:sz w:val="14"/>
+        </w:rPr>
+        <w:t>Note 50: Определения в кодовых цифрах 0-2 и 4 применяются для обнаженной репрезентативной поверхности почвы, а цифры 3, 5-9 и 10-19 — к открытому репрезентативному району.</w:t>
+      </w:r>
+    </w:p>
+    <w:p>
+      <w:r>
+        <w:rPr>
+          <w:rFonts w:ascii="Verdana" w:hAnsi="Verdana"/>
+          <w:i/>
+          <w:sz w:val="14"/>
+        </w:rPr>
+        <w:t>Note 52: В сводках с автоматических станций следует использовать кодовую цифру 2, когда тенденция является положительной; 7 — отрицательной и 4, когда давление является таким же, как и 3 часа назад.</w:t>
+      </w:r>
+    </w:p>
+    <w:p>
+      <w:r>
+        <w:rPr>
+          <w:rFonts w:ascii="Verdana" w:hAnsi="Verdana"/>
+          <w:i/>
+          <w:sz w:val="14"/>
+        </w:rPr>
+        <w:t>Note 53: В сводках от тропических станций, сообщающих суточные изменения, следует использовать кодовую цифру 2 при положительной тенденции; 7 — при отрицательной тенденции и 4 — в случае, если давление остается таким же, как и за предшествующие 24 часа.</w:t>
+      </w:r>
+    </w:p>
+    <w:p>
+      <w:r>
+        <w:rPr>
+          <w:rFonts w:ascii="Verdana" w:hAnsi="Verdana"/>
+          <w:i/>
+          <w:sz w:val="14"/>
+        </w:rPr>
+        <w:t>Note 54: В данной кодовой таблице всякий раз, когда упоминается лед, это также включает в себя другие твердые осадки, отличные от снега.</w:t>
+      </w:r>
+    </w:p>
+    <w:p>
+      <w:r>
+        <w:rPr>
+          <w:rFonts w:ascii="Verdana" w:hAnsi="Verdana"/>
+          <w:i/>
+          <w:sz w:val="14"/>
+        </w:rPr>
+        <w:t>Note 57: Смешанные осадки обозначаются путем установки на единицу битов всех наблюдаемых самостоятельных типов осадков.</w:t>
+      </w:r>
+    </w:p>
+    <w:p>
+      <w:r>
+        <w:rPr>
+          <w:rFonts w:ascii="Verdana" w:hAnsi="Verdana"/>
+          <w:i/>
+          <w:sz w:val="14"/>
+        </w:rPr>
+        <w:t>Note 59: Новые локальные названия шторма различной интенсивности следует добавлять в соответствии с необходимостью.</w:t>
+      </w:r>
+    </w:p>
+    <w:p>
+      <w:r>
+        <w:rPr>
+          <w:rFonts w:ascii="Verdana" w:hAnsi="Verdana"/>
+          <w:i/>
+          <w:sz w:val="14"/>
+        </w:rPr>
+        <w:t>Note 60: Ни одна из кодовых цифр не исключает добавления интерполированных уровней по усмотрению центра-поставщика</w:t>
+      </w:r>
+    </w:p>
+    <w:p>
+      <w:r>
+        <w:rPr>
+          <w:rFonts w:ascii="Verdana" w:hAnsi="Verdana"/>
+          <w:i/>
+          <w:sz w:val="14"/>
+        </w:rPr>
+        <w:t>Note 63: Явление, указанное в данной таблице флагов, означает любое явление, включая осадки и явления, ухудшающие видимость.</w:t>
+      </w:r>
+    </w:p>
+    <w:p>
+      <w:r>
+        <w:rPr>
+          <w:rFonts w:ascii="Verdana" w:hAnsi="Verdana"/>
+          <w:i/>
+          <w:sz w:val="14"/>
+        </w:rPr>
+        <w:t>Note 75: Определения в кодовых цифрах 0-2 и 4 применяются для обнаженной репрезентативной поверхности почвы, а цифры 3, 5-9 и 10-19 — к открытому репрезентативному району.</w:t>
+      </w:r>
+    </w:p>
+    <w:p>
+      <w:r>
+        <w:rPr>
+          <w:rFonts w:ascii="Verdana" w:hAnsi="Verdana"/>
+          <w:i/>
+          <w:sz w:val="14"/>
+        </w:rPr>
+        <w:t>Note 76: Эти величины относятся к хорошо сформированному ветровому волнению в открытом море. В то время как предпочтение следует отдавать описательным терминам, значения этих высот могут использоваться наблюдателем как руководство при передаче состояния поверхности моря, которое возникает в результате различных факторов, таких, как ветер, зыбь, течения, угол между направлением ветра и зыби и т. д.</w:t>
+      </w:r>
+    </w:p>
+    <w:p>
+      <w:r>
+        <w:rPr>
+          <w:rFonts w:ascii="Verdana" w:hAnsi="Verdana"/>
+          <w:i/>
+          <w:sz w:val="14"/>
+        </w:rPr>
+        <w:t>Note 78: Первые три цифры представляют собой код страны ИСО.</w:t>
+      </w:r>
+    </w:p>
+    <w:p>
+      <w:r>
+        <w:rPr>
+          <w:rFonts w:ascii="Verdana" w:hAnsi="Verdana"/>
+          <w:i/>
+          <w:sz w:val="14"/>
+        </w:rPr>
+        <w:t>Note 79: Последняя колонка в таблице содержит соответствующий номер регистрации Химической реферативной службы (CAS) Американского химического общества.</w:t>
+      </w:r>
+    </w:p>
+    <w:p>
+      <w:r>
+        <w:rPr>
+          <w:rFonts w:ascii="Verdana" w:hAnsi="Verdana"/>
+          <w:i/>
+          <w:sz w:val="14"/>
+        </w:rPr>
+        <w:t>Note 80: Средняя часть данной кодовой таблицы (кодовые цифры 100-199) включает термины на нескольких уровнях, которые могут быть использованы для простых и более сложных автоматических станций.</w:t>
+      </w:r>
+    </w:p>
+    <w:p>
+      <w:r>
+        <w:rPr>
+          <w:rFonts w:ascii="Verdana" w:hAnsi="Verdana"/>
+          <w:i/>
+          <w:sz w:val="14"/>
+        </w:rPr>
+        <w:t>Note 81: Номинальный диапазон влажности поверхности почвы — от 0 % до 100 %. В крайних случаях экстраполированное обратное рассеяние при угле наклона в 40 градусов может превышать исходный показатель для влажного обратного рассеяния. В этих случаях значение, полученное в результате процесса измерения влажности поверхности почвы, будет менее 0 % или более 100 %, соответственно.</w:t>
+      </w:r>
+    </w:p>
+    <w:p>
+      <w:r>
+        <w:rPr>
+          <w:rFonts w:ascii="Verdana" w:hAnsi="Verdana"/>
+          <w:i/>
+          <w:sz w:val="14"/>
+        </w:rPr>
+        <w:t>Note 84: Эти величины относятся к хорошо сформированному ветровому волнению в открытом море. В то время как предпочтение следует отдавать описательным терминам, значения этих высот могут использоваться наблюдателем как руководство при передаче состояния поверхности моря, которое возникает в результате различных факторов, таких, как ветер, зыбь, течения, угол между направлением ветра и зыби и т. д.</w:t>
+      </w:r>
+    </w:p>
+    <w:p>
+      <w:r>
+        <w:rPr>
+          <w:rFonts w:ascii="Verdana" w:hAnsi="Verdana"/>
+          <w:i/>
+          <w:sz w:val="14"/>
+        </w:rPr>
+        <w:t>Note 85: Данный дескриптор будет связан с данными по видимости или высоте облаков для указания того, что значение является граничным. Если передаваемое значение является истинным, то кодовая цифра равна нулю. Однако измерение может попасть в предел измерительной способности прибора. Если передаваемое значение больше, чем истинное значение, то кодовая цифра будет равна 1, если передаваемое значение меньше истинного значения, то кодовая цифра будет равна 2.</w:t>
+      </w:r>
+    </w:p>
+    <w:p>
+      <w:r>
+        <w:rPr>
+          <w:rFonts w:ascii="Verdana" w:hAnsi="Verdana"/>
+          <w:i/>
+          <w:sz w:val="14"/>
+        </w:rPr>
+        <w:t>Note 88: Значимость времени должна быть квалифицирована соответствующими периодами времени, которые следует указывать.</w:t>
+      </w:r>
+    </w:p>
+    <w:p>
+      <w:r>
+        <w:rPr>
+          <w:rFonts w:ascii="Verdana" w:hAnsi="Verdana"/>
+          <w:i/>
+          <w:sz w:val="14"/>
+        </w:rPr>
+        <w:t>Note 90: Тип прибора и единицы начальных измерений для измерения ветра (в м с-1 за исключением отдельных указаний).</w:t>
+      </w:r>
+    </w:p>
+    <w:p>
+      <w:r>
+        <w:rPr>
+          <w:rFonts w:ascii="Verdana" w:hAnsi="Verdana"/>
+          <w:i/>
+          <w:sz w:val="14"/>
+        </w:rPr>
+        <w:t>Note 94: Там, где первоначальный метод передачи указывается кодовой цифрой 1, в целях получения достоверных значений данных, соответствующих дескриптору 0 01 012, рекомендуется следующее преобразование: Передаваемое значение Значение данных 0 0 1 45 2 90 3 135 4 180 5 225 6 270 7 315 8 360 9 511</w:t>
+      </w:r>
+    </w:p>
+    <w:p>
+      <w:r>
+        <w:rPr>
+          <w:rFonts w:ascii="Verdana" w:hAnsi="Verdana"/>
+          <w:i/>
+          <w:sz w:val="14"/>
+        </w:rPr>
+        <w:t>Note 95: Там, где первоначальный метод передачи указывается кодовой цифрой 1, в целях получения точных значений данных, соответствующих дескриптору 0 01 013, рекомендуется следующее преобразование: Передаваемое значение Значение данных 0 0 1 1 2 4 3 7 4 9 5 12 6 14 7 17 8 19 9 21 / 1023</w:t>
+      </w:r>
+    </w:p>
+    <w:p>
+      <w:r>
+        <w:rPr>
+          <w:rFonts w:ascii="Verdana" w:hAnsi="Verdana"/>
+          <w:i/>
+          <w:sz w:val="14"/>
+        </w:rPr>
+        <w:t>Note 22: Битовые флаги показывают элементы, включенные при обработке данных зондирования.</w:t>
       </w:r>
     </w:p>
     <w:p>
@@ -58,6 +568,9 @@
             <w:shd w:val="clear" w:color="auto" w:fill="D9D9D9"/>
           </w:tcPr>
           <w:p>
+            <w:pPr>
+              <w:spacing w:before="20" w:after="20"/>
+            </w:pPr>
             <w:r/>
             <w:r>
               <w:rPr>
@@ -75,6 +588,9 @@
             <w:shd w:val="clear" w:color="auto" w:fill="D9D9D9"/>
           </w:tcPr>
           <w:p>
+            <w:pPr>
+              <w:spacing w:before="20" w:after="20"/>
+            </w:pPr>
             <w:r/>
             <w:r>
               <w:rPr>
@@ -92,6 +608,9 @@
             <w:shd w:val="clear" w:color="auto" w:fill="D9D9D9"/>
           </w:tcPr>
           <w:p>
+            <w:pPr>
+              <w:spacing w:before="20" w:after="20"/>
+            </w:pPr>
             <w:r/>
             <w:r>
               <w:rPr>
@@ -105,11 +624,17 @@
         </w:tc>
       </w:tr>
       <w:tr>
+        <w:trPr>
+          <w:cantSplit/>
+        </w:trPr>
         <w:tc>
           <w:tcPr>
             <w:tcW w:type="dxa" w:w="5046"/>
           </w:tcPr>
           <w:p>
+            <w:pPr>
+              <w:spacing w:before="20" w:after="20"/>
+            </w:pPr>
             <w:r/>
             <w:r>
               <w:rPr>
@@ -126,6 +651,9 @@
             <w:tcW w:type="dxa" w:w="5046"/>
           </w:tcPr>
           <w:p>
+            <w:pPr>
+              <w:spacing w:before="20" w:after="20"/>
+            </w:pPr>
             <w:r/>
             <w:r>
               <w:rPr>
@@ -142,6 +670,9 @@
             <w:tcW w:type="dxa" w:w="5046"/>
           </w:tcPr>
           <w:p>
+            <w:pPr>
+              <w:spacing w:before="20" w:after="20"/>
+            </w:pPr>
             <w:r/>
             <w:r>
               <w:rPr>
@@ -154,11 +685,17 @@
         </w:tc>
       </w:tr>
       <w:tr>
+        <w:trPr>
+          <w:cantSplit/>
+        </w:trPr>
         <w:tc>
           <w:tcPr>
             <w:tcW w:type="dxa" w:w="5046"/>
           </w:tcPr>
           <w:p>
+            <w:pPr>
+              <w:spacing w:before="20" w:after="20"/>
+            </w:pPr>
             <w:r/>
             <w:r>
               <w:rPr>
@@ -175,6 +712,9 @@
             <w:tcW w:type="dxa" w:w="5046"/>
           </w:tcPr>
           <w:p>
+            <w:pPr>
+              <w:spacing w:before="20" w:after="20"/>
+            </w:pPr>
             <w:r/>
             <w:r>
               <w:rPr>
@@ -191,6 +731,9 @@
             <w:tcW w:type="dxa" w:w="5046"/>
           </w:tcPr>
           <w:p>
+            <w:pPr>
+              <w:spacing w:before="20" w:after="20"/>
+            </w:pPr>
             <w:r/>
             <w:r>
               <w:rPr>
@@ -203,11 +746,17 @@
         </w:tc>
       </w:tr>
       <w:tr>
+        <w:trPr>
+          <w:cantSplit/>
+        </w:trPr>
         <w:tc>
           <w:tcPr>
             <w:tcW w:type="dxa" w:w="5046"/>
           </w:tcPr>
           <w:p>
+            <w:pPr>
+              <w:spacing w:before="20" w:after="20"/>
+            </w:pPr>
             <w:r/>
             <w:r>
               <w:rPr>
@@ -224,6 +773,9 @@
             <w:tcW w:type="dxa" w:w="5046"/>
           </w:tcPr>
           <w:p>
+            <w:pPr>
+              <w:spacing w:before="20" w:after="20"/>
+            </w:pPr>
             <w:r/>
             <w:r>
               <w:rPr>
@@ -240,6 +792,9 @@
             <w:tcW w:type="dxa" w:w="5046"/>
           </w:tcPr>
           <w:p>
+            <w:pPr>
+              <w:spacing w:before="20" w:after="20"/>
+            </w:pPr>
             <w:r/>
             <w:r>
               <w:rPr>
@@ -252,11 +807,17 @@
         </w:tc>
       </w:tr>
       <w:tr>
+        <w:trPr>
+          <w:cantSplit/>
+        </w:trPr>
         <w:tc>
           <w:tcPr>
             <w:tcW w:type="dxa" w:w="5046"/>
           </w:tcPr>
           <w:p>
+            <w:pPr>
+              <w:spacing w:before="20" w:after="20"/>
+            </w:pPr>
             <w:r/>
             <w:r>
               <w:rPr>
@@ -273,6 +834,9 @@
             <w:tcW w:type="dxa" w:w="5046"/>
           </w:tcPr>
           <w:p>
+            <w:pPr>
+              <w:spacing w:before="20" w:after="20"/>
+            </w:pPr>
             <w:r/>
             <w:r>
               <w:rPr>
@@ -289,6 +853,9 @@
             <w:tcW w:type="dxa" w:w="5046"/>
           </w:tcPr>
           <w:p>
+            <w:pPr>
+              <w:spacing w:before="20" w:after="20"/>
+            </w:pPr>
             <w:r/>
             <w:r>
               <w:rPr>
@@ -345,6 +912,9 @@
             <w:shd w:val="clear" w:color="auto" w:fill="D9D9D9"/>
           </w:tcPr>
           <w:p>
+            <w:pPr>
+              <w:spacing w:before="20" w:after="20"/>
+            </w:pPr>
             <w:r/>
             <w:r>
               <w:rPr>
@@ -362,6 +932,9 @@
             <w:shd w:val="clear" w:color="auto" w:fill="D9D9D9"/>
           </w:tcPr>
           <w:p>
+            <w:pPr>
+              <w:spacing w:before="20" w:after="20"/>
+            </w:pPr>
             <w:r/>
             <w:r>
               <w:rPr>
@@ -379,6 +952,9 @@
             <w:shd w:val="clear" w:color="auto" w:fill="D9D9D9"/>
           </w:tcPr>
           <w:p>
+            <w:pPr>
+              <w:spacing w:before="20" w:after="20"/>
+            </w:pPr>
             <w:r/>
             <w:r>
               <w:rPr>
@@ -392,11 +968,17 @@
         </w:tc>
       </w:tr>
       <w:tr>
+        <w:trPr>
+          <w:cantSplit/>
+        </w:trPr>
         <w:tc>
           <w:tcPr>
             <w:tcW w:type="dxa" w:w="5046"/>
           </w:tcPr>
           <w:p>
+            <w:pPr>
+              <w:spacing w:before="20" w:after="20"/>
+            </w:pPr>
             <w:r/>
             <w:r>
               <w:rPr>
@@ -413,6 +995,9 @@
             <w:tcW w:type="dxa" w:w="5046"/>
           </w:tcPr>
           <w:p>
+            <w:pPr>
+              <w:spacing w:before="20" w:after="20"/>
+            </w:pPr>
             <w:r/>
             <w:r>
               <w:rPr>
@@ -429,6 +1014,9 @@
             <w:tcW w:type="dxa" w:w="5046"/>
           </w:tcPr>
           <w:p>
+            <w:pPr>
+              <w:spacing w:before="20" w:after="20"/>
+            </w:pPr>
             <w:r/>
             <w:r>
               <w:rPr>
@@ -441,11 +1029,17 @@
         </w:tc>
       </w:tr>
       <w:tr>
+        <w:trPr>
+          <w:cantSplit/>
+        </w:trPr>
         <w:tc>
           <w:tcPr>
             <w:tcW w:type="dxa" w:w="5046"/>
           </w:tcPr>
           <w:p>
+            <w:pPr>
+              <w:spacing w:before="20" w:after="20"/>
+            </w:pPr>
             <w:r/>
             <w:r>
               <w:rPr>
@@ -462,6 +1056,9 @@
             <w:tcW w:type="dxa" w:w="5046"/>
           </w:tcPr>
           <w:p>
+            <w:pPr>
+              <w:spacing w:before="20" w:after="20"/>
+            </w:pPr>
             <w:r/>
             <w:r>
               <w:rPr>
@@ -478,6 +1075,9 @@
             <w:tcW w:type="dxa" w:w="5046"/>
           </w:tcPr>
           <w:p>
+            <w:pPr>
+              <w:spacing w:before="20" w:after="20"/>
+            </w:pPr>
             <w:r/>
             <w:r>
               <w:rPr>
@@ -490,11 +1090,17 @@
         </w:tc>
       </w:tr>
       <w:tr>
+        <w:trPr>
+          <w:cantSplit/>
+        </w:trPr>
         <w:tc>
           <w:tcPr>
             <w:tcW w:type="dxa" w:w="5046"/>
           </w:tcPr>
           <w:p>
+            <w:pPr>
+              <w:spacing w:before="20" w:after="20"/>
+            </w:pPr>
             <w:r/>
             <w:r>
               <w:rPr>
@@ -511,6 +1117,9 @@
             <w:tcW w:type="dxa" w:w="5046"/>
           </w:tcPr>
           <w:p>
+            <w:pPr>
+              <w:spacing w:before="20" w:after="20"/>
+            </w:pPr>
             <w:r/>
             <w:r>
               <w:rPr>
@@ -527,6 +1136,9 @@
             <w:tcW w:type="dxa" w:w="5046"/>
           </w:tcPr>
           <w:p>
+            <w:pPr>
+              <w:spacing w:before="20" w:after="20"/>
+            </w:pPr>
             <w:r/>
             <w:r>
               <w:rPr>
@@ -539,11 +1151,17 @@
         </w:tc>
       </w:tr>
       <w:tr>
+        <w:trPr>
+          <w:cantSplit/>
+        </w:trPr>
         <w:tc>
           <w:tcPr>
             <w:tcW w:type="dxa" w:w="5046"/>
           </w:tcPr>
           <w:p>
+            <w:pPr>
+              <w:spacing w:before="20" w:after="20"/>
+            </w:pPr>
             <w:r/>
             <w:r>
               <w:rPr>
@@ -560,6 +1178,9 @@
             <w:tcW w:type="dxa" w:w="5046"/>
           </w:tcPr>
           <w:p>
+            <w:pPr>
+              <w:spacing w:before="20" w:after="20"/>
+            </w:pPr>
             <w:r/>
             <w:r>
               <w:rPr>
@@ -576,6 +1197,9 @@
             <w:tcW w:type="dxa" w:w="5046"/>
           </w:tcPr>
           <w:p>
+            <w:pPr>
+              <w:spacing w:before="20" w:after="20"/>
+            </w:pPr>
             <w:r/>
             <w:r>
               <w:rPr>
@@ -632,6 +1256,9 @@
             <w:shd w:val="clear" w:color="auto" w:fill="D9D9D9"/>
           </w:tcPr>
           <w:p>
+            <w:pPr>
+              <w:spacing w:before="20" w:after="20"/>
+            </w:pPr>
             <w:r/>
             <w:r>
               <w:rPr>
@@ -649,6 +1276,9 @@
             <w:shd w:val="clear" w:color="auto" w:fill="D9D9D9"/>
           </w:tcPr>
           <w:p>
+            <w:pPr>
+              <w:spacing w:before="20" w:after="20"/>
+            </w:pPr>
             <w:r/>
             <w:r>
               <w:rPr>
@@ -666,6 +1296,9 @@
             <w:shd w:val="clear" w:color="auto" w:fill="D9D9D9"/>
           </w:tcPr>
           <w:p>
+            <w:pPr>
+              <w:spacing w:before="20" w:after="20"/>
+            </w:pPr>
             <w:r/>
             <w:r>
               <w:rPr>
@@ -679,11 +1312,17 @@
         </w:tc>
       </w:tr>
       <w:tr>
+        <w:trPr>
+          <w:cantSplit/>
+        </w:trPr>
         <w:tc>
           <w:tcPr>
             <w:tcW w:type="dxa" w:w="5046"/>
           </w:tcPr>
           <w:p>
+            <w:pPr>
+              <w:spacing w:before="20" w:after="20"/>
+            </w:pPr>
             <w:r/>
             <w:r>
               <w:rPr>
@@ -700,6 +1339,9 @@
             <w:tcW w:type="dxa" w:w="5046"/>
           </w:tcPr>
           <w:p>
+            <w:pPr>
+              <w:spacing w:before="20" w:after="20"/>
+            </w:pPr>
             <w:r/>
             <w:r>
               <w:rPr>
@@ -716,6 +1358,9 @@
             <w:tcW w:type="dxa" w:w="5046"/>
           </w:tcPr>
           <w:p>
+            <w:pPr>
+              <w:spacing w:before="20" w:after="20"/>
+            </w:pPr>
             <w:r/>
             <w:r>
               <w:rPr>
@@ -728,11 +1373,17 @@
         </w:tc>
       </w:tr>
       <w:tr>
+        <w:trPr>
+          <w:cantSplit/>
+        </w:trPr>
         <w:tc>
           <w:tcPr>
             <w:tcW w:type="dxa" w:w="5046"/>
           </w:tcPr>
           <w:p>
+            <w:pPr>
+              <w:spacing w:before="20" w:after="20"/>
+            </w:pPr>
             <w:r/>
             <w:r>
               <w:rPr>
@@ -749,6 +1400,9 @@
             <w:tcW w:type="dxa" w:w="5046"/>
           </w:tcPr>
           <w:p>
+            <w:pPr>
+              <w:spacing w:before="20" w:after="20"/>
+            </w:pPr>
             <w:r/>
             <w:r>
               <w:rPr>
@@ -765,6 +1419,9 @@
             <w:tcW w:type="dxa" w:w="5046"/>
           </w:tcPr>
           <w:p>
+            <w:pPr>
+              <w:spacing w:before="20" w:after="20"/>
+            </w:pPr>
             <w:r/>
             <w:r>
               <w:rPr>
@@ -777,11 +1434,17 @@
         </w:tc>
       </w:tr>
       <w:tr>
+        <w:trPr>
+          <w:cantSplit/>
+        </w:trPr>
         <w:tc>
           <w:tcPr>
             <w:tcW w:type="dxa" w:w="5046"/>
           </w:tcPr>
           <w:p>
+            <w:pPr>
+              <w:spacing w:before="20" w:after="20"/>
+            </w:pPr>
             <w:r/>
             <w:r>
               <w:rPr>
@@ -798,6 +1461,9 @@
             <w:tcW w:type="dxa" w:w="5046"/>
           </w:tcPr>
           <w:p>
+            <w:pPr>
+              <w:spacing w:before="20" w:after="20"/>
+            </w:pPr>
             <w:r/>
             <w:r>
               <w:rPr>
@@ -814,6 +1480,9 @@
             <w:tcW w:type="dxa" w:w="5046"/>
           </w:tcPr>
           <w:p>
+            <w:pPr>
+              <w:spacing w:before="20" w:after="20"/>
+            </w:pPr>
             <w:r/>
             <w:r>
               <w:rPr>
@@ -826,11 +1495,17 @@
         </w:tc>
       </w:tr>
       <w:tr>
+        <w:trPr>
+          <w:cantSplit/>
+        </w:trPr>
         <w:tc>
           <w:tcPr>
             <w:tcW w:type="dxa" w:w="5046"/>
           </w:tcPr>
           <w:p>
+            <w:pPr>
+              <w:spacing w:before="20" w:after="20"/>
+            </w:pPr>
             <w:r/>
             <w:r>
               <w:rPr>
@@ -847,6 +1522,9 @@
             <w:tcW w:type="dxa" w:w="5046"/>
           </w:tcPr>
           <w:p>
+            <w:pPr>
+              <w:spacing w:before="20" w:after="20"/>
+            </w:pPr>
             <w:r/>
             <w:r>
               <w:rPr>
@@ -863,6 +1541,9 @@
             <w:tcW w:type="dxa" w:w="5046"/>
           </w:tcPr>
           <w:p>
+            <w:pPr>
+              <w:spacing w:before="20" w:after="20"/>
+            </w:pPr>
             <w:r/>
             <w:r>
               <w:rPr>
@@ -875,11 +1556,17 @@
         </w:tc>
       </w:tr>
       <w:tr>
+        <w:trPr>
+          <w:cantSplit/>
+        </w:trPr>
         <w:tc>
           <w:tcPr>
             <w:tcW w:type="dxa" w:w="5046"/>
           </w:tcPr>
           <w:p>
+            <w:pPr>
+              <w:spacing w:before="20" w:after="20"/>
+            </w:pPr>
             <w:r/>
             <w:r>
               <w:rPr>
@@ -896,6 +1583,9 @@
             <w:tcW w:type="dxa" w:w="5046"/>
           </w:tcPr>
           <w:p>
+            <w:pPr>
+              <w:spacing w:before="20" w:after="20"/>
+            </w:pPr>
             <w:r/>
             <w:r>
               <w:rPr>
@@ -912,6 +1602,9 @@
             <w:tcW w:type="dxa" w:w="5046"/>
           </w:tcPr>
           <w:p>
+            <w:pPr>
+              <w:spacing w:before="20" w:after="20"/>
+            </w:pPr>
             <w:r/>
             <w:r>
               <w:rPr>
@@ -924,11 +1617,17 @@
         </w:tc>
       </w:tr>
       <w:tr>
+        <w:trPr>
+          <w:cantSplit/>
+        </w:trPr>
         <w:tc>
           <w:tcPr>
             <w:tcW w:type="dxa" w:w="5046"/>
           </w:tcPr>
           <w:p>
+            <w:pPr>
+              <w:spacing w:before="20" w:after="20"/>
+            </w:pPr>
             <w:r/>
             <w:r>
               <w:rPr>
@@ -945,6 +1644,9 @@
             <w:tcW w:type="dxa" w:w="5046"/>
           </w:tcPr>
           <w:p>
+            <w:pPr>
+              <w:spacing w:before="20" w:after="20"/>
+            </w:pPr>
             <w:r/>
             <w:r>
               <w:rPr>
@@ -961,6 +1663,9 @@
             <w:tcW w:type="dxa" w:w="5046"/>
           </w:tcPr>
           <w:p>
+            <w:pPr>
+              <w:spacing w:before="20" w:after="20"/>
+            </w:pPr>
             <w:r/>
             <w:r>
               <w:rPr>
@@ -973,11 +1678,17 @@
         </w:tc>
       </w:tr>
       <w:tr>
+        <w:trPr>
+          <w:cantSplit/>
+        </w:trPr>
         <w:tc>
           <w:tcPr>
             <w:tcW w:type="dxa" w:w="5046"/>
           </w:tcPr>
           <w:p>
+            <w:pPr>
+              <w:spacing w:before="20" w:after="20"/>
+            </w:pPr>
             <w:r/>
             <w:r>
               <w:rPr>
@@ -994,6 +1705,9 @@
             <w:tcW w:type="dxa" w:w="5046"/>
           </w:tcPr>
           <w:p>
+            <w:pPr>
+              <w:spacing w:before="20" w:after="20"/>
+            </w:pPr>
             <w:r/>
             <w:r>
               <w:rPr>
@@ -1010,6 +1724,9 @@
             <w:tcW w:type="dxa" w:w="5046"/>
           </w:tcPr>
           <w:p>
+            <w:pPr>
+              <w:spacing w:before="20" w:after="20"/>
+            </w:pPr>
             <w:r/>
             <w:r>
               <w:rPr>
@@ -1022,11 +1739,17 @@
         </w:tc>
       </w:tr>
       <w:tr>
+        <w:trPr>
+          <w:cantSplit/>
+        </w:trPr>
         <w:tc>
           <w:tcPr>
             <w:tcW w:type="dxa" w:w="5046"/>
           </w:tcPr>
           <w:p>
+            <w:pPr>
+              <w:spacing w:before="20" w:after="20"/>
+            </w:pPr>
             <w:r/>
             <w:r>
               <w:rPr>
@@ -1043,6 +1766,9 @@
             <w:tcW w:type="dxa" w:w="5046"/>
           </w:tcPr>
           <w:p>
+            <w:pPr>
+              <w:spacing w:before="20" w:after="20"/>
+            </w:pPr>
             <w:r/>
             <w:r>
               <w:rPr>
@@ -1059,6 +1785,9 @@
             <w:tcW w:type="dxa" w:w="5046"/>
           </w:tcPr>
           <w:p>
+            <w:pPr>
+              <w:spacing w:before="20" w:after="20"/>
+            </w:pPr>
             <w:r/>
             <w:r>
               <w:rPr>
@@ -1072,11 +1801,17 @@
         </w:tc>
       </w:tr>
       <w:tr>
+        <w:trPr>
+          <w:cantSplit/>
+        </w:trPr>
         <w:tc>
           <w:tcPr>
             <w:tcW w:type="dxa" w:w="5046"/>
           </w:tcPr>
           <w:p>
+            <w:pPr>
+              <w:spacing w:before="20" w:after="20"/>
+            </w:pPr>
             <w:r/>
             <w:r>
               <w:rPr>
@@ -1093,6 +1828,9 @@
             <w:tcW w:type="dxa" w:w="5046"/>
           </w:tcPr>
           <w:p>
+            <w:pPr>
+              <w:spacing w:before="20" w:after="20"/>
+            </w:pPr>
             <w:r/>
             <w:r>
               <w:rPr>
@@ -1109,6 +1847,9 @@
             <w:tcW w:type="dxa" w:w="5046"/>
           </w:tcPr>
           <w:p>
+            <w:pPr>
+              <w:spacing w:before="20" w:after="20"/>
+            </w:pPr>
             <w:r/>
             <w:r>
               <w:rPr>
@@ -1121,11 +1862,17 @@
         </w:tc>
       </w:tr>
       <w:tr>
+        <w:trPr>
+          <w:cantSplit/>
+        </w:trPr>
         <w:tc>
           <w:tcPr>
             <w:tcW w:type="dxa" w:w="5046"/>
           </w:tcPr>
           <w:p>
+            <w:pPr>
+              <w:spacing w:before="20" w:after="20"/>
+            </w:pPr>
             <w:r/>
             <w:r>
               <w:rPr>
@@ -1142,6 +1889,9 @@
             <w:tcW w:type="dxa" w:w="5046"/>
           </w:tcPr>
           <w:p>
+            <w:pPr>
+              <w:spacing w:before="20" w:after="20"/>
+            </w:pPr>
             <w:r/>
             <w:r>
               <w:rPr>
@@ -1158,6 +1908,9 @@
             <w:tcW w:type="dxa" w:w="5046"/>
           </w:tcPr>
           <w:p>
+            <w:pPr>
+              <w:spacing w:before="20" w:after="20"/>
+            </w:pPr>
             <w:r/>
             <w:r>
               <w:rPr>
@@ -1170,11 +1923,17 @@
         </w:tc>
       </w:tr>
       <w:tr>
+        <w:trPr>
+          <w:cantSplit/>
+        </w:trPr>
         <w:tc>
           <w:tcPr>
             <w:tcW w:type="dxa" w:w="5046"/>
           </w:tcPr>
           <w:p>
+            <w:pPr>
+              <w:spacing w:before="20" w:after="20"/>
+            </w:pPr>
             <w:r/>
             <w:r>
               <w:rPr>
@@ -1191,6 +1950,9 @@
             <w:tcW w:type="dxa" w:w="5046"/>
           </w:tcPr>
           <w:p>
+            <w:pPr>
+              <w:spacing w:before="20" w:after="20"/>
+            </w:pPr>
             <w:r/>
             <w:r>
               <w:rPr>
@@ -1207,6 +1969,9 @@
             <w:tcW w:type="dxa" w:w="5046"/>
           </w:tcPr>
           <w:p>
+            <w:pPr>
+              <w:spacing w:before="20" w:after="20"/>
+            </w:pPr>
             <w:r/>
             <w:r>
               <w:rPr>
@@ -1219,11 +1984,17 @@
         </w:tc>
       </w:tr>
       <w:tr>
+        <w:trPr>
+          <w:cantSplit/>
+        </w:trPr>
         <w:tc>
           <w:tcPr>
             <w:tcW w:type="dxa" w:w="5046"/>
           </w:tcPr>
           <w:p>
+            <w:pPr>
+              <w:spacing w:before="20" w:after="20"/>
+            </w:pPr>
             <w:r/>
             <w:r>
               <w:rPr>
@@ -1240,6 +2011,9 @@
             <w:tcW w:type="dxa" w:w="5046"/>
           </w:tcPr>
           <w:p>
+            <w:pPr>
+              <w:spacing w:before="20" w:after="20"/>
+            </w:pPr>
             <w:r/>
             <w:r>
               <w:rPr>
@@ -1256,6 +2030,9 @@
             <w:tcW w:type="dxa" w:w="5046"/>
           </w:tcPr>
           <w:p>
+            <w:pPr>
+              <w:spacing w:before="20" w:after="20"/>
+            </w:pPr>
             <w:r/>
             <w:r>
               <w:rPr>
@@ -1268,11 +2045,17 @@
         </w:tc>
       </w:tr>
       <w:tr>
+        <w:trPr>
+          <w:cantSplit/>
+        </w:trPr>
         <w:tc>
           <w:tcPr>
             <w:tcW w:type="dxa" w:w="5046"/>
           </w:tcPr>
           <w:p>
+            <w:pPr>
+              <w:spacing w:before="20" w:after="20"/>
+            </w:pPr>
             <w:r/>
             <w:r>
               <w:rPr>
@@ -1289,6 +2072,9 @@
             <w:tcW w:type="dxa" w:w="5046"/>
           </w:tcPr>
           <w:p>
+            <w:pPr>
+              <w:spacing w:before="20" w:after="20"/>
+            </w:pPr>
             <w:r/>
             <w:r>
               <w:rPr>
@@ -1305,6 +2091,9 @@
             <w:tcW w:type="dxa" w:w="5046"/>
           </w:tcPr>
           <w:p>
+            <w:pPr>
+              <w:spacing w:before="20" w:after="20"/>
+            </w:pPr>
             <w:r/>
             <w:r>
               <w:rPr>
@@ -1317,11 +2106,17 @@
         </w:tc>
       </w:tr>
       <w:tr>
+        <w:trPr>
+          <w:cantSplit/>
+        </w:trPr>
         <w:tc>
           <w:tcPr>
             <w:tcW w:type="dxa" w:w="5046"/>
           </w:tcPr>
           <w:p>
+            <w:pPr>
+              <w:spacing w:before="20" w:after="20"/>
+            </w:pPr>
             <w:r/>
             <w:r>
               <w:rPr>
@@ -1338,6 +2133,9 @@
             <w:tcW w:type="dxa" w:w="5046"/>
           </w:tcPr>
           <w:p>
+            <w:pPr>
+              <w:spacing w:before="20" w:after="20"/>
+            </w:pPr>
             <w:r/>
             <w:r>
               <w:rPr>
@@ -1354,6 +2152,9 @@
             <w:tcW w:type="dxa" w:w="5046"/>
           </w:tcPr>
           <w:p>
+            <w:pPr>
+              <w:spacing w:before="20" w:after="20"/>
+            </w:pPr>
             <w:r/>
             <w:r>
               <w:rPr>
@@ -1410,6 +2211,9 @@
             <w:shd w:val="clear" w:color="auto" w:fill="D9D9D9"/>
           </w:tcPr>
           <w:p>
+            <w:pPr>
+              <w:spacing w:before="20" w:after="20"/>
+            </w:pPr>
             <w:r/>
             <w:r>
               <w:rPr>
@@ -1427,6 +2231,9 @@
             <w:shd w:val="clear" w:color="auto" w:fill="D9D9D9"/>
           </w:tcPr>
           <w:p>
+            <w:pPr>
+              <w:spacing w:before="20" w:after="20"/>
+            </w:pPr>
             <w:r/>
             <w:r>
               <w:rPr>
@@ -1444,6 +2251,9 @@
             <w:shd w:val="clear" w:color="auto" w:fill="D9D9D9"/>
           </w:tcPr>
           <w:p>
+            <w:pPr>
+              <w:spacing w:before="20" w:after="20"/>
+            </w:pPr>
             <w:r/>
             <w:r>
               <w:rPr>
@@ -1457,11 +2267,17 @@
         </w:tc>
       </w:tr>
       <w:tr>
+        <w:trPr>
+          <w:cantSplit/>
+        </w:trPr>
         <w:tc>
           <w:tcPr>
             <w:tcW w:type="dxa" w:w="5046"/>
           </w:tcPr>
           <w:p>
+            <w:pPr>
+              <w:spacing w:before="20" w:after="20"/>
+            </w:pPr>
             <w:r/>
             <w:r>
               <w:rPr>
@@ -1478,6 +2294,9 @@
             <w:tcW w:type="dxa" w:w="5046"/>
           </w:tcPr>
           <w:p>
+            <w:pPr>
+              <w:spacing w:before="20" w:after="20"/>
+            </w:pPr>
             <w:r/>
             <w:r>
               <w:rPr>
@@ -1494,6 +2313,9 @@
             <w:tcW w:type="dxa" w:w="5046"/>
           </w:tcPr>
           <w:p>
+            <w:pPr>
+              <w:spacing w:before="20" w:after="20"/>
+            </w:pPr>
             <w:r/>
             <w:r>
               <w:rPr>
@@ -1506,11 +2328,17 @@
         </w:tc>
       </w:tr>
       <w:tr>
+        <w:trPr>
+          <w:cantSplit/>
+        </w:trPr>
         <w:tc>
           <w:tcPr>
             <w:tcW w:type="dxa" w:w="5046"/>
           </w:tcPr>
           <w:p>
+            <w:pPr>
+              <w:spacing w:before="20" w:after="20"/>
+            </w:pPr>
             <w:r/>
             <w:r>
               <w:rPr>
@@ -1527,6 +2355,9 @@
             <w:tcW w:type="dxa" w:w="5046"/>
           </w:tcPr>
           <w:p>
+            <w:pPr>
+              <w:spacing w:before="20" w:after="20"/>
+            </w:pPr>
             <w:r/>
             <w:r>
               <w:rPr>
@@ -1543,6 +2374,9 @@
             <w:tcW w:type="dxa" w:w="5046"/>
           </w:tcPr>
           <w:p>
+            <w:pPr>
+              <w:spacing w:before="20" w:after="20"/>
+            </w:pPr>
             <w:r/>
             <w:r>
               <w:rPr>
@@ -1555,11 +2389,17 @@
         </w:tc>
       </w:tr>
       <w:tr>
+        <w:trPr>
+          <w:cantSplit/>
+        </w:trPr>
         <w:tc>
           <w:tcPr>
             <w:tcW w:type="dxa" w:w="5046"/>
           </w:tcPr>
           <w:p>
+            <w:pPr>
+              <w:spacing w:before="20" w:after="20"/>
+            </w:pPr>
             <w:r/>
             <w:r>
               <w:rPr>
@@ -1576,6 +2416,9 @@
             <w:tcW w:type="dxa" w:w="5046"/>
           </w:tcPr>
           <w:p>
+            <w:pPr>
+              <w:spacing w:before="20" w:after="20"/>
+            </w:pPr>
             <w:r/>
             <w:r>
               <w:rPr>
@@ -1592,6 +2435,9 @@
             <w:tcW w:type="dxa" w:w="5046"/>
           </w:tcPr>
           <w:p>
+            <w:pPr>
+              <w:spacing w:before="20" w:after="20"/>
+            </w:pPr>
             <w:r/>
             <w:r>
               <w:rPr>
@@ -1604,11 +2450,17 @@
         </w:tc>
       </w:tr>
       <w:tr>
+        <w:trPr>
+          <w:cantSplit/>
+        </w:trPr>
         <w:tc>
           <w:tcPr>
             <w:tcW w:type="dxa" w:w="5046"/>
           </w:tcPr>
           <w:p>
+            <w:pPr>
+              <w:spacing w:before="20" w:after="20"/>
+            </w:pPr>
             <w:r/>
             <w:r>
               <w:rPr>
@@ -1625,6 +2477,9 @@
             <w:tcW w:type="dxa" w:w="5046"/>
           </w:tcPr>
           <w:p>
+            <w:pPr>
+              <w:spacing w:before="20" w:after="20"/>
+            </w:pPr>
             <w:r/>
             <w:r>
               <w:rPr>
@@ -1641,6 +2496,9 @@
             <w:tcW w:type="dxa" w:w="5046"/>
           </w:tcPr>
           <w:p>
+            <w:pPr>
+              <w:spacing w:before="20" w:after="20"/>
+            </w:pPr>
             <w:r/>
             <w:r>
               <w:rPr>
@@ -1653,11 +2511,17 @@
         </w:tc>
       </w:tr>
       <w:tr>
+        <w:trPr>
+          <w:cantSplit/>
+        </w:trPr>
         <w:tc>
           <w:tcPr>
             <w:tcW w:type="dxa" w:w="5046"/>
           </w:tcPr>
           <w:p>
+            <w:pPr>
+              <w:spacing w:before="20" w:after="20"/>
+            </w:pPr>
             <w:r/>
             <w:r>
               <w:rPr>
@@ -1674,6 +2538,9 @@
             <w:tcW w:type="dxa" w:w="5046"/>
           </w:tcPr>
           <w:p>
+            <w:pPr>
+              <w:spacing w:before="20" w:after="20"/>
+            </w:pPr>
             <w:r/>
             <w:r>
               <w:rPr>
@@ -1690,6 +2557,9 @@
             <w:tcW w:type="dxa" w:w="5046"/>
           </w:tcPr>
           <w:p>
+            <w:pPr>
+              <w:spacing w:before="20" w:after="20"/>
+            </w:pPr>
             <w:r/>
             <w:r>
               <w:rPr>
@@ -1702,11 +2572,17 @@
         </w:tc>
       </w:tr>
       <w:tr>
+        <w:trPr>
+          <w:cantSplit/>
+        </w:trPr>
         <w:tc>
           <w:tcPr>
             <w:tcW w:type="dxa" w:w="5046"/>
           </w:tcPr>
           <w:p>
+            <w:pPr>
+              <w:spacing w:before="20" w:after="20"/>
+            </w:pPr>
             <w:r/>
             <w:r>
               <w:rPr>
@@ -1723,6 +2599,9 @@
             <w:tcW w:type="dxa" w:w="5046"/>
           </w:tcPr>
           <w:p>
+            <w:pPr>
+              <w:spacing w:before="20" w:after="20"/>
+            </w:pPr>
             <w:r/>
             <w:r>
               <w:rPr>
@@ -1739,6 +2618,9 @@
             <w:tcW w:type="dxa" w:w="5046"/>
           </w:tcPr>
           <w:p>
+            <w:pPr>
+              <w:spacing w:before="20" w:after="20"/>
+            </w:pPr>
             <w:r/>
             <w:r>
               <w:rPr>
@@ -1751,11 +2633,17 @@
         </w:tc>
       </w:tr>
       <w:tr>
+        <w:trPr>
+          <w:cantSplit/>
+        </w:trPr>
         <w:tc>
           <w:tcPr>
             <w:tcW w:type="dxa" w:w="5046"/>
           </w:tcPr>
           <w:p>
+            <w:pPr>
+              <w:spacing w:before="20" w:after="20"/>
+            </w:pPr>
             <w:r/>
             <w:r>
               <w:rPr>
@@ -1772,6 +2660,9 @@
             <w:tcW w:type="dxa" w:w="5046"/>
           </w:tcPr>
           <w:p>
+            <w:pPr>
+              <w:spacing w:before="20" w:after="20"/>
+            </w:pPr>
             <w:r/>
             <w:r>
               <w:rPr>
@@ -1788,6 +2679,9 @@
             <w:tcW w:type="dxa" w:w="5046"/>
           </w:tcPr>
           <w:p>
+            <w:pPr>
+              <w:spacing w:before="20" w:after="20"/>
+            </w:pPr>
             <w:r/>
             <w:r>
               <w:rPr>
@@ -1800,11 +2694,17 @@
         </w:tc>
       </w:tr>
       <w:tr>
+        <w:trPr>
+          <w:cantSplit/>
+        </w:trPr>
         <w:tc>
           <w:tcPr>
             <w:tcW w:type="dxa" w:w="5046"/>
           </w:tcPr>
           <w:p>
+            <w:pPr>
+              <w:spacing w:before="20" w:after="20"/>
+            </w:pPr>
             <w:r/>
             <w:r>
               <w:rPr>
@@ -1821,6 +2721,9 @@
             <w:tcW w:type="dxa" w:w="5046"/>
           </w:tcPr>
           <w:p>
+            <w:pPr>
+              <w:spacing w:before="20" w:after="20"/>
+            </w:pPr>
             <w:r/>
             <w:r>
               <w:rPr>
@@ -1837,6 +2740,9 @@
             <w:tcW w:type="dxa" w:w="5046"/>
           </w:tcPr>
           <w:p>
+            <w:pPr>
+              <w:spacing w:before="20" w:after="20"/>
+            </w:pPr>
             <w:r/>
             <w:r>
               <w:rPr>
@@ -1849,11 +2755,17 @@
         </w:tc>
       </w:tr>
       <w:tr>
+        <w:trPr>
+          <w:cantSplit/>
+        </w:trPr>
         <w:tc>
           <w:tcPr>
             <w:tcW w:type="dxa" w:w="5046"/>
           </w:tcPr>
           <w:p>
+            <w:pPr>
+              <w:spacing w:before="20" w:after="20"/>
+            </w:pPr>
             <w:r/>
             <w:r>
               <w:rPr>
@@ -1870,6 +2782,9 @@
             <w:tcW w:type="dxa" w:w="5046"/>
           </w:tcPr>
           <w:p>
+            <w:pPr>
+              <w:spacing w:before="20" w:after="20"/>
+            </w:pPr>
             <w:r/>
             <w:r>
               <w:rPr>
@@ -1886,6 +2801,9 @@
             <w:tcW w:type="dxa" w:w="5046"/>
           </w:tcPr>
           <w:p>
+            <w:pPr>
+              <w:spacing w:before="20" w:after="20"/>
+            </w:pPr>
             <w:r/>
             <w:r>
               <w:rPr>
@@ -1898,11 +2816,17 @@
         </w:tc>
       </w:tr>
       <w:tr>
+        <w:trPr>
+          <w:cantSplit/>
+        </w:trPr>
         <w:tc>
           <w:tcPr>
             <w:tcW w:type="dxa" w:w="5046"/>
           </w:tcPr>
           <w:p>
+            <w:pPr>
+              <w:spacing w:before="20" w:after="20"/>
+            </w:pPr>
             <w:r/>
             <w:r>
               <w:rPr>
@@ -1919,6 +2843,9 @@
             <w:tcW w:type="dxa" w:w="5046"/>
           </w:tcPr>
           <w:p>
+            <w:pPr>
+              <w:spacing w:before="20" w:after="20"/>
+            </w:pPr>
             <w:r/>
             <w:r>
               <w:rPr>
@@ -1935,6 +2862,9 @@
             <w:tcW w:type="dxa" w:w="5046"/>
           </w:tcPr>
           <w:p>
+            <w:pPr>
+              <w:spacing w:before="20" w:after="20"/>
+            </w:pPr>
             <w:r/>
             <w:r>
               <w:rPr>
@@ -1947,11 +2877,17 @@
         </w:tc>
       </w:tr>
       <w:tr>
+        <w:trPr>
+          <w:cantSplit/>
+        </w:trPr>
         <w:tc>
           <w:tcPr>
             <w:tcW w:type="dxa" w:w="5046"/>
           </w:tcPr>
           <w:p>
+            <w:pPr>
+              <w:spacing w:before="20" w:after="20"/>
+            </w:pPr>
             <w:r/>
             <w:r>
               <w:rPr>
@@ -1968,6 +2904,9 @@
             <w:tcW w:type="dxa" w:w="5046"/>
           </w:tcPr>
           <w:p>
+            <w:pPr>
+              <w:spacing w:before="20" w:after="20"/>
+            </w:pPr>
             <w:r/>
             <w:r>
               <w:rPr>
@@ -1984,6 +2923,9 @@
             <w:tcW w:type="dxa" w:w="5046"/>
           </w:tcPr>
           <w:p>
+            <w:pPr>
+              <w:spacing w:before="20" w:after="20"/>
+            </w:pPr>
             <w:r/>
             <w:r>
               <w:rPr>
@@ -2040,6 +2982,9 @@
             <w:shd w:val="clear" w:color="auto" w:fill="D9D9D9"/>
           </w:tcPr>
           <w:p>
+            <w:pPr>
+              <w:spacing w:before="20" w:after="20"/>
+            </w:pPr>
             <w:r/>
             <w:r>
               <w:rPr>
@@ -2057,6 +3002,9 @@
             <w:shd w:val="clear" w:color="auto" w:fill="D9D9D9"/>
           </w:tcPr>
           <w:p>
+            <w:pPr>
+              <w:spacing w:before="20" w:after="20"/>
+            </w:pPr>
             <w:r/>
             <w:r>
               <w:rPr>
@@ -2074,6 +3022,9 @@
             <w:shd w:val="clear" w:color="auto" w:fill="D9D9D9"/>
           </w:tcPr>
           <w:p>
+            <w:pPr>
+              <w:spacing w:before="20" w:after="20"/>
+            </w:pPr>
             <w:r/>
             <w:r>
               <w:rPr>
@@ -2087,11 +3038,17 @@
         </w:tc>
       </w:tr>
       <w:tr>
+        <w:trPr>
+          <w:cantSplit/>
+        </w:trPr>
         <w:tc>
           <w:tcPr>
             <w:tcW w:type="dxa" w:w="5046"/>
           </w:tcPr>
           <w:p>
+            <w:pPr>
+              <w:spacing w:before="20" w:after="20"/>
+            </w:pPr>
             <w:r/>
             <w:r>
               <w:rPr>
@@ -2108,6 +3065,9 @@
             <w:tcW w:type="dxa" w:w="5046"/>
           </w:tcPr>
           <w:p>
+            <w:pPr>
+              <w:spacing w:before="20" w:after="20"/>
+            </w:pPr>
             <w:r/>
             <w:r>
               <w:rPr>
@@ -2124,6 +3084,9 @@
             <w:tcW w:type="dxa" w:w="5046"/>
           </w:tcPr>
           <w:p>
+            <w:pPr>
+              <w:spacing w:before="20" w:after="20"/>
+            </w:pPr>
             <w:r/>
             <w:r>
               <w:rPr>
@@ -2136,11 +3099,17 @@
         </w:tc>
       </w:tr>
       <w:tr>
+        <w:trPr>
+          <w:cantSplit/>
+        </w:trPr>
         <w:tc>
           <w:tcPr>
             <w:tcW w:type="dxa" w:w="5046"/>
           </w:tcPr>
           <w:p>
+            <w:pPr>
+              <w:spacing w:before="20" w:after="20"/>
+            </w:pPr>
             <w:r/>
             <w:r>
               <w:rPr>
@@ -2157,6 +3126,9 @@
             <w:tcW w:type="dxa" w:w="5046"/>
           </w:tcPr>
           <w:p>
+            <w:pPr>
+              <w:spacing w:before="20" w:after="20"/>
+            </w:pPr>
             <w:r/>
             <w:r>
               <w:rPr>
@@ -2173,6 +3145,9 @@
             <w:tcW w:type="dxa" w:w="5046"/>
           </w:tcPr>
           <w:p>
+            <w:pPr>
+              <w:spacing w:before="20" w:after="20"/>
+            </w:pPr>
             <w:r/>
             <w:r>
               <w:rPr>
@@ -2185,11 +3160,17 @@
         </w:tc>
       </w:tr>
       <w:tr>
+        <w:trPr>
+          <w:cantSplit/>
+        </w:trPr>
         <w:tc>
           <w:tcPr>
             <w:tcW w:type="dxa" w:w="5046"/>
           </w:tcPr>
           <w:p>
+            <w:pPr>
+              <w:spacing w:before="20" w:after="20"/>
+            </w:pPr>
             <w:r/>
             <w:r>
               <w:rPr>
@@ -2206,6 +3187,9 @@
             <w:tcW w:type="dxa" w:w="5046"/>
           </w:tcPr>
           <w:p>
+            <w:pPr>
+              <w:spacing w:before="20" w:after="20"/>
+            </w:pPr>
             <w:r/>
             <w:r>
               <w:rPr>
@@ -2222,6 +3206,9 @@
             <w:tcW w:type="dxa" w:w="5046"/>
           </w:tcPr>
           <w:p>
+            <w:pPr>
+              <w:spacing w:before="20" w:after="20"/>
+            </w:pPr>
             <w:r/>
             <w:r>
               <w:rPr>
@@ -2234,11 +3221,17 @@
         </w:tc>
       </w:tr>
       <w:tr>
+        <w:trPr>
+          <w:cantSplit/>
+        </w:trPr>
         <w:tc>
           <w:tcPr>
             <w:tcW w:type="dxa" w:w="5046"/>
           </w:tcPr>
           <w:p>
+            <w:pPr>
+              <w:spacing w:before="20" w:after="20"/>
+            </w:pPr>
             <w:r/>
             <w:r>
               <w:rPr>
@@ -2255,6 +3248,9 @@
             <w:tcW w:type="dxa" w:w="5046"/>
           </w:tcPr>
           <w:p>
+            <w:pPr>
+              <w:spacing w:before="20" w:after="20"/>
+            </w:pPr>
             <w:r/>
             <w:r>
               <w:rPr>
@@ -2271,6 +3267,9 @@
             <w:tcW w:type="dxa" w:w="5046"/>
           </w:tcPr>
           <w:p>
+            <w:pPr>
+              <w:spacing w:before="20" w:after="20"/>
+            </w:pPr>
             <w:r/>
             <w:r>
               <w:rPr>
@@ -2283,11 +3282,17 @@
         </w:tc>
       </w:tr>
       <w:tr>
+        <w:trPr>
+          <w:cantSplit/>
+        </w:trPr>
         <w:tc>
           <w:tcPr>
             <w:tcW w:type="dxa" w:w="5046"/>
           </w:tcPr>
           <w:p>
+            <w:pPr>
+              <w:spacing w:before="20" w:after="20"/>
+            </w:pPr>
             <w:r/>
             <w:r>
               <w:rPr>
@@ -2304,6 +3309,9 @@
             <w:tcW w:type="dxa" w:w="5046"/>
           </w:tcPr>
           <w:p>
+            <w:pPr>
+              <w:spacing w:before="20" w:after="20"/>
+            </w:pPr>
             <w:r/>
             <w:r>
               <w:rPr>
@@ -2320,6 +3328,9 @@
             <w:tcW w:type="dxa" w:w="5046"/>
           </w:tcPr>
           <w:p>
+            <w:pPr>
+              <w:spacing w:before="20" w:after="20"/>
+            </w:pPr>
             <w:r/>
             <w:r>
               <w:rPr>
@@ -2332,11 +3343,17 @@
         </w:tc>
       </w:tr>
       <w:tr>
+        <w:trPr>
+          <w:cantSplit/>
+        </w:trPr>
         <w:tc>
           <w:tcPr>
             <w:tcW w:type="dxa" w:w="5046"/>
           </w:tcPr>
           <w:p>
+            <w:pPr>
+              <w:spacing w:before="20" w:after="20"/>
+            </w:pPr>
             <w:r/>
             <w:r>
               <w:rPr>
@@ -2353,6 +3370,9 @@
             <w:tcW w:type="dxa" w:w="5046"/>
           </w:tcPr>
           <w:p>
+            <w:pPr>
+              <w:spacing w:before="20" w:after="20"/>
+            </w:pPr>
             <w:r/>
             <w:r>
               <w:rPr>
@@ -2369,6 +3389,9 @@
             <w:tcW w:type="dxa" w:w="5046"/>
           </w:tcPr>
           <w:p>
+            <w:pPr>
+              <w:spacing w:before="20" w:after="20"/>
+            </w:pPr>
             <w:r/>
             <w:r>
               <w:rPr>
@@ -2381,11 +3404,17 @@
         </w:tc>
       </w:tr>
       <w:tr>
+        <w:trPr>
+          <w:cantSplit/>
+        </w:trPr>
         <w:tc>
           <w:tcPr>
             <w:tcW w:type="dxa" w:w="5046"/>
           </w:tcPr>
           <w:p>
+            <w:pPr>
+              <w:spacing w:before="20" w:after="20"/>
+            </w:pPr>
             <w:r/>
             <w:r>
               <w:rPr>
@@ -2402,6 +3431,9 @@
             <w:tcW w:type="dxa" w:w="5046"/>
           </w:tcPr>
           <w:p>
+            <w:pPr>
+              <w:spacing w:before="20" w:after="20"/>
+            </w:pPr>
             <w:r/>
             <w:r>
               <w:rPr>
@@ -2418,6 +3450,9 @@
             <w:tcW w:type="dxa" w:w="5046"/>
           </w:tcPr>
           <w:p>
+            <w:pPr>
+              <w:spacing w:before="20" w:after="20"/>
+            </w:pPr>
             <w:r/>
             <w:r>
               <w:rPr>
@@ -2430,11 +3465,17 @@
         </w:tc>
       </w:tr>
       <w:tr>
+        <w:trPr>
+          <w:cantSplit/>
+        </w:trPr>
         <w:tc>
           <w:tcPr>
             <w:tcW w:type="dxa" w:w="5046"/>
           </w:tcPr>
           <w:p>
+            <w:pPr>
+              <w:spacing w:before="20" w:after="20"/>
+            </w:pPr>
             <w:r/>
             <w:r>
               <w:rPr>
@@ -2451,6 +3492,9 @@
             <w:tcW w:type="dxa" w:w="5046"/>
           </w:tcPr>
           <w:p>
+            <w:pPr>
+              <w:spacing w:before="20" w:after="20"/>
+            </w:pPr>
             <w:r/>
             <w:r>
               <w:rPr>
@@ -2467,6 +3511,9 @@
             <w:tcW w:type="dxa" w:w="5046"/>
           </w:tcPr>
           <w:p>
+            <w:pPr>
+              <w:spacing w:before="20" w:after="20"/>
+            </w:pPr>
             <w:r/>
             <w:r>
               <w:rPr>
@@ -2479,11 +3526,17 @@
         </w:tc>
       </w:tr>
       <w:tr>
+        <w:trPr>
+          <w:cantSplit/>
+        </w:trPr>
         <w:tc>
           <w:tcPr>
             <w:tcW w:type="dxa" w:w="5046"/>
           </w:tcPr>
           <w:p>
+            <w:pPr>
+              <w:spacing w:before="20" w:after="20"/>
+            </w:pPr>
             <w:r/>
             <w:r>
               <w:rPr>
@@ -2500,6 +3553,9 @@
             <w:tcW w:type="dxa" w:w="5046"/>
           </w:tcPr>
           <w:p>
+            <w:pPr>
+              <w:spacing w:before="20" w:after="20"/>
+            </w:pPr>
             <w:r/>
             <w:r>
               <w:rPr>
@@ -2516,6 +3572,9 @@
             <w:tcW w:type="dxa" w:w="5046"/>
           </w:tcPr>
           <w:p>
+            <w:pPr>
+              <w:spacing w:before="20" w:after="20"/>
+            </w:pPr>
             <w:r/>
             <w:r>
               <w:rPr>
@@ -2572,6 +3631,9 @@
             <w:shd w:val="clear" w:color="auto" w:fill="D9D9D9"/>
           </w:tcPr>
           <w:p>
+            <w:pPr>
+              <w:spacing w:before="20" w:after="20"/>
+            </w:pPr>
             <w:r/>
             <w:r>
               <w:rPr>
@@ -2589,6 +3651,9 @@
             <w:shd w:val="clear" w:color="auto" w:fill="D9D9D9"/>
           </w:tcPr>
           <w:p>
+            <w:pPr>
+              <w:spacing w:before="20" w:after="20"/>
+            </w:pPr>
             <w:r/>
             <w:r>
               <w:rPr>
@@ -2606,6 +3671,9 @@
             <w:shd w:val="clear" w:color="auto" w:fill="D9D9D9"/>
           </w:tcPr>
           <w:p>
+            <w:pPr>
+              <w:spacing w:before="20" w:after="20"/>
+            </w:pPr>
             <w:r/>
             <w:r>
               <w:rPr>
@@ -2619,11 +3687,17 @@
         </w:tc>
       </w:tr>
       <w:tr>
+        <w:trPr>
+          <w:cantSplit/>
+        </w:trPr>
         <w:tc>
           <w:tcPr>
             <w:tcW w:type="dxa" w:w="5046"/>
           </w:tcPr>
           <w:p>
+            <w:pPr>
+              <w:spacing w:before="20" w:after="20"/>
+            </w:pPr>
             <w:r/>
             <w:r>
               <w:rPr>
@@ -2640,6 +3714,9 @@
             <w:tcW w:type="dxa" w:w="5046"/>
           </w:tcPr>
           <w:p>
+            <w:pPr>
+              <w:spacing w:before="20" w:after="20"/>
+            </w:pPr>
             <w:r/>
             <w:r>
               <w:rPr>
@@ -2656,6 +3733,9 @@
             <w:tcW w:type="dxa" w:w="5046"/>
           </w:tcPr>
           <w:p>
+            <w:pPr>
+              <w:spacing w:before="20" w:after="20"/>
+            </w:pPr>
             <w:r/>
             <w:r>
               <w:rPr>
@@ -2668,11 +3748,17 @@
         </w:tc>
       </w:tr>
       <w:tr>
+        <w:trPr>
+          <w:cantSplit/>
+        </w:trPr>
         <w:tc>
           <w:tcPr>
             <w:tcW w:type="dxa" w:w="5046"/>
           </w:tcPr>
           <w:p>
+            <w:pPr>
+              <w:spacing w:before="20" w:after="20"/>
+            </w:pPr>
             <w:r/>
             <w:r>
               <w:rPr>
@@ -2689,6 +3775,9 @@
             <w:tcW w:type="dxa" w:w="5046"/>
           </w:tcPr>
           <w:p>
+            <w:pPr>
+              <w:spacing w:before="20" w:after="20"/>
+            </w:pPr>
             <w:r/>
             <w:r>
               <w:rPr>
@@ -2705,6 +3794,9 @@
             <w:tcW w:type="dxa" w:w="5046"/>
           </w:tcPr>
           <w:p>
+            <w:pPr>
+              <w:spacing w:before="20" w:after="20"/>
+            </w:pPr>
             <w:r/>
             <w:r>
               <w:rPr>
@@ -2717,11 +3809,17 @@
         </w:tc>
       </w:tr>
       <w:tr>
+        <w:trPr>
+          <w:cantSplit/>
+        </w:trPr>
         <w:tc>
           <w:tcPr>
             <w:tcW w:type="dxa" w:w="5046"/>
           </w:tcPr>
           <w:p>
+            <w:pPr>
+              <w:spacing w:before="20" w:after="20"/>
+            </w:pPr>
             <w:r/>
             <w:r>
               <w:rPr>
@@ -2738,6 +3836,9 @@
             <w:tcW w:type="dxa" w:w="5046"/>
           </w:tcPr>
           <w:p>
+            <w:pPr>
+              <w:spacing w:before="20" w:after="20"/>
+            </w:pPr>
             <w:r/>
             <w:r>
               <w:rPr>
@@ -2754,6 +3855,9 @@
             <w:tcW w:type="dxa" w:w="5046"/>
           </w:tcPr>
           <w:p>
+            <w:pPr>
+              <w:spacing w:before="20" w:after="20"/>
+            </w:pPr>
             <w:r/>
             <w:r>
               <w:rPr>
@@ -2766,11 +3870,17 @@
         </w:tc>
       </w:tr>
       <w:tr>
+        <w:trPr>
+          <w:cantSplit/>
+        </w:trPr>
         <w:tc>
           <w:tcPr>
             <w:tcW w:type="dxa" w:w="5046"/>
           </w:tcPr>
           <w:p>
+            <w:pPr>
+              <w:spacing w:before="20" w:after="20"/>
+            </w:pPr>
             <w:r/>
             <w:r>
               <w:rPr>
@@ -2787,6 +3897,9 @@
             <w:tcW w:type="dxa" w:w="5046"/>
           </w:tcPr>
           <w:p>
+            <w:pPr>
+              <w:spacing w:before="20" w:after="20"/>
+            </w:pPr>
             <w:r/>
             <w:r>
               <w:rPr>
@@ -2803,6 +3916,9 @@
             <w:tcW w:type="dxa" w:w="5046"/>
           </w:tcPr>
           <w:p>
+            <w:pPr>
+              <w:spacing w:before="20" w:after="20"/>
+            </w:pPr>
             <w:r/>
             <w:r>
               <w:rPr>
@@ -2815,11 +3931,17 @@
         </w:tc>
       </w:tr>
       <w:tr>
+        <w:trPr>
+          <w:cantSplit/>
+        </w:trPr>
         <w:tc>
           <w:tcPr>
             <w:tcW w:type="dxa" w:w="5046"/>
           </w:tcPr>
           <w:p>
+            <w:pPr>
+              <w:spacing w:before="20" w:after="20"/>
+            </w:pPr>
             <w:r/>
             <w:r>
               <w:rPr>
@@ -2836,6 +3958,9 @@
             <w:tcW w:type="dxa" w:w="5046"/>
           </w:tcPr>
           <w:p>
+            <w:pPr>
+              <w:spacing w:before="20" w:after="20"/>
+            </w:pPr>
             <w:r/>
             <w:r>
               <w:rPr>
@@ -2852,6 +3977,9 @@
             <w:tcW w:type="dxa" w:w="5046"/>
           </w:tcPr>
           <w:p>
+            <w:pPr>
+              <w:spacing w:before="20" w:after="20"/>
+            </w:pPr>
             <w:r/>
             <w:r>
               <w:rPr>
@@ -2864,11 +3992,17 @@
         </w:tc>
       </w:tr>
       <w:tr>
+        <w:trPr>
+          <w:cantSplit/>
+        </w:trPr>
         <w:tc>
           <w:tcPr>
             <w:tcW w:type="dxa" w:w="5046"/>
           </w:tcPr>
           <w:p>
+            <w:pPr>
+              <w:spacing w:before="20" w:after="20"/>
+            </w:pPr>
             <w:r/>
             <w:r>
               <w:rPr>
@@ -2885,6 +4019,9 @@
             <w:tcW w:type="dxa" w:w="5046"/>
           </w:tcPr>
           <w:p>
+            <w:pPr>
+              <w:spacing w:before="20" w:after="20"/>
+            </w:pPr>
             <w:r/>
             <w:r>
               <w:rPr>
@@ -2901,6 +4038,9 @@
             <w:tcW w:type="dxa" w:w="5046"/>
           </w:tcPr>
           <w:p>
+            <w:pPr>
+              <w:spacing w:before="20" w:after="20"/>
+            </w:pPr>
             <w:r/>
             <w:r>
               <w:rPr>
@@ -2913,11 +4053,17 @@
         </w:tc>
       </w:tr>
       <w:tr>
+        <w:trPr>
+          <w:cantSplit/>
+        </w:trPr>
         <w:tc>
           <w:tcPr>
             <w:tcW w:type="dxa" w:w="5046"/>
           </w:tcPr>
           <w:p>
+            <w:pPr>
+              <w:spacing w:before="20" w:after="20"/>
+            </w:pPr>
             <w:r/>
             <w:r>
               <w:rPr>
@@ -2934,6 +4080,9 @@
             <w:tcW w:type="dxa" w:w="5046"/>
           </w:tcPr>
           <w:p>
+            <w:pPr>
+              <w:spacing w:before="20" w:after="20"/>
+            </w:pPr>
             <w:r/>
             <w:r>
               <w:rPr>
@@ -2950,6 +4099,9 @@
             <w:tcW w:type="dxa" w:w="5046"/>
           </w:tcPr>
           <w:p>
+            <w:pPr>
+              <w:spacing w:before="20" w:after="20"/>
+            </w:pPr>
             <w:r/>
             <w:r>
               <w:rPr>
@@ -2962,11 +4114,17 @@
         </w:tc>
       </w:tr>
       <w:tr>
+        <w:trPr>
+          <w:cantSplit/>
+        </w:trPr>
         <w:tc>
           <w:tcPr>
             <w:tcW w:type="dxa" w:w="5046"/>
           </w:tcPr>
           <w:p>
+            <w:pPr>
+              <w:spacing w:before="20" w:after="20"/>
+            </w:pPr>
             <w:r/>
             <w:r>
               <w:rPr>
@@ -2983,6 +4141,9 @@
             <w:tcW w:type="dxa" w:w="5046"/>
           </w:tcPr>
           <w:p>
+            <w:pPr>
+              <w:spacing w:before="20" w:after="20"/>
+            </w:pPr>
             <w:r/>
             <w:r>
               <w:rPr>
@@ -2999,6 +4160,9 @@
             <w:tcW w:type="dxa" w:w="5046"/>
           </w:tcPr>
           <w:p>
+            <w:pPr>
+              <w:spacing w:before="20" w:after="20"/>
+            </w:pPr>
             <w:r/>
             <w:r>
               <w:rPr>
@@ -3011,11 +4175,17 @@
         </w:tc>
       </w:tr>
       <w:tr>
+        <w:trPr>
+          <w:cantSplit/>
+        </w:trPr>
         <w:tc>
           <w:tcPr>
             <w:tcW w:type="dxa" w:w="5046"/>
           </w:tcPr>
           <w:p>
+            <w:pPr>
+              <w:spacing w:before="20" w:after="20"/>
+            </w:pPr>
             <w:r/>
             <w:r>
               <w:rPr>
@@ -3032,6 +4202,9 @@
             <w:tcW w:type="dxa" w:w="5046"/>
           </w:tcPr>
           <w:p>
+            <w:pPr>
+              <w:spacing w:before="20" w:after="20"/>
+            </w:pPr>
             <w:r/>
             <w:r>
               <w:rPr>
@@ -3048,6 +4221,9 @@
             <w:tcW w:type="dxa" w:w="5046"/>
           </w:tcPr>
           <w:p>
+            <w:pPr>
+              <w:spacing w:before="20" w:after="20"/>
+            </w:pPr>
             <w:r/>
             <w:r>
               <w:rPr>
@@ -3060,11 +4236,17 @@
         </w:tc>
       </w:tr>
       <w:tr>
+        <w:trPr>
+          <w:cantSplit/>
+        </w:trPr>
         <w:tc>
           <w:tcPr>
             <w:tcW w:type="dxa" w:w="5046"/>
           </w:tcPr>
           <w:p>
+            <w:pPr>
+              <w:spacing w:before="20" w:after="20"/>
+            </w:pPr>
             <w:r/>
             <w:r>
               <w:rPr>
@@ -3081,6 +4263,9 @@
             <w:tcW w:type="dxa" w:w="5046"/>
           </w:tcPr>
           <w:p>
+            <w:pPr>
+              <w:spacing w:before="20" w:after="20"/>
+            </w:pPr>
             <w:r/>
             <w:r>
               <w:rPr>
@@ -3097,6 +4282,9 @@
             <w:tcW w:type="dxa" w:w="5046"/>
           </w:tcPr>
           <w:p>
+            <w:pPr>
+              <w:spacing w:before="20" w:after="20"/>
+            </w:pPr>
             <w:r/>
             <w:r>
               <w:rPr>
@@ -3109,11 +4297,17 @@
         </w:tc>
       </w:tr>
       <w:tr>
+        <w:trPr>
+          <w:cantSplit/>
+        </w:trPr>
         <w:tc>
           <w:tcPr>
             <w:tcW w:type="dxa" w:w="5046"/>
           </w:tcPr>
           <w:p>
+            <w:pPr>
+              <w:spacing w:before="20" w:after="20"/>
+            </w:pPr>
             <w:r/>
             <w:r>
               <w:rPr>
@@ -3130,6 +4324,9 @@
             <w:tcW w:type="dxa" w:w="5046"/>
           </w:tcPr>
           <w:p>
+            <w:pPr>
+              <w:spacing w:before="20" w:after="20"/>
+            </w:pPr>
             <w:r/>
             <w:r>
               <w:rPr>
@@ -3146,6 +4343,9 @@
             <w:tcW w:type="dxa" w:w="5046"/>
           </w:tcPr>
           <w:p>
+            <w:pPr>
+              <w:spacing w:before="20" w:after="20"/>
+            </w:pPr>
             <w:r/>
             <w:r>
               <w:rPr>
@@ -3158,11 +4358,17 @@
         </w:tc>
       </w:tr>
       <w:tr>
+        <w:trPr>
+          <w:cantSplit/>
+        </w:trPr>
         <w:tc>
           <w:tcPr>
             <w:tcW w:type="dxa" w:w="5046"/>
           </w:tcPr>
           <w:p>
+            <w:pPr>
+              <w:spacing w:before="20" w:after="20"/>
+            </w:pPr>
             <w:r/>
             <w:r>
               <w:rPr>
@@ -3179,6 +4385,9 @@
             <w:tcW w:type="dxa" w:w="5046"/>
           </w:tcPr>
           <w:p>
+            <w:pPr>
+              <w:spacing w:before="20" w:after="20"/>
+            </w:pPr>
             <w:r/>
             <w:r>
               <w:rPr>
@@ -3195,6 +4404,9 @@
             <w:tcW w:type="dxa" w:w="5046"/>
           </w:tcPr>
           <w:p>
+            <w:pPr>
+              <w:spacing w:before="20" w:after="20"/>
+            </w:pPr>
             <w:r/>
             <w:r>
               <w:rPr>
@@ -3251,6 +4463,9 @@
             <w:shd w:val="clear" w:color="auto" w:fill="D9D9D9"/>
           </w:tcPr>
           <w:p>
+            <w:pPr>
+              <w:spacing w:before="20" w:after="20"/>
+            </w:pPr>
             <w:r/>
             <w:r>
               <w:rPr>
@@ -3268,6 +4483,9 @@
             <w:shd w:val="clear" w:color="auto" w:fill="D9D9D9"/>
           </w:tcPr>
           <w:p>
+            <w:pPr>
+              <w:spacing w:before="20" w:after="20"/>
+            </w:pPr>
             <w:r/>
             <w:r>
               <w:rPr>
@@ -3285,6 +4503,9 @@
             <w:shd w:val="clear" w:color="auto" w:fill="D9D9D9"/>
           </w:tcPr>
           <w:p>
+            <w:pPr>
+              <w:spacing w:before="20" w:after="20"/>
+            </w:pPr>
             <w:r/>
             <w:r>
               <w:rPr>
@@ -3298,11 +4519,17 @@
         </w:tc>
       </w:tr>
       <w:tr>
+        <w:trPr>
+          <w:cantSplit/>
+        </w:trPr>
         <w:tc>
           <w:tcPr>
             <w:tcW w:type="dxa" w:w="5046"/>
           </w:tcPr>
           <w:p>
+            <w:pPr>
+              <w:spacing w:before="20" w:after="20"/>
+            </w:pPr>
             <w:r/>
             <w:r>
               <w:rPr>
@@ -3319,6 +4546,9 @@
             <w:tcW w:type="dxa" w:w="5046"/>
           </w:tcPr>
           <w:p>
+            <w:pPr>
+              <w:spacing w:before="20" w:after="20"/>
+            </w:pPr>
             <w:r/>
             <w:r>
               <w:rPr>
@@ -3335,6 +4565,9 @@
             <w:tcW w:type="dxa" w:w="5046"/>
           </w:tcPr>
           <w:p>
+            <w:pPr>
+              <w:spacing w:before="20" w:after="20"/>
+            </w:pPr>
             <w:r/>
             <w:r>
               <w:rPr>
@@ -3347,11 +4580,17 @@
         </w:tc>
       </w:tr>
       <w:tr>
+        <w:trPr>
+          <w:cantSplit/>
+        </w:trPr>
         <w:tc>
           <w:tcPr>
             <w:tcW w:type="dxa" w:w="5046"/>
           </w:tcPr>
           <w:p>
+            <w:pPr>
+              <w:spacing w:before="20" w:after="20"/>
+            </w:pPr>
             <w:r/>
             <w:r>
               <w:rPr>
@@ -3368,6 +4607,9 @@
             <w:tcW w:type="dxa" w:w="5046"/>
           </w:tcPr>
           <w:p>
+            <w:pPr>
+              <w:spacing w:before="20" w:after="20"/>
+            </w:pPr>
             <w:r/>
             <w:r>
               <w:rPr>
@@ -3384,6 +4626,9 @@
             <w:tcW w:type="dxa" w:w="5046"/>
           </w:tcPr>
           <w:p>
+            <w:pPr>
+              <w:spacing w:before="20" w:after="20"/>
+            </w:pPr>
             <w:r/>
             <w:r>
               <w:rPr>
@@ -3396,11 +4641,17 @@
         </w:tc>
       </w:tr>
       <w:tr>
+        <w:trPr>
+          <w:cantSplit/>
+        </w:trPr>
         <w:tc>
           <w:tcPr>
             <w:tcW w:type="dxa" w:w="5046"/>
           </w:tcPr>
           <w:p>
+            <w:pPr>
+              <w:spacing w:before="20" w:after="20"/>
+            </w:pPr>
             <w:r/>
             <w:r>
               <w:rPr>
@@ -3417,6 +4668,9 @@
             <w:tcW w:type="dxa" w:w="5046"/>
           </w:tcPr>
           <w:p>
+            <w:pPr>
+              <w:spacing w:before="20" w:after="20"/>
+            </w:pPr>
             <w:r/>
             <w:r>
               <w:rPr>
@@ -3433,6 +4687,9 @@
             <w:tcW w:type="dxa" w:w="5046"/>
           </w:tcPr>
           <w:p>
+            <w:pPr>
+              <w:spacing w:before="20" w:after="20"/>
+            </w:pPr>
             <w:r/>
             <w:r>
               <w:rPr>
@@ -3445,11 +4702,17 @@
         </w:tc>
       </w:tr>
       <w:tr>
+        <w:trPr>
+          <w:cantSplit/>
+        </w:trPr>
         <w:tc>
           <w:tcPr>
             <w:tcW w:type="dxa" w:w="5046"/>
           </w:tcPr>
           <w:p>
+            <w:pPr>
+              <w:spacing w:before="20" w:after="20"/>
+            </w:pPr>
             <w:r/>
             <w:r>
               <w:rPr>
@@ -3466,6 +4729,9 @@
             <w:tcW w:type="dxa" w:w="5046"/>
           </w:tcPr>
           <w:p>
+            <w:pPr>
+              <w:spacing w:before="20" w:after="20"/>
+            </w:pPr>
             <w:r/>
             <w:r>
               <w:rPr>
@@ -3482,6 +4748,9 @@
             <w:tcW w:type="dxa" w:w="5046"/>
           </w:tcPr>
           <w:p>
+            <w:pPr>
+              <w:spacing w:before="20" w:after="20"/>
+            </w:pPr>
             <w:r/>
             <w:r>
               <w:rPr>
@@ -3494,11 +4763,17 @@
         </w:tc>
       </w:tr>
       <w:tr>
+        <w:trPr>
+          <w:cantSplit/>
+        </w:trPr>
         <w:tc>
           <w:tcPr>
             <w:tcW w:type="dxa" w:w="5046"/>
           </w:tcPr>
           <w:p>
+            <w:pPr>
+              <w:spacing w:before="20" w:after="20"/>
+            </w:pPr>
             <w:r/>
             <w:r>
               <w:rPr>
@@ -3515,6 +4790,9 @@
             <w:tcW w:type="dxa" w:w="5046"/>
           </w:tcPr>
           <w:p>
+            <w:pPr>
+              <w:spacing w:before="20" w:after="20"/>
+            </w:pPr>
             <w:r/>
             <w:r>
               <w:rPr>
@@ -3531,6 +4809,9 @@
             <w:tcW w:type="dxa" w:w="5046"/>
           </w:tcPr>
           <w:p>
+            <w:pPr>
+              <w:spacing w:before="20" w:after="20"/>
+            </w:pPr>
             <w:r/>
             <w:r>
               <w:rPr>
@@ -3543,11 +4824,17 @@
         </w:tc>
       </w:tr>
       <w:tr>
+        <w:trPr>
+          <w:cantSplit/>
+        </w:trPr>
         <w:tc>
           <w:tcPr>
             <w:tcW w:type="dxa" w:w="5046"/>
           </w:tcPr>
           <w:p>
+            <w:pPr>
+              <w:spacing w:before="20" w:after="20"/>
+            </w:pPr>
             <w:r/>
             <w:r>
               <w:rPr>
@@ -3564,6 +4851,9 @@
             <w:tcW w:type="dxa" w:w="5046"/>
           </w:tcPr>
           <w:p>
+            <w:pPr>
+              <w:spacing w:before="20" w:after="20"/>
+            </w:pPr>
             <w:r/>
             <w:r>
               <w:rPr>
@@ -3580,6 +4870,9 @@
             <w:tcW w:type="dxa" w:w="5046"/>
           </w:tcPr>
           <w:p>
+            <w:pPr>
+              <w:spacing w:before="20" w:after="20"/>
+            </w:pPr>
             <w:r/>
             <w:r>
               <w:rPr>
@@ -3592,11 +4885,17 @@
         </w:tc>
       </w:tr>
       <w:tr>
+        <w:trPr>
+          <w:cantSplit/>
+        </w:trPr>
         <w:tc>
           <w:tcPr>
             <w:tcW w:type="dxa" w:w="5046"/>
           </w:tcPr>
           <w:p>
+            <w:pPr>
+              <w:spacing w:before="20" w:after="20"/>
+            </w:pPr>
             <w:r/>
             <w:r>
               <w:rPr>
@@ -3613,6 +4912,9 @@
             <w:tcW w:type="dxa" w:w="5046"/>
           </w:tcPr>
           <w:p>
+            <w:pPr>
+              <w:spacing w:before="20" w:after="20"/>
+            </w:pPr>
             <w:r/>
             <w:r>
               <w:rPr>
@@ -3629,6 +4931,9 @@
             <w:tcW w:type="dxa" w:w="5046"/>
           </w:tcPr>
           <w:p>
+            <w:pPr>
+              <w:spacing w:before="20" w:after="20"/>
+            </w:pPr>
             <w:r/>
             <w:r>
               <w:rPr>
@@ -3641,11 +4946,17 @@
         </w:tc>
       </w:tr>
       <w:tr>
+        <w:trPr>
+          <w:cantSplit/>
+        </w:trPr>
         <w:tc>
           <w:tcPr>
             <w:tcW w:type="dxa" w:w="5046"/>
           </w:tcPr>
           <w:p>
+            <w:pPr>
+              <w:spacing w:before="20" w:after="20"/>
+            </w:pPr>
             <w:r/>
             <w:r>
               <w:rPr>
@@ -3662,6 +4973,9 @@
             <w:tcW w:type="dxa" w:w="5046"/>
           </w:tcPr>
           <w:p>
+            <w:pPr>
+              <w:spacing w:before="20" w:after="20"/>
+            </w:pPr>
             <w:r/>
             <w:r>
               <w:rPr>
@@ -3678,6 +4992,9 @@
             <w:tcW w:type="dxa" w:w="5046"/>
           </w:tcPr>
           <w:p>
+            <w:pPr>
+              <w:spacing w:before="20" w:after="20"/>
+            </w:pPr>
             <w:r/>
             <w:r>
               <w:rPr>
@@ -3690,11 +5007,17 @@
         </w:tc>
       </w:tr>
       <w:tr>
+        <w:trPr>
+          <w:cantSplit/>
+        </w:trPr>
         <w:tc>
           <w:tcPr>
             <w:tcW w:type="dxa" w:w="5046"/>
           </w:tcPr>
           <w:p>
+            <w:pPr>
+              <w:spacing w:before="20" w:after="20"/>
+            </w:pPr>
             <w:r/>
             <w:r>
               <w:rPr>
@@ -3711,6 +5034,9 @@
             <w:tcW w:type="dxa" w:w="5046"/>
           </w:tcPr>
           <w:p>
+            <w:pPr>
+              <w:spacing w:before="20" w:after="20"/>
+            </w:pPr>
             <w:r/>
             <w:r>
               <w:rPr>
@@ -3727,6 +5053,9 @@
             <w:tcW w:type="dxa" w:w="5046"/>
           </w:tcPr>
           <w:p>
+            <w:pPr>
+              <w:spacing w:before="20" w:after="20"/>
+            </w:pPr>
             <w:r/>
             <w:r>
               <w:rPr>
@@ -3739,11 +5068,17 @@
         </w:tc>
       </w:tr>
       <w:tr>
+        <w:trPr>
+          <w:cantSplit/>
+        </w:trPr>
         <w:tc>
           <w:tcPr>
             <w:tcW w:type="dxa" w:w="5046"/>
           </w:tcPr>
           <w:p>
+            <w:pPr>
+              <w:spacing w:before="20" w:after="20"/>
+            </w:pPr>
             <w:r/>
             <w:r>
               <w:rPr>
@@ -3760,6 +5095,9 @@
             <w:tcW w:type="dxa" w:w="5046"/>
           </w:tcPr>
           <w:p>
+            <w:pPr>
+              <w:spacing w:before="20" w:after="20"/>
+            </w:pPr>
             <w:r/>
             <w:r>
               <w:rPr>
@@ -3776,6 +5114,9 @@
             <w:tcW w:type="dxa" w:w="5046"/>
           </w:tcPr>
           <w:p>
+            <w:pPr>
+              <w:spacing w:before="20" w:after="20"/>
+            </w:pPr>
             <w:r/>
             <w:r>
               <w:rPr>
@@ -3788,11 +5129,17 @@
         </w:tc>
       </w:tr>
       <w:tr>
+        <w:trPr>
+          <w:cantSplit/>
+        </w:trPr>
         <w:tc>
           <w:tcPr>
             <w:tcW w:type="dxa" w:w="5046"/>
           </w:tcPr>
           <w:p>
+            <w:pPr>
+              <w:spacing w:before="20" w:after="20"/>
+            </w:pPr>
             <w:r/>
             <w:r>
               <w:rPr>
@@ -3809,6 +5156,9 @@
             <w:tcW w:type="dxa" w:w="5046"/>
           </w:tcPr>
           <w:p>
+            <w:pPr>
+              <w:spacing w:before="20" w:after="20"/>
+            </w:pPr>
             <w:r/>
             <w:r>
               <w:rPr>
@@ -3825,6 +5175,9 @@
             <w:tcW w:type="dxa" w:w="5046"/>
           </w:tcPr>
           <w:p>
+            <w:pPr>
+              <w:spacing w:before="20" w:after="20"/>
+            </w:pPr>
             <w:r/>
             <w:r>
               <w:rPr>
@@ -3837,11 +5190,17 @@
         </w:tc>
       </w:tr>
       <w:tr>
+        <w:trPr>
+          <w:cantSplit/>
+        </w:trPr>
         <w:tc>
           <w:tcPr>
             <w:tcW w:type="dxa" w:w="5046"/>
           </w:tcPr>
           <w:p>
+            <w:pPr>
+              <w:spacing w:before="20" w:after="20"/>
+            </w:pPr>
             <w:r/>
             <w:r>
               <w:rPr>
@@ -3858,6 +5217,9 @@
             <w:tcW w:type="dxa" w:w="5046"/>
           </w:tcPr>
           <w:p>
+            <w:pPr>
+              <w:spacing w:before="20" w:after="20"/>
+            </w:pPr>
             <w:r/>
             <w:r>
               <w:rPr>
@@ -3874,6 +5236,9 @@
             <w:tcW w:type="dxa" w:w="5046"/>
           </w:tcPr>
           <w:p>
+            <w:pPr>
+              <w:spacing w:before="20" w:after="20"/>
+            </w:pPr>
             <w:r/>
             <w:r>
               <w:rPr>

--- a/docx/ru/BUFRCREX_CodeFlag_ru_13.docx
+++ b/docx/ru/BUFRCREX_CodeFlag_ru_13.docx
@@ -13,516 +13,6 @@
           <w:sz w:val="22"/>
         </w:rPr>
         <w:t>Класс 13</w:t>
-      </w:r>
-    </w:p>
-    <w:p>
-      <w:r>
-        <w:rPr>
-          <w:rFonts w:ascii="Verdana" w:hAnsi="Verdana"/>
-          <w:i/>
-          <w:sz w:val="14"/>
-        </w:rPr>
-        <w:t>Note 2: «Ясно» или «сплошная облачность» кодируются соответственно цифрами 0 и 8.</w:t>
-      </w:r>
-    </w:p>
-    <w:p>
-      <w:r>
-        <w:rPr>
-          <w:rFonts w:ascii="Verdana" w:hAnsi="Verdana"/>
-          <w:i/>
-          <w:sz w:val="14"/>
-        </w:rPr>
-        <w:t>Note 5: (0 = хорошее; 1 = плохое)</w:t>
-      </w:r>
-    </w:p>
-    <w:p>
-      <w:r>
-        <w:rPr>
-          <w:rFonts w:ascii="Verdana" w:hAnsi="Verdana"/>
-          <w:i/>
-          <w:sz w:val="14"/>
-        </w:rPr>
-        <w:t>Note 6: (См. общую кодовую таблицу С-1 в части С/с.)</w:t>
-      </w:r>
-    </w:p>
-    <w:p>
-      <w:r>
-        <w:rPr>
-          <w:rFonts w:ascii="Verdana" w:hAnsi="Verdana"/>
-          <w:i/>
-          <w:sz w:val="14"/>
-        </w:rPr>
-        <w:t>Note 7: (См. общую кодовую таблицу С-2 в части С/с.)</w:t>
-      </w:r>
-    </w:p>
-    <w:p>
-      <w:r>
-        <w:rPr>
-          <w:rFonts w:ascii="Verdana" w:hAnsi="Verdana"/>
-          <w:i/>
-          <w:sz w:val="14"/>
-        </w:rPr>
-        <w:t>Note 8: (См. общую кодовую таблицу С-3)</w:t>
-      </w:r>
-    </w:p>
-    <w:p>
-      <w:r>
-        <w:rPr>
-          <w:rFonts w:ascii="Verdana" w:hAnsi="Verdana"/>
-          <w:i/>
-          <w:sz w:val="14"/>
-        </w:rPr>
-        <w:t>Note 9: (См. общую кодовую таблицу С-4)</w:t>
-      </w:r>
-    </w:p>
-    <w:p>
-      <w:r>
-        <w:rPr>
-          <w:rFonts w:ascii="Verdana" w:hAnsi="Verdana"/>
-          <w:i/>
-          <w:sz w:val="14"/>
-        </w:rPr>
-        <w:t>Note 10: (См. общую кодовую таблицу С-5 в части С/с.)</w:t>
-      </w:r>
-    </w:p>
-    <w:p>
-      <w:r>
-        <w:rPr>
-          <w:rFonts w:ascii="Verdana" w:hAnsi="Verdana"/>
-          <w:i/>
-          <w:sz w:val="14"/>
-        </w:rPr>
-        <w:t>Note 11: (См. общую кодовую таблицу С-7 в части С/с.)</w:t>
-      </w:r>
-    </w:p>
-    <w:p>
-      <w:r>
-        <w:rPr>
-          <w:rFonts w:ascii="Verdana" w:hAnsi="Verdana"/>
-          <w:i/>
-          <w:sz w:val="14"/>
-        </w:rPr>
-        <w:t>Note 12: (См. общую кодовую таблицу С-8 в части С/с.)</w:t>
-      </w:r>
-    </w:p>
-    <w:p>
-      <w:r>
-        <w:rPr>
-          <w:rFonts w:ascii="Verdana" w:hAnsi="Verdana"/>
-          <w:i/>
-          <w:sz w:val="14"/>
-        </w:rPr>
-        <w:t>Note 14: (Будет определено самими центрами — см. общую кодовую таблицу С-12 в части С/с.)</w:t>
-      </w:r>
-    </w:p>
-    <w:p>
-      <w:r>
-        <w:rPr>
-          <w:rFonts w:ascii="Verdana" w:hAnsi="Verdana"/>
-          <w:i/>
-          <w:sz w:val="14"/>
-        </w:rPr>
-        <w:t>Note 15: (Будут разработаны)</w:t>
-      </w:r>
-    </w:p>
-    <w:p>
-      <w:r>
-        <w:rPr>
-          <w:rFonts w:ascii="Verdana" w:hAnsi="Verdana"/>
-          <w:i/>
-          <w:sz w:val="14"/>
-        </w:rPr>
-        <w:t>Note 16: Последовательность двух или более пар координат местоположения, таких как широта и долгота, определяет линию или многоугольник. Точки следует соединять в соответствии с порядком, данным в сообщении. Любая описываемая зона будет расположена слева от проведенной границы в направлении, установленном порядком, данным в сообщении. Это определение применяется к простым непересекающимся многоугольникам, без пробелов.</w:t>
-      </w:r>
-    </w:p>
-    <w:p>
-      <w:r>
-        <w:rPr>
-          <w:rFonts w:ascii="Verdana" w:hAnsi="Verdana"/>
-          <w:i/>
-          <w:sz w:val="14"/>
-        </w:rPr>
-        <w:t>Note 17: Если все биты установлены на 0, это означает, что калибровка правильная.</w:t>
-      </w:r>
-    </w:p>
-    <w:p>
-      <w:r>
-        <w:rPr>
-          <w:rFonts w:ascii="Verdana" w:hAnsi="Verdana"/>
-          <w:i/>
-          <w:sz w:val="14"/>
-        </w:rPr>
-        <w:t>Note 18: Все статистические данные первого порядка выражены в единицах измерения, определенных первоначальными дескрипторами данных.</w:t>
-      </w:r>
-    </w:p>
-    <w:p>
-      <w:r>
-        <w:rPr>
-          <w:rFonts w:ascii="Verdana" w:hAnsi="Verdana"/>
-          <w:i/>
-          <w:sz w:val="14"/>
-        </w:rPr>
-        <w:t>Note 19: Значимость ассоциированного поля должна использоваться на первоначальном этапе совместно с качеством данных наблюдений.</w:t>
-      </w:r>
-    </w:p>
-    <w:p>
-      <w:r>
-        <w:rPr>
-          <w:rFonts w:ascii="Verdana" w:hAnsi="Verdana"/>
-          <w:i/>
-          <w:sz w:val="14"/>
-        </w:rPr>
-        <w:t>Note 21: Начиная с позиции первого бита (бит старшего разряда), при приведении бита к цифре 1 канал используется. Если бит приводится к нулю, канал не используется.</w:t>
-      </w:r>
-    </w:p>
-    <w:p>
-      <w:r>
-        <w:rPr>
-          <w:rFonts w:ascii="Verdana" w:hAnsi="Verdana"/>
-          <w:i/>
-          <w:sz w:val="14"/>
-        </w:rPr>
-        <w:t>Note 23: Битовые флаги показывают прибор и/или каналы, используемые при получении различных физических параметров. Если в какой-либо группе параметров все биты = 0, то для этого параметра или группы параметров не производилась обработка.</w:t>
-      </w:r>
-    </w:p>
-    <w:p>
-      <w:r>
-        <w:rPr>
-          <w:rFonts w:ascii="Verdana" w:hAnsi="Verdana"/>
-          <w:i/>
-          <w:sz w:val="14"/>
-        </w:rPr>
-        <w:t>Note 24: Биты 1-4 представляют код погрешности времени. В том случае, когда все биты установлены на 0, это означает, что время сканирования соответствует предсказанному времени.</w:t>
-      </w:r>
-    </w:p>
-    <w:p>
-      <w:r>
-        <w:rPr>
-          <w:rFonts w:ascii="Verdana" w:hAnsi="Verdana"/>
-          <w:i/>
-          <w:sz w:val="14"/>
-        </w:rPr>
-        <w:t>Note 25: Биты 11-17 представляют код погрешности географического местоположения. В том случае, когда все биты установлены на 0, это означает, что географическое местоположение является нормальным.</w:t>
-      </w:r>
-    </w:p>
-    <w:p>
-      <w:r>
-        <w:rPr>
-          <w:rFonts w:ascii="Verdana" w:hAnsi="Verdana"/>
-          <w:i/>
-          <w:sz w:val="14"/>
-        </w:rPr>
-        <w:t>Note 27: Биты 5-10 представляют код погрешности калибровки. В том случае, когда все биты установлены на 0, это означает, что калибровка нормальная. В том случае, когда тот или иной из битов 5, 7 и 10 установлен на 1, это означает, что были использованы вторичные коэффициенты калибровки.</w:t>
-      </w:r>
-    </w:p>
-    <w:p>
-      <w:r>
-        <w:rPr>
-          <w:rFonts w:ascii="Verdana" w:hAnsi="Verdana"/>
-          <w:i/>
-          <w:sz w:val="14"/>
-        </w:rPr>
-        <w:t>Note 32: Кодовые цифры 1-9: Продолжительность и время измерения течения (векторный или доплеровский метод получения профиля течения).</w:t>
-      </w:r>
-    </w:p>
-    <w:p>
-      <w:r>
-        <w:rPr>
-          <w:rFonts w:ascii="Verdana" w:hAnsi="Verdana"/>
-          <w:i/>
-          <w:sz w:val="14"/>
-        </w:rPr>
-        <w:t>Note 33: Кодовые цифры 11-19: Период измерения течения (дрейфовый метод).</w:t>
-      </w:r>
-    </w:p>
-    <w:p>
-      <w:r>
-        <w:rPr>
-          <w:rFonts w:ascii="Verdana" w:hAnsi="Verdana"/>
-          <w:i/>
-          <w:sz w:val="14"/>
-        </w:rPr>
-        <w:t>Note 34: Средняя часть данной кодовой таблицы (кодовые цифры 100-199) включает термины на нескольких уровнях, которые могут быть использованы для простых и более сложных автоматических станций.</w:t>
-      </w:r>
-    </w:p>
-    <w:p>
-      <w:r>
-        <w:rPr>
-          <w:rFonts w:ascii="Verdana" w:hAnsi="Verdana"/>
-          <w:i/>
-          <w:sz w:val="14"/>
-        </w:rPr>
-        <w:t>Note 35: Дескриптор 0 25 009 исключен. Вместо него следует использовать дескриптор 0 25 029.</w:t>
-      </w:r>
-    </w:p>
-    <w:p>
-      <w:r>
-        <w:rPr>
-          <w:rFonts w:ascii="Verdana" w:hAnsi="Verdana"/>
-          <w:i/>
-          <w:sz w:val="14"/>
-        </w:rPr>
-        <w:t>Note 36: Данные о разностях — это значения разности, размеры которых аналогичны размерам соответствующих сообщаемых значений в отношении единиц измерения, но пределы которых установлены на нуль (например: разность между сообщенными и анализированными значениями, разность между сообщенными и прогнозированными значениями и т. д.).</w:t>
-      </w:r>
-    </w:p>
-    <w:p>
-      <w:r>
-        <w:rPr>
-          <w:rFonts w:ascii="Verdana" w:hAnsi="Verdana"/>
-          <w:i/>
-          <w:sz w:val="14"/>
-        </w:rPr>
-        <w:t>Note 39: EPSG представляет собой набор данных по системам координат и ее преобразованиям, который изначально был создан и поддерживался Европейской группой нефтепоисковых исследований. В настоящее время он поддерживается подкомитетом по геодезии Комитета по геоматике Международной ассоциации производителей нефти и газа.</w:t>
-      </w:r>
-    </w:p>
-    <w:p>
-      <w:r>
-        <w:rPr>
-          <w:rFonts w:ascii="Verdana" w:hAnsi="Verdana"/>
-          <w:i/>
-          <w:sz w:val="14"/>
-        </w:rPr>
-        <w:t>Note 42: Могут быть разработаны дополнительные применения.</w:t>
-      </w:r>
-    </w:p>
-    <w:p>
-      <w:r>
-        <w:rPr>
-          <w:rFonts w:ascii="Verdana" w:hAnsi="Verdana"/>
-          <w:i/>
-          <w:sz w:val="14"/>
-        </w:rPr>
-        <w:t>Note 43: Общие термины обозначения погоды (например: туман, морось) предназначены для использования на автоматических станциях, которые могут определить тип погоды, но не дают никакой другой информации. Общие термины обозначаются в кодовой таблице большими буквами.</w:t>
-      </w:r>
-    </w:p>
-    <w:p>
-      <w:r>
-        <w:rPr>
-          <w:rFonts w:ascii="Verdana" w:hAnsi="Verdana"/>
-          <w:i/>
-          <w:sz w:val="14"/>
-        </w:rPr>
-        <w:t>Note 45: H = Время наблюдения.</w:t>
-      </w:r>
-    </w:p>
-    <w:p>
-      <w:r>
-        <w:rPr>
-          <w:rFonts w:ascii="Verdana" w:hAnsi="Verdana"/>
-          <w:i/>
-          <w:sz w:val="14"/>
-        </w:rPr>
-        <w:t>Note 49: Если бит установлен на 1, указание действительно.</w:t>
-      </w:r>
-    </w:p>
-    <w:p>
-      <w:r>
-        <w:rPr>
-          <w:rFonts w:ascii="Verdana" w:hAnsi="Verdana"/>
-          <w:i/>
-          <w:sz w:val="14"/>
-        </w:rPr>
-        <w:t>Note 50: Определения в кодовых цифрах 0-2 и 4 применяются для обнаженной репрезентативной поверхности почвы, а цифры 3, 5-9 и 10-19 — к открытому репрезентативному району.</w:t>
-      </w:r>
-    </w:p>
-    <w:p>
-      <w:r>
-        <w:rPr>
-          <w:rFonts w:ascii="Verdana" w:hAnsi="Verdana"/>
-          <w:i/>
-          <w:sz w:val="14"/>
-        </w:rPr>
-        <w:t>Note 52: В сводках с автоматических станций следует использовать кодовую цифру 2, когда тенденция является положительной; 7 — отрицательной и 4, когда давление является таким же, как и 3 часа назад.</w:t>
-      </w:r>
-    </w:p>
-    <w:p>
-      <w:r>
-        <w:rPr>
-          <w:rFonts w:ascii="Verdana" w:hAnsi="Verdana"/>
-          <w:i/>
-          <w:sz w:val="14"/>
-        </w:rPr>
-        <w:t>Note 53: В сводках от тропических станций, сообщающих суточные изменения, следует использовать кодовую цифру 2 при положительной тенденции; 7 — при отрицательной тенденции и 4 — в случае, если давление остается таким же, как и за предшествующие 24 часа.</w:t>
-      </w:r>
-    </w:p>
-    <w:p>
-      <w:r>
-        <w:rPr>
-          <w:rFonts w:ascii="Verdana" w:hAnsi="Verdana"/>
-          <w:i/>
-          <w:sz w:val="14"/>
-        </w:rPr>
-        <w:t>Note 54: В данной кодовой таблице всякий раз, когда упоминается лед, это также включает в себя другие твердые осадки, отличные от снега.</w:t>
-      </w:r>
-    </w:p>
-    <w:p>
-      <w:r>
-        <w:rPr>
-          <w:rFonts w:ascii="Verdana" w:hAnsi="Verdana"/>
-          <w:i/>
-          <w:sz w:val="14"/>
-        </w:rPr>
-        <w:t>Note 57: Смешанные осадки обозначаются путем установки на единицу битов всех наблюдаемых самостоятельных типов осадков.</w:t>
-      </w:r>
-    </w:p>
-    <w:p>
-      <w:r>
-        <w:rPr>
-          <w:rFonts w:ascii="Verdana" w:hAnsi="Verdana"/>
-          <w:i/>
-          <w:sz w:val="14"/>
-        </w:rPr>
-        <w:t>Note 59: Новые локальные названия шторма различной интенсивности следует добавлять в соответствии с необходимостью.</w:t>
-      </w:r>
-    </w:p>
-    <w:p>
-      <w:r>
-        <w:rPr>
-          <w:rFonts w:ascii="Verdana" w:hAnsi="Verdana"/>
-          <w:i/>
-          <w:sz w:val="14"/>
-        </w:rPr>
-        <w:t>Note 60: Ни одна из кодовых цифр не исключает добавления интерполированных уровней по усмотрению центра-поставщика</w:t>
-      </w:r>
-    </w:p>
-    <w:p>
-      <w:r>
-        <w:rPr>
-          <w:rFonts w:ascii="Verdana" w:hAnsi="Verdana"/>
-          <w:i/>
-          <w:sz w:val="14"/>
-        </w:rPr>
-        <w:t>Note 63: Явление, указанное в данной таблице флагов, означает любое явление, включая осадки и явления, ухудшающие видимость.</w:t>
-      </w:r>
-    </w:p>
-    <w:p>
-      <w:r>
-        <w:rPr>
-          <w:rFonts w:ascii="Verdana" w:hAnsi="Verdana"/>
-          <w:i/>
-          <w:sz w:val="14"/>
-        </w:rPr>
-        <w:t>Note 75: Определения в кодовых цифрах 0-2 и 4 применяются для обнаженной репрезентативной поверхности почвы, а цифры 3, 5-9 и 10-19 — к открытому репрезентативному району.</w:t>
-      </w:r>
-    </w:p>
-    <w:p>
-      <w:r>
-        <w:rPr>
-          <w:rFonts w:ascii="Verdana" w:hAnsi="Verdana"/>
-          <w:i/>
-          <w:sz w:val="14"/>
-        </w:rPr>
-        <w:t>Note 76: Эти величины относятся к хорошо сформированному ветровому волнению в открытом море. В то время как предпочтение следует отдавать описательным терминам, значения этих высот могут использоваться наблюдателем как руководство при передаче состояния поверхности моря, которое возникает в результате различных факторов, таких, как ветер, зыбь, течения, угол между направлением ветра и зыби и т. д.</w:t>
-      </w:r>
-    </w:p>
-    <w:p>
-      <w:r>
-        <w:rPr>
-          <w:rFonts w:ascii="Verdana" w:hAnsi="Verdana"/>
-          <w:i/>
-          <w:sz w:val="14"/>
-        </w:rPr>
-        <w:t>Note 78: Первые три цифры представляют собой код страны ИСО.</w:t>
-      </w:r>
-    </w:p>
-    <w:p>
-      <w:r>
-        <w:rPr>
-          <w:rFonts w:ascii="Verdana" w:hAnsi="Verdana"/>
-          <w:i/>
-          <w:sz w:val="14"/>
-        </w:rPr>
-        <w:t>Note 79: Последняя колонка в таблице содержит соответствующий номер регистрации Химической реферативной службы (CAS) Американского химического общества.</w:t>
-      </w:r>
-    </w:p>
-    <w:p>
-      <w:r>
-        <w:rPr>
-          <w:rFonts w:ascii="Verdana" w:hAnsi="Verdana"/>
-          <w:i/>
-          <w:sz w:val="14"/>
-        </w:rPr>
-        <w:t>Note 80: Средняя часть данной кодовой таблицы (кодовые цифры 100-199) включает термины на нескольких уровнях, которые могут быть использованы для простых и более сложных автоматических станций.</w:t>
-      </w:r>
-    </w:p>
-    <w:p>
-      <w:r>
-        <w:rPr>
-          <w:rFonts w:ascii="Verdana" w:hAnsi="Verdana"/>
-          <w:i/>
-          <w:sz w:val="14"/>
-        </w:rPr>
-        <w:t>Note 81: Номинальный диапазон влажности поверхности почвы — от 0 % до 100 %. В крайних случаях экстраполированное обратное рассеяние при угле наклона в 40 градусов может превышать исходный показатель для влажного обратного рассеяния. В этих случаях значение, полученное в результате процесса измерения влажности поверхности почвы, будет менее 0 % или более 100 %, соответственно.</w:t>
-      </w:r>
-    </w:p>
-    <w:p>
-      <w:r>
-        <w:rPr>
-          <w:rFonts w:ascii="Verdana" w:hAnsi="Verdana"/>
-          <w:i/>
-          <w:sz w:val="14"/>
-        </w:rPr>
-        <w:t>Note 84: Эти величины относятся к хорошо сформированному ветровому волнению в открытом море. В то время как предпочтение следует отдавать описательным терминам, значения этих высот могут использоваться наблюдателем как руководство при передаче состояния поверхности моря, которое возникает в результате различных факторов, таких, как ветер, зыбь, течения, угол между направлением ветра и зыби и т. д.</w:t>
-      </w:r>
-    </w:p>
-    <w:p>
-      <w:r>
-        <w:rPr>
-          <w:rFonts w:ascii="Verdana" w:hAnsi="Verdana"/>
-          <w:i/>
-          <w:sz w:val="14"/>
-        </w:rPr>
-        <w:t>Note 85: Данный дескриптор будет связан с данными по видимости или высоте облаков для указания того, что значение является граничным. Если передаваемое значение является истинным, то кодовая цифра равна нулю. Однако измерение может попасть в предел измерительной способности прибора. Если передаваемое значение больше, чем истинное значение, то кодовая цифра будет равна 1, если передаваемое значение меньше истинного значения, то кодовая цифра будет равна 2.</w:t>
-      </w:r>
-    </w:p>
-    <w:p>
-      <w:r>
-        <w:rPr>
-          <w:rFonts w:ascii="Verdana" w:hAnsi="Verdana"/>
-          <w:i/>
-          <w:sz w:val="14"/>
-        </w:rPr>
-        <w:t>Note 88: Значимость времени должна быть квалифицирована соответствующими периодами времени, которые следует указывать.</w:t>
-      </w:r>
-    </w:p>
-    <w:p>
-      <w:r>
-        <w:rPr>
-          <w:rFonts w:ascii="Verdana" w:hAnsi="Verdana"/>
-          <w:i/>
-          <w:sz w:val="14"/>
-        </w:rPr>
-        <w:t>Note 90: Тип прибора и единицы начальных измерений для измерения ветра (в м с-1 за исключением отдельных указаний).</w:t>
-      </w:r>
-    </w:p>
-    <w:p>
-      <w:r>
-        <w:rPr>
-          <w:rFonts w:ascii="Verdana" w:hAnsi="Verdana"/>
-          <w:i/>
-          <w:sz w:val="14"/>
-        </w:rPr>
-        <w:t>Note 94: Там, где первоначальный метод передачи указывается кодовой цифрой 1, в целях получения достоверных значений данных, соответствующих дескриптору 0 01 012, рекомендуется следующее преобразование: Передаваемое значение Значение данных 0 0 1 45 2 90 3 135 4 180 5 225 6 270 7 315 8 360 9 511</w:t>
-      </w:r>
-    </w:p>
-    <w:p>
-      <w:r>
-        <w:rPr>
-          <w:rFonts w:ascii="Verdana" w:hAnsi="Verdana"/>
-          <w:i/>
-          <w:sz w:val="14"/>
-        </w:rPr>
-        <w:t>Note 95: Там, где первоначальный метод передачи указывается кодовой цифрой 1, в целях получения точных значений данных, соответствующих дескриптору 0 01 013, рекомендуется следующее преобразование: Передаваемое значение Значение данных 0 0 1 1 2 4 3 7 4 9 5 12 6 14 7 17 8 19 9 21 / 1023</w:t>
-      </w:r>
-    </w:p>
-    <w:p>
-      <w:r>
-        <w:rPr>
-          <w:rFonts w:ascii="Verdana" w:hAnsi="Verdana"/>
-          <w:i/>
-          <w:sz w:val="14"/>
-        </w:rPr>
-        <w:t>Note 22: Битовые флаги показывают элементы, включенные при обработке данных зондирования.</w:t>
       </w:r>
     </w:p>
     <w:p>
@@ -5252,6 +4742,517 @@
       </w:tr>
     </w:tbl>
     <w:p/>
+    <w:p/>
+    <w:p>
+      <w:r>
+        <w:rPr>
+          <w:rFonts w:ascii="Verdana" w:hAnsi="Verdana"/>
+          <w:i/>
+          <w:sz w:val="14"/>
+        </w:rPr>
+        <w:t>Note 2: «Ясно» или «сплошная облачность» кодируются соответственно цифрами 0 и 8.</w:t>
+      </w:r>
+    </w:p>
+    <w:p>
+      <w:r>
+        <w:rPr>
+          <w:rFonts w:ascii="Verdana" w:hAnsi="Verdana"/>
+          <w:i/>
+          <w:sz w:val="14"/>
+        </w:rPr>
+        <w:t>Note 5: (0 = хорошее; 1 = плохое)</w:t>
+      </w:r>
+    </w:p>
+    <w:p>
+      <w:r>
+        <w:rPr>
+          <w:rFonts w:ascii="Verdana" w:hAnsi="Verdana"/>
+          <w:i/>
+          <w:sz w:val="14"/>
+        </w:rPr>
+        <w:t>Note 6: (См. общую кодовую таблицу С-1 в части С/с.)</w:t>
+      </w:r>
+    </w:p>
+    <w:p>
+      <w:r>
+        <w:rPr>
+          <w:rFonts w:ascii="Verdana" w:hAnsi="Verdana"/>
+          <w:i/>
+          <w:sz w:val="14"/>
+        </w:rPr>
+        <w:t>Note 7: (См. общую кодовую таблицу С-2 в части С/с.)</w:t>
+      </w:r>
+    </w:p>
+    <w:p>
+      <w:r>
+        <w:rPr>
+          <w:rFonts w:ascii="Verdana" w:hAnsi="Verdana"/>
+          <w:i/>
+          <w:sz w:val="14"/>
+        </w:rPr>
+        <w:t>Note 8: (См. общую кодовую таблицу С-3)</w:t>
+      </w:r>
+    </w:p>
+    <w:p>
+      <w:r>
+        <w:rPr>
+          <w:rFonts w:ascii="Verdana" w:hAnsi="Verdana"/>
+          <w:i/>
+          <w:sz w:val="14"/>
+        </w:rPr>
+        <w:t>Note 9: (См. общую кодовую таблицу С-4)</w:t>
+      </w:r>
+    </w:p>
+    <w:p>
+      <w:r>
+        <w:rPr>
+          <w:rFonts w:ascii="Verdana" w:hAnsi="Verdana"/>
+          <w:i/>
+          <w:sz w:val="14"/>
+        </w:rPr>
+        <w:t>Note 10: (См. общую кодовую таблицу С-5 в части С/с.)</w:t>
+      </w:r>
+    </w:p>
+    <w:p>
+      <w:r>
+        <w:rPr>
+          <w:rFonts w:ascii="Verdana" w:hAnsi="Verdana"/>
+          <w:i/>
+          <w:sz w:val="14"/>
+        </w:rPr>
+        <w:t>Note 11: (См. общую кодовую таблицу С-7 в части С/с.)</w:t>
+      </w:r>
+    </w:p>
+    <w:p>
+      <w:r>
+        <w:rPr>
+          <w:rFonts w:ascii="Verdana" w:hAnsi="Verdana"/>
+          <w:i/>
+          <w:sz w:val="14"/>
+        </w:rPr>
+        <w:t>Note 12: (См. общую кодовую таблицу С-8 в части С/с.)</w:t>
+      </w:r>
+    </w:p>
+    <w:p>
+      <w:r>
+        <w:rPr>
+          <w:rFonts w:ascii="Verdana" w:hAnsi="Verdana"/>
+          <w:i/>
+          <w:sz w:val="14"/>
+        </w:rPr>
+        <w:t>Note 14: (Будет определено самими центрами — см. общую кодовую таблицу С-12 в части С/с.)</w:t>
+      </w:r>
+    </w:p>
+    <w:p>
+      <w:r>
+        <w:rPr>
+          <w:rFonts w:ascii="Verdana" w:hAnsi="Verdana"/>
+          <w:i/>
+          <w:sz w:val="14"/>
+        </w:rPr>
+        <w:t>Note 15: (Будут разработаны)</w:t>
+      </w:r>
+    </w:p>
+    <w:p>
+      <w:r>
+        <w:rPr>
+          <w:rFonts w:ascii="Verdana" w:hAnsi="Verdana"/>
+          <w:i/>
+          <w:sz w:val="14"/>
+        </w:rPr>
+        <w:t>Note 16: Последовательность двух или более пар координат местоположения, таких как широта и долгота, определяет линию или многоугольник. Точки следует соединять в соответствии с порядком, данным в сообщении. Любая описываемая зона будет расположена слева от проведенной границы в направлении, установленном порядком, данным в сообщении. Это определение применяется к простым непересекающимся многоугольникам, без пробелов.</w:t>
+      </w:r>
+    </w:p>
+    <w:p>
+      <w:r>
+        <w:rPr>
+          <w:rFonts w:ascii="Verdana" w:hAnsi="Verdana"/>
+          <w:i/>
+          <w:sz w:val="14"/>
+        </w:rPr>
+        <w:t>Note 17: Если все биты установлены на 0, это означает, что калибровка правильная.</w:t>
+      </w:r>
+    </w:p>
+    <w:p>
+      <w:r>
+        <w:rPr>
+          <w:rFonts w:ascii="Verdana" w:hAnsi="Verdana"/>
+          <w:i/>
+          <w:sz w:val="14"/>
+        </w:rPr>
+        <w:t>Note 18: Все статистические данные первого порядка выражены в единицах измерения, определенных первоначальными дескрипторами данных.</w:t>
+      </w:r>
+    </w:p>
+    <w:p>
+      <w:r>
+        <w:rPr>
+          <w:rFonts w:ascii="Verdana" w:hAnsi="Verdana"/>
+          <w:i/>
+          <w:sz w:val="14"/>
+        </w:rPr>
+        <w:t>Note 19: Значимость ассоциированного поля должна использоваться на первоначальном этапе совместно с качеством данных наблюдений.</w:t>
+      </w:r>
+    </w:p>
+    <w:p>
+      <w:r>
+        <w:rPr>
+          <w:rFonts w:ascii="Verdana" w:hAnsi="Verdana"/>
+          <w:i/>
+          <w:sz w:val="14"/>
+        </w:rPr>
+        <w:t>Note 21: Начиная с позиции первого бита (бит старшего разряда), при приведении бита к цифре 1 канал используется. Если бит приводится к нулю, канал не используется.</w:t>
+      </w:r>
+    </w:p>
+    <w:p>
+      <w:r>
+        <w:rPr>
+          <w:rFonts w:ascii="Verdana" w:hAnsi="Verdana"/>
+          <w:i/>
+          <w:sz w:val="14"/>
+        </w:rPr>
+        <w:t>Note 23: Битовые флаги показывают прибор и/или каналы, используемые при получении различных физических параметров. Если в какой-либо группе параметров все биты = 0, то для этого параметра или группы параметров не производилась обработка.</w:t>
+      </w:r>
+    </w:p>
+    <w:p>
+      <w:r>
+        <w:rPr>
+          <w:rFonts w:ascii="Verdana" w:hAnsi="Verdana"/>
+          <w:i/>
+          <w:sz w:val="14"/>
+        </w:rPr>
+        <w:t>Note 24: Биты 1-4 представляют код погрешности времени. В том случае, когда все биты установлены на 0, это означает, что время сканирования соответствует предсказанному времени.</w:t>
+      </w:r>
+    </w:p>
+    <w:p>
+      <w:r>
+        <w:rPr>
+          <w:rFonts w:ascii="Verdana" w:hAnsi="Verdana"/>
+          <w:i/>
+          <w:sz w:val="14"/>
+        </w:rPr>
+        <w:t>Note 25: Биты 11-17 представляют код погрешности географического местоположения. В том случае, когда все биты установлены на 0, это означает, что географическое местоположение является нормальным.</w:t>
+      </w:r>
+    </w:p>
+    <w:p>
+      <w:r>
+        <w:rPr>
+          <w:rFonts w:ascii="Verdana" w:hAnsi="Verdana"/>
+          <w:i/>
+          <w:sz w:val="14"/>
+        </w:rPr>
+        <w:t>Note 27: Биты 5-10 представляют код погрешности калибровки. В том случае, когда все биты установлены на 0, это означает, что калибровка нормальная. В том случае, когда тот или иной из битов 5, 7 и 10 установлен на 1, это означает, что были использованы вторичные коэффициенты калибровки.</w:t>
+      </w:r>
+    </w:p>
+    <w:p>
+      <w:r>
+        <w:rPr>
+          <w:rFonts w:ascii="Verdana" w:hAnsi="Verdana"/>
+          <w:i/>
+          <w:sz w:val="14"/>
+        </w:rPr>
+        <w:t>Note 32: Кодовые цифры 1-9: Продолжительность и время измерения течения (векторный или доплеровский метод получения профиля течения).</w:t>
+      </w:r>
+    </w:p>
+    <w:p>
+      <w:r>
+        <w:rPr>
+          <w:rFonts w:ascii="Verdana" w:hAnsi="Verdana"/>
+          <w:i/>
+          <w:sz w:val="14"/>
+        </w:rPr>
+        <w:t>Note 33: Кодовые цифры 11-19: Период измерения течения (дрейфовый метод).</w:t>
+      </w:r>
+    </w:p>
+    <w:p>
+      <w:r>
+        <w:rPr>
+          <w:rFonts w:ascii="Verdana" w:hAnsi="Verdana"/>
+          <w:i/>
+          <w:sz w:val="14"/>
+        </w:rPr>
+        <w:t>Note 34: Средняя часть данной кодовой таблицы (кодовые цифры 100-199) включает термины на нескольких уровнях, которые могут быть использованы для простых и более сложных автоматических станций.</w:t>
+      </w:r>
+    </w:p>
+    <w:p>
+      <w:r>
+        <w:rPr>
+          <w:rFonts w:ascii="Verdana" w:hAnsi="Verdana"/>
+          <w:i/>
+          <w:sz w:val="14"/>
+        </w:rPr>
+        <w:t>Note 35: Дескриптор 0 25 009 исключен. Вместо него следует использовать дескриптор 0 25 029.</w:t>
+      </w:r>
+    </w:p>
+    <w:p>
+      <w:r>
+        <w:rPr>
+          <w:rFonts w:ascii="Verdana" w:hAnsi="Verdana"/>
+          <w:i/>
+          <w:sz w:val="14"/>
+        </w:rPr>
+        <w:t>Note 36: Данные о разностях — это значения разности, размеры которых аналогичны размерам соответствующих сообщаемых значений в отношении единиц измерения, но пределы которых установлены на нуль (например: разность между сообщенными и анализированными значениями, разность между сообщенными и прогнозированными значениями и т. д.).</w:t>
+      </w:r>
+    </w:p>
+    <w:p>
+      <w:r>
+        <w:rPr>
+          <w:rFonts w:ascii="Verdana" w:hAnsi="Verdana"/>
+          <w:i/>
+          <w:sz w:val="14"/>
+        </w:rPr>
+        <w:t>Note 39: EPSG представляет собой набор данных по системам координат и ее преобразованиям, который изначально был создан и поддерживался Европейской группой нефтепоисковых исследований. В настоящее время он поддерживается подкомитетом по геодезии Комитета по геоматике Международной ассоциации производителей нефти и газа.</w:t>
+      </w:r>
+    </w:p>
+    <w:p>
+      <w:r>
+        <w:rPr>
+          <w:rFonts w:ascii="Verdana" w:hAnsi="Verdana"/>
+          <w:i/>
+          <w:sz w:val="14"/>
+        </w:rPr>
+        <w:t>Note 42: Могут быть разработаны дополнительные применения.</w:t>
+      </w:r>
+    </w:p>
+    <w:p>
+      <w:r>
+        <w:rPr>
+          <w:rFonts w:ascii="Verdana" w:hAnsi="Verdana"/>
+          <w:i/>
+          <w:sz w:val="14"/>
+        </w:rPr>
+        <w:t>Note 43: Общие термины обозначения погоды (например: туман, морось) предназначены для использования на автоматических станциях, которые могут определить тип погоды, но не дают никакой другой информации. Общие термины обозначаются в кодовой таблице большими буквами.</w:t>
+      </w:r>
+    </w:p>
+    <w:p>
+      <w:r>
+        <w:rPr>
+          <w:rFonts w:ascii="Verdana" w:hAnsi="Verdana"/>
+          <w:i/>
+          <w:sz w:val="14"/>
+        </w:rPr>
+        <w:t>Note 45: H = Время наблюдения.</w:t>
+      </w:r>
+    </w:p>
+    <w:p>
+      <w:r>
+        <w:rPr>
+          <w:rFonts w:ascii="Verdana" w:hAnsi="Verdana"/>
+          <w:i/>
+          <w:sz w:val="14"/>
+        </w:rPr>
+        <w:t>Note 49: Если бит установлен на 1, указание действительно.</w:t>
+      </w:r>
+    </w:p>
+    <w:p>
+      <w:r>
+        <w:rPr>
+          <w:rFonts w:ascii="Verdana" w:hAnsi="Verdana"/>
+          <w:i/>
+          <w:sz w:val="14"/>
+        </w:rPr>
+        <w:t>Note 50: Определения в кодовых цифрах 0-2 и 4 применяются для обнаженной репрезентативной поверхности почвы, а цифры 3, 5-9 и 10-19 — к открытому репрезентативному району.</w:t>
+      </w:r>
+    </w:p>
+    <w:p>
+      <w:r>
+        <w:rPr>
+          <w:rFonts w:ascii="Verdana" w:hAnsi="Verdana"/>
+          <w:i/>
+          <w:sz w:val="14"/>
+        </w:rPr>
+        <w:t>Note 52: В сводках с автоматических станций следует использовать кодовую цифру 2, когда тенденция является положительной; 7 — отрицательной и 4, когда давление является таким же, как и 3 часа назад.</w:t>
+      </w:r>
+    </w:p>
+    <w:p>
+      <w:r>
+        <w:rPr>
+          <w:rFonts w:ascii="Verdana" w:hAnsi="Verdana"/>
+          <w:i/>
+          <w:sz w:val="14"/>
+        </w:rPr>
+        <w:t>Note 53: В сводках от тропических станций, сообщающих суточные изменения, следует использовать кодовую цифру 2 при положительной тенденции; 7 — при отрицательной тенденции и 4 — в случае, если давление остается таким же, как и за предшествующие 24 часа.</w:t>
+      </w:r>
+    </w:p>
+    <w:p>
+      <w:r>
+        <w:rPr>
+          <w:rFonts w:ascii="Verdana" w:hAnsi="Verdana"/>
+          <w:i/>
+          <w:sz w:val="14"/>
+        </w:rPr>
+        <w:t>Note 54: В данной кодовой таблице всякий раз, когда упоминается лед, это также включает в себя другие твердые осадки, отличные от снега.</w:t>
+      </w:r>
+    </w:p>
+    <w:p>
+      <w:r>
+        <w:rPr>
+          <w:rFonts w:ascii="Verdana" w:hAnsi="Verdana"/>
+          <w:i/>
+          <w:sz w:val="14"/>
+        </w:rPr>
+        <w:t>Note 57: Смешанные осадки обозначаются путем установки на единицу битов всех наблюдаемых самостоятельных типов осадков.</w:t>
+      </w:r>
+    </w:p>
+    <w:p>
+      <w:r>
+        <w:rPr>
+          <w:rFonts w:ascii="Verdana" w:hAnsi="Verdana"/>
+          <w:i/>
+          <w:sz w:val="14"/>
+        </w:rPr>
+        <w:t>Note 59: Новые локальные названия шторма различной интенсивности следует добавлять в соответствии с необходимостью.</w:t>
+      </w:r>
+    </w:p>
+    <w:p>
+      <w:r>
+        <w:rPr>
+          <w:rFonts w:ascii="Verdana" w:hAnsi="Verdana"/>
+          <w:i/>
+          <w:sz w:val="14"/>
+        </w:rPr>
+        <w:t>Note 60: Ни одна из кодовых цифр не исключает добавления интерполированных уровней по усмотрению центра-поставщика</w:t>
+      </w:r>
+    </w:p>
+    <w:p>
+      <w:r>
+        <w:rPr>
+          <w:rFonts w:ascii="Verdana" w:hAnsi="Verdana"/>
+          <w:i/>
+          <w:sz w:val="14"/>
+        </w:rPr>
+        <w:t>Note 63: Явление, указанное в данной таблице флагов, означает любое явление, включая осадки и явления, ухудшающие видимость.</w:t>
+      </w:r>
+    </w:p>
+    <w:p>
+      <w:r>
+        <w:rPr>
+          <w:rFonts w:ascii="Verdana" w:hAnsi="Verdana"/>
+          <w:i/>
+          <w:sz w:val="14"/>
+        </w:rPr>
+        <w:t>Note 75: Определения в кодовых цифрах 0-2 и 4 применяются для обнаженной репрезентативной поверхности почвы, а цифры 3, 5-9 и 10-19 — к открытому репрезентативному району.</w:t>
+      </w:r>
+    </w:p>
+    <w:p>
+      <w:r>
+        <w:rPr>
+          <w:rFonts w:ascii="Verdana" w:hAnsi="Verdana"/>
+          <w:i/>
+          <w:sz w:val="14"/>
+        </w:rPr>
+        <w:t>Note 76: Эти величины относятся к хорошо сформированному ветровому волнению в открытом море. В то время как предпочтение следует отдавать описательным терминам, значения этих высот могут использоваться наблюдателем как руководство при передаче состояния поверхности моря, которое возникает в результате различных факторов, таких, как ветер, зыбь, течения, угол между направлением ветра и зыби и т. д.</w:t>
+      </w:r>
+    </w:p>
+    <w:p>
+      <w:r>
+        <w:rPr>
+          <w:rFonts w:ascii="Verdana" w:hAnsi="Verdana"/>
+          <w:i/>
+          <w:sz w:val="14"/>
+        </w:rPr>
+        <w:t>Note 78: Первые три цифры представляют собой код страны ИСО.</w:t>
+      </w:r>
+    </w:p>
+    <w:p>
+      <w:r>
+        <w:rPr>
+          <w:rFonts w:ascii="Verdana" w:hAnsi="Verdana"/>
+          <w:i/>
+          <w:sz w:val="14"/>
+        </w:rPr>
+        <w:t>Note 79: Последняя колонка в таблице содержит соответствующий номер регистрации Химической реферативной службы (CAS) Американского химического общества.</w:t>
+      </w:r>
+    </w:p>
+    <w:p>
+      <w:r>
+        <w:rPr>
+          <w:rFonts w:ascii="Verdana" w:hAnsi="Verdana"/>
+          <w:i/>
+          <w:sz w:val="14"/>
+        </w:rPr>
+        <w:t>Note 80: Средняя часть данной кодовой таблицы (кодовые цифры 100-199) включает термины на нескольких уровнях, которые могут быть использованы для простых и более сложных автоматических станций.</w:t>
+      </w:r>
+    </w:p>
+    <w:p>
+      <w:r>
+        <w:rPr>
+          <w:rFonts w:ascii="Verdana" w:hAnsi="Verdana"/>
+          <w:i/>
+          <w:sz w:val="14"/>
+        </w:rPr>
+        <w:t>Note 81: Номинальный диапазон влажности поверхности почвы — от 0 % до 100 %. В крайних случаях экстраполированное обратное рассеяние при угле наклона в 40 градусов может превышать исходный показатель для влажного обратного рассеяния. В этих случаях значение, полученное в результате процесса измерения влажности поверхности почвы, будет менее 0 % или более 100 %, соответственно.</w:t>
+      </w:r>
+    </w:p>
+    <w:p>
+      <w:r>
+        <w:rPr>
+          <w:rFonts w:ascii="Verdana" w:hAnsi="Verdana"/>
+          <w:i/>
+          <w:sz w:val="14"/>
+        </w:rPr>
+        <w:t>Note 84: Эти величины относятся к хорошо сформированному ветровому волнению в открытом море. В то время как предпочтение следует отдавать описательным терминам, значения этих высот могут использоваться наблюдателем как руководство при передаче состояния поверхности моря, которое возникает в результате различных факторов, таких, как ветер, зыбь, течения, угол между направлением ветра и зыби и т. д.</w:t>
+      </w:r>
+    </w:p>
+    <w:p>
+      <w:r>
+        <w:rPr>
+          <w:rFonts w:ascii="Verdana" w:hAnsi="Verdana"/>
+          <w:i/>
+          <w:sz w:val="14"/>
+        </w:rPr>
+        <w:t>Note 85: Данный дескриптор будет связан с данными по видимости или высоте облаков для указания того, что значение является граничным. Если передаваемое значение является истинным, то кодовая цифра равна нулю. Однако измерение может попасть в предел измерительной способности прибора. Если передаваемое значение больше, чем истинное значение, то кодовая цифра будет равна 1, если передаваемое значение меньше истинного значения, то кодовая цифра будет равна 2.</w:t>
+      </w:r>
+    </w:p>
+    <w:p>
+      <w:r>
+        <w:rPr>
+          <w:rFonts w:ascii="Verdana" w:hAnsi="Verdana"/>
+          <w:i/>
+          <w:sz w:val="14"/>
+        </w:rPr>
+        <w:t>Note 88: Значимость времени должна быть квалифицирована соответствующими периодами времени, которые следует указывать.</w:t>
+      </w:r>
+    </w:p>
+    <w:p>
+      <w:r>
+        <w:rPr>
+          <w:rFonts w:ascii="Verdana" w:hAnsi="Verdana"/>
+          <w:i/>
+          <w:sz w:val="14"/>
+        </w:rPr>
+        <w:t>Note 90: Тип прибора и единицы начальных измерений для измерения ветра (в м с-1 за исключением отдельных указаний).</w:t>
+      </w:r>
+    </w:p>
+    <w:p>
+      <w:r>
+        <w:rPr>
+          <w:rFonts w:ascii="Verdana" w:hAnsi="Verdana"/>
+          <w:i/>
+          <w:sz w:val="14"/>
+        </w:rPr>
+        <w:t>Note 94: Там, где первоначальный метод передачи указывается кодовой цифрой 1, в целях получения достоверных значений данных, соответствующих дескриптору 0 01 012, рекомендуется следующее преобразование: Передаваемое значение Значение данных 0 0 1 45 2 90 3 135 4 180 5 225 6 270 7 315 8 360 9 511</w:t>
+      </w:r>
+    </w:p>
+    <w:p>
+      <w:r>
+        <w:rPr>
+          <w:rFonts w:ascii="Verdana" w:hAnsi="Verdana"/>
+          <w:i/>
+          <w:sz w:val="14"/>
+        </w:rPr>
+        <w:t>Note 95: Там, где первоначальный метод передачи указывается кодовой цифрой 1, в целях получения точных значений данных, соответствующих дескриптору 0 01 013, рекомендуется следующее преобразование: Передаваемое значение Значение данных 0 0 1 1 2 4 3 7 4 9 5 12 6 14 7 17 8 19 9 21 / 1023</w:t>
+      </w:r>
+    </w:p>
+    <w:p>
+      <w:r>
+        <w:rPr>
+          <w:rFonts w:ascii="Verdana" w:hAnsi="Verdana"/>
+          <w:i/>
+          <w:sz w:val="14"/>
+        </w:rPr>
+        <w:t>Note 22: Битовые флаги показывают элементы, включенные при обработке данных зондирования.</w:t>
+      </w:r>
+    </w:p>
     <w:sectPr>
       <w:pgSz w:w="16838" w:h="11906" w:orient="landscape"/>
       <w:pgMar w:top="850" w:right="850" w:bottom="850" w:left="850" w:header="720" w:footer="720" w:gutter="0"/>

--- a/docx/ru/BUFRCREX_CodeFlag_ru_13.docx
+++ b/docx/ru/BUFRCREX_CodeFlag_ru_13.docx
@@ -4742,517 +4742,6 @@
       </w:tr>
     </w:tbl>
     <w:p/>
-    <w:p/>
-    <w:p>
-      <w:r>
-        <w:rPr>
-          <w:rFonts w:ascii="Verdana" w:hAnsi="Verdana"/>
-          <w:i/>
-          <w:sz w:val="14"/>
-        </w:rPr>
-        <w:t>Note 2: «Ясно» или «сплошная облачность» кодируются соответственно цифрами 0 и 8.</w:t>
-      </w:r>
-    </w:p>
-    <w:p>
-      <w:r>
-        <w:rPr>
-          <w:rFonts w:ascii="Verdana" w:hAnsi="Verdana"/>
-          <w:i/>
-          <w:sz w:val="14"/>
-        </w:rPr>
-        <w:t>Note 5: (0 = хорошее; 1 = плохое)</w:t>
-      </w:r>
-    </w:p>
-    <w:p>
-      <w:r>
-        <w:rPr>
-          <w:rFonts w:ascii="Verdana" w:hAnsi="Verdana"/>
-          <w:i/>
-          <w:sz w:val="14"/>
-        </w:rPr>
-        <w:t>Note 6: (См. общую кодовую таблицу С-1 в части С/с.)</w:t>
-      </w:r>
-    </w:p>
-    <w:p>
-      <w:r>
-        <w:rPr>
-          <w:rFonts w:ascii="Verdana" w:hAnsi="Verdana"/>
-          <w:i/>
-          <w:sz w:val="14"/>
-        </w:rPr>
-        <w:t>Note 7: (См. общую кодовую таблицу С-2 в части С/с.)</w:t>
-      </w:r>
-    </w:p>
-    <w:p>
-      <w:r>
-        <w:rPr>
-          <w:rFonts w:ascii="Verdana" w:hAnsi="Verdana"/>
-          <w:i/>
-          <w:sz w:val="14"/>
-        </w:rPr>
-        <w:t>Note 8: (См. общую кодовую таблицу С-3)</w:t>
-      </w:r>
-    </w:p>
-    <w:p>
-      <w:r>
-        <w:rPr>
-          <w:rFonts w:ascii="Verdana" w:hAnsi="Verdana"/>
-          <w:i/>
-          <w:sz w:val="14"/>
-        </w:rPr>
-        <w:t>Note 9: (См. общую кодовую таблицу С-4)</w:t>
-      </w:r>
-    </w:p>
-    <w:p>
-      <w:r>
-        <w:rPr>
-          <w:rFonts w:ascii="Verdana" w:hAnsi="Verdana"/>
-          <w:i/>
-          <w:sz w:val="14"/>
-        </w:rPr>
-        <w:t>Note 10: (См. общую кодовую таблицу С-5 в части С/с.)</w:t>
-      </w:r>
-    </w:p>
-    <w:p>
-      <w:r>
-        <w:rPr>
-          <w:rFonts w:ascii="Verdana" w:hAnsi="Verdana"/>
-          <w:i/>
-          <w:sz w:val="14"/>
-        </w:rPr>
-        <w:t>Note 11: (См. общую кодовую таблицу С-7 в части С/с.)</w:t>
-      </w:r>
-    </w:p>
-    <w:p>
-      <w:r>
-        <w:rPr>
-          <w:rFonts w:ascii="Verdana" w:hAnsi="Verdana"/>
-          <w:i/>
-          <w:sz w:val="14"/>
-        </w:rPr>
-        <w:t>Note 12: (См. общую кодовую таблицу С-8 в части С/с.)</w:t>
-      </w:r>
-    </w:p>
-    <w:p>
-      <w:r>
-        <w:rPr>
-          <w:rFonts w:ascii="Verdana" w:hAnsi="Verdana"/>
-          <w:i/>
-          <w:sz w:val="14"/>
-        </w:rPr>
-        <w:t>Note 14: (Будет определено самими центрами — см. общую кодовую таблицу С-12 в части С/с.)</w:t>
-      </w:r>
-    </w:p>
-    <w:p>
-      <w:r>
-        <w:rPr>
-          <w:rFonts w:ascii="Verdana" w:hAnsi="Verdana"/>
-          <w:i/>
-          <w:sz w:val="14"/>
-        </w:rPr>
-        <w:t>Note 15: (Будут разработаны)</w:t>
-      </w:r>
-    </w:p>
-    <w:p>
-      <w:r>
-        <w:rPr>
-          <w:rFonts w:ascii="Verdana" w:hAnsi="Verdana"/>
-          <w:i/>
-          <w:sz w:val="14"/>
-        </w:rPr>
-        <w:t>Note 16: Последовательность двух или более пар координат местоположения, таких как широта и долгота, определяет линию или многоугольник. Точки следует соединять в соответствии с порядком, данным в сообщении. Любая описываемая зона будет расположена слева от проведенной границы в направлении, установленном порядком, данным в сообщении. Это определение применяется к простым непересекающимся многоугольникам, без пробелов.</w:t>
-      </w:r>
-    </w:p>
-    <w:p>
-      <w:r>
-        <w:rPr>
-          <w:rFonts w:ascii="Verdana" w:hAnsi="Verdana"/>
-          <w:i/>
-          <w:sz w:val="14"/>
-        </w:rPr>
-        <w:t>Note 17: Если все биты установлены на 0, это означает, что калибровка правильная.</w:t>
-      </w:r>
-    </w:p>
-    <w:p>
-      <w:r>
-        <w:rPr>
-          <w:rFonts w:ascii="Verdana" w:hAnsi="Verdana"/>
-          <w:i/>
-          <w:sz w:val="14"/>
-        </w:rPr>
-        <w:t>Note 18: Все статистические данные первого порядка выражены в единицах измерения, определенных первоначальными дескрипторами данных.</w:t>
-      </w:r>
-    </w:p>
-    <w:p>
-      <w:r>
-        <w:rPr>
-          <w:rFonts w:ascii="Verdana" w:hAnsi="Verdana"/>
-          <w:i/>
-          <w:sz w:val="14"/>
-        </w:rPr>
-        <w:t>Note 19: Значимость ассоциированного поля должна использоваться на первоначальном этапе совместно с качеством данных наблюдений.</w:t>
-      </w:r>
-    </w:p>
-    <w:p>
-      <w:r>
-        <w:rPr>
-          <w:rFonts w:ascii="Verdana" w:hAnsi="Verdana"/>
-          <w:i/>
-          <w:sz w:val="14"/>
-        </w:rPr>
-        <w:t>Note 21: Начиная с позиции первого бита (бит старшего разряда), при приведении бита к цифре 1 канал используется. Если бит приводится к нулю, канал не используется.</w:t>
-      </w:r>
-    </w:p>
-    <w:p>
-      <w:r>
-        <w:rPr>
-          <w:rFonts w:ascii="Verdana" w:hAnsi="Verdana"/>
-          <w:i/>
-          <w:sz w:val="14"/>
-        </w:rPr>
-        <w:t>Note 23: Битовые флаги показывают прибор и/или каналы, используемые при получении различных физических параметров. Если в какой-либо группе параметров все биты = 0, то для этого параметра или группы параметров не производилась обработка.</w:t>
-      </w:r>
-    </w:p>
-    <w:p>
-      <w:r>
-        <w:rPr>
-          <w:rFonts w:ascii="Verdana" w:hAnsi="Verdana"/>
-          <w:i/>
-          <w:sz w:val="14"/>
-        </w:rPr>
-        <w:t>Note 24: Биты 1-4 представляют код погрешности времени. В том случае, когда все биты установлены на 0, это означает, что время сканирования соответствует предсказанному времени.</w:t>
-      </w:r>
-    </w:p>
-    <w:p>
-      <w:r>
-        <w:rPr>
-          <w:rFonts w:ascii="Verdana" w:hAnsi="Verdana"/>
-          <w:i/>
-          <w:sz w:val="14"/>
-        </w:rPr>
-        <w:t>Note 25: Биты 11-17 представляют код погрешности географического местоположения. В том случае, когда все биты установлены на 0, это означает, что географическое местоположение является нормальным.</w:t>
-      </w:r>
-    </w:p>
-    <w:p>
-      <w:r>
-        <w:rPr>
-          <w:rFonts w:ascii="Verdana" w:hAnsi="Verdana"/>
-          <w:i/>
-          <w:sz w:val="14"/>
-        </w:rPr>
-        <w:t>Note 27: Биты 5-10 представляют код погрешности калибровки. В том случае, когда все биты установлены на 0, это означает, что калибровка нормальная. В том случае, когда тот или иной из битов 5, 7 и 10 установлен на 1, это означает, что были использованы вторичные коэффициенты калибровки.</w:t>
-      </w:r>
-    </w:p>
-    <w:p>
-      <w:r>
-        <w:rPr>
-          <w:rFonts w:ascii="Verdana" w:hAnsi="Verdana"/>
-          <w:i/>
-          <w:sz w:val="14"/>
-        </w:rPr>
-        <w:t>Note 32: Кодовые цифры 1-9: Продолжительность и время измерения течения (векторный или доплеровский метод получения профиля течения).</w:t>
-      </w:r>
-    </w:p>
-    <w:p>
-      <w:r>
-        <w:rPr>
-          <w:rFonts w:ascii="Verdana" w:hAnsi="Verdana"/>
-          <w:i/>
-          <w:sz w:val="14"/>
-        </w:rPr>
-        <w:t>Note 33: Кодовые цифры 11-19: Период измерения течения (дрейфовый метод).</w:t>
-      </w:r>
-    </w:p>
-    <w:p>
-      <w:r>
-        <w:rPr>
-          <w:rFonts w:ascii="Verdana" w:hAnsi="Verdana"/>
-          <w:i/>
-          <w:sz w:val="14"/>
-        </w:rPr>
-        <w:t>Note 34: Средняя часть данной кодовой таблицы (кодовые цифры 100-199) включает термины на нескольких уровнях, которые могут быть использованы для простых и более сложных автоматических станций.</w:t>
-      </w:r>
-    </w:p>
-    <w:p>
-      <w:r>
-        <w:rPr>
-          <w:rFonts w:ascii="Verdana" w:hAnsi="Verdana"/>
-          <w:i/>
-          <w:sz w:val="14"/>
-        </w:rPr>
-        <w:t>Note 35: Дескриптор 0 25 009 исключен. Вместо него следует использовать дескриптор 0 25 029.</w:t>
-      </w:r>
-    </w:p>
-    <w:p>
-      <w:r>
-        <w:rPr>
-          <w:rFonts w:ascii="Verdana" w:hAnsi="Verdana"/>
-          <w:i/>
-          <w:sz w:val="14"/>
-        </w:rPr>
-        <w:t>Note 36: Данные о разностях — это значения разности, размеры которых аналогичны размерам соответствующих сообщаемых значений в отношении единиц измерения, но пределы которых установлены на нуль (например: разность между сообщенными и анализированными значениями, разность между сообщенными и прогнозированными значениями и т. д.).</w:t>
-      </w:r>
-    </w:p>
-    <w:p>
-      <w:r>
-        <w:rPr>
-          <w:rFonts w:ascii="Verdana" w:hAnsi="Verdana"/>
-          <w:i/>
-          <w:sz w:val="14"/>
-        </w:rPr>
-        <w:t>Note 39: EPSG представляет собой набор данных по системам координат и ее преобразованиям, который изначально был создан и поддерживался Европейской группой нефтепоисковых исследований. В настоящее время он поддерживается подкомитетом по геодезии Комитета по геоматике Международной ассоциации производителей нефти и газа.</w:t>
-      </w:r>
-    </w:p>
-    <w:p>
-      <w:r>
-        <w:rPr>
-          <w:rFonts w:ascii="Verdana" w:hAnsi="Verdana"/>
-          <w:i/>
-          <w:sz w:val="14"/>
-        </w:rPr>
-        <w:t>Note 42: Могут быть разработаны дополнительные применения.</w:t>
-      </w:r>
-    </w:p>
-    <w:p>
-      <w:r>
-        <w:rPr>
-          <w:rFonts w:ascii="Verdana" w:hAnsi="Verdana"/>
-          <w:i/>
-          <w:sz w:val="14"/>
-        </w:rPr>
-        <w:t>Note 43: Общие термины обозначения погоды (например: туман, морось) предназначены для использования на автоматических станциях, которые могут определить тип погоды, но не дают никакой другой информации. Общие термины обозначаются в кодовой таблице большими буквами.</w:t>
-      </w:r>
-    </w:p>
-    <w:p>
-      <w:r>
-        <w:rPr>
-          <w:rFonts w:ascii="Verdana" w:hAnsi="Verdana"/>
-          <w:i/>
-          <w:sz w:val="14"/>
-        </w:rPr>
-        <w:t>Note 45: H = Время наблюдения.</w:t>
-      </w:r>
-    </w:p>
-    <w:p>
-      <w:r>
-        <w:rPr>
-          <w:rFonts w:ascii="Verdana" w:hAnsi="Verdana"/>
-          <w:i/>
-          <w:sz w:val="14"/>
-        </w:rPr>
-        <w:t>Note 49: Если бит установлен на 1, указание действительно.</w:t>
-      </w:r>
-    </w:p>
-    <w:p>
-      <w:r>
-        <w:rPr>
-          <w:rFonts w:ascii="Verdana" w:hAnsi="Verdana"/>
-          <w:i/>
-          <w:sz w:val="14"/>
-        </w:rPr>
-        <w:t>Note 50: Определения в кодовых цифрах 0-2 и 4 применяются для обнаженной репрезентативной поверхности почвы, а цифры 3, 5-9 и 10-19 — к открытому репрезентативному району.</w:t>
-      </w:r>
-    </w:p>
-    <w:p>
-      <w:r>
-        <w:rPr>
-          <w:rFonts w:ascii="Verdana" w:hAnsi="Verdana"/>
-          <w:i/>
-          <w:sz w:val="14"/>
-        </w:rPr>
-        <w:t>Note 52: В сводках с автоматических станций следует использовать кодовую цифру 2, когда тенденция является положительной; 7 — отрицательной и 4, когда давление является таким же, как и 3 часа назад.</w:t>
-      </w:r>
-    </w:p>
-    <w:p>
-      <w:r>
-        <w:rPr>
-          <w:rFonts w:ascii="Verdana" w:hAnsi="Verdana"/>
-          <w:i/>
-          <w:sz w:val="14"/>
-        </w:rPr>
-        <w:t>Note 53: В сводках от тропических станций, сообщающих суточные изменения, следует использовать кодовую цифру 2 при положительной тенденции; 7 — при отрицательной тенденции и 4 — в случае, если давление остается таким же, как и за предшествующие 24 часа.</w:t>
-      </w:r>
-    </w:p>
-    <w:p>
-      <w:r>
-        <w:rPr>
-          <w:rFonts w:ascii="Verdana" w:hAnsi="Verdana"/>
-          <w:i/>
-          <w:sz w:val="14"/>
-        </w:rPr>
-        <w:t>Note 54: В данной кодовой таблице всякий раз, когда упоминается лед, это также включает в себя другие твердые осадки, отличные от снега.</w:t>
-      </w:r>
-    </w:p>
-    <w:p>
-      <w:r>
-        <w:rPr>
-          <w:rFonts w:ascii="Verdana" w:hAnsi="Verdana"/>
-          <w:i/>
-          <w:sz w:val="14"/>
-        </w:rPr>
-        <w:t>Note 57: Смешанные осадки обозначаются путем установки на единицу битов всех наблюдаемых самостоятельных типов осадков.</w:t>
-      </w:r>
-    </w:p>
-    <w:p>
-      <w:r>
-        <w:rPr>
-          <w:rFonts w:ascii="Verdana" w:hAnsi="Verdana"/>
-          <w:i/>
-          <w:sz w:val="14"/>
-        </w:rPr>
-        <w:t>Note 59: Новые локальные названия шторма различной интенсивности следует добавлять в соответствии с необходимостью.</w:t>
-      </w:r>
-    </w:p>
-    <w:p>
-      <w:r>
-        <w:rPr>
-          <w:rFonts w:ascii="Verdana" w:hAnsi="Verdana"/>
-          <w:i/>
-          <w:sz w:val="14"/>
-        </w:rPr>
-        <w:t>Note 60: Ни одна из кодовых цифр не исключает добавления интерполированных уровней по усмотрению центра-поставщика</w:t>
-      </w:r>
-    </w:p>
-    <w:p>
-      <w:r>
-        <w:rPr>
-          <w:rFonts w:ascii="Verdana" w:hAnsi="Verdana"/>
-          <w:i/>
-          <w:sz w:val="14"/>
-        </w:rPr>
-        <w:t>Note 63: Явление, указанное в данной таблице флагов, означает любое явление, включая осадки и явления, ухудшающие видимость.</w:t>
-      </w:r>
-    </w:p>
-    <w:p>
-      <w:r>
-        <w:rPr>
-          <w:rFonts w:ascii="Verdana" w:hAnsi="Verdana"/>
-          <w:i/>
-          <w:sz w:val="14"/>
-        </w:rPr>
-        <w:t>Note 75: Определения в кодовых цифрах 0-2 и 4 применяются для обнаженной репрезентативной поверхности почвы, а цифры 3, 5-9 и 10-19 — к открытому репрезентативному району.</w:t>
-      </w:r>
-    </w:p>
-    <w:p>
-      <w:r>
-        <w:rPr>
-          <w:rFonts w:ascii="Verdana" w:hAnsi="Verdana"/>
-          <w:i/>
-          <w:sz w:val="14"/>
-        </w:rPr>
-        <w:t>Note 76: Эти величины относятся к хорошо сформированному ветровому волнению в открытом море. В то время как предпочтение следует отдавать описательным терминам, значения этих высот могут использоваться наблюдателем как руководство при передаче состояния поверхности моря, которое возникает в результате различных факторов, таких, как ветер, зыбь, течения, угол между направлением ветра и зыби и т. д.</w:t>
-      </w:r>
-    </w:p>
-    <w:p>
-      <w:r>
-        <w:rPr>
-          <w:rFonts w:ascii="Verdana" w:hAnsi="Verdana"/>
-          <w:i/>
-          <w:sz w:val="14"/>
-        </w:rPr>
-        <w:t>Note 78: Первые три цифры представляют собой код страны ИСО.</w:t>
-      </w:r>
-    </w:p>
-    <w:p>
-      <w:r>
-        <w:rPr>
-          <w:rFonts w:ascii="Verdana" w:hAnsi="Verdana"/>
-          <w:i/>
-          <w:sz w:val="14"/>
-        </w:rPr>
-        <w:t>Note 79: Последняя колонка в таблице содержит соответствующий номер регистрации Химической реферативной службы (CAS) Американского химического общества.</w:t>
-      </w:r>
-    </w:p>
-    <w:p>
-      <w:r>
-        <w:rPr>
-          <w:rFonts w:ascii="Verdana" w:hAnsi="Verdana"/>
-          <w:i/>
-          <w:sz w:val="14"/>
-        </w:rPr>
-        <w:t>Note 80: Средняя часть данной кодовой таблицы (кодовые цифры 100-199) включает термины на нескольких уровнях, которые могут быть использованы для простых и более сложных автоматических станций.</w:t>
-      </w:r>
-    </w:p>
-    <w:p>
-      <w:r>
-        <w:rPr>
-          <w:rFonts w:ascii="Verdana" w:hAnsi="Verdana"/>
-          <w:i/>
-          <w:sz w:val="14"/>
-        </w:rPr>
-        <w:t>Note 81: Номинальный диапазон влажности поверхности почвы — от 0 % до 100 %. В крайних случаях экстраполированное обратное рассеяние при угле наклона в 40 градусов может превышать исходный показатель для влажного обратного рассеяния. В этих случаях значение, полученное в результате процесса измерения влажности поверхности почвы, будет менее 0 % или более 100 %, соответственно.</w:t>
-      </w:r>
-    </w:p>
-    <w:p>
-      <w:r>
-        <w:rPr>
-          <w:rFonts w:ascii="Verdana" w:hAnsi="Verdana"/>
-          <w:i/>
-          <w:sz w:val="14"/>
-        </w:rPr>
-        <w:t>Note 84: Эти величины относятся к хорошо сформированному ветровому волнению в открытом море. В то время как предпочтение следует отдавать описательным терминам, значения этих высот могут использоваться наблюдателем как руководство при передаче состояния поверхности моря, которое возникает в результате различных факторов, таких, как ветер, зыбь, течения, угол между направлением ветра и зыби и т. д.</w:t>
-      </w:r>
-    </w:p>
-    <w:p>
-      <w:r>
-        <w:rPr>
-          <w:rFonts w:ascii="Verdana" w:hAnsi="Verdana"/>
-          <w:i/>
-          <w:sz w:val="14"/>
-        </w:rPr>
-        <w:t>Note 85: Данный дескриптор будет связан с данными по видимости или высоте облаков для указания того, что значение является граничным. Если передаваемое значение является истинным, то кодовая цифра равна нулю. Однако измерение может попасть в предел измерительной способности прибора. Если передаваемое значение больше, чем истинное значение, то кодовая цифра будет равна 1, если передаваемое значение меньше истинного значения, то кодовая цифра будет равна 2.</w:t>
-      </w:r>
-    </w:p>
-    <w:p>
-      <w:r>
-        <w:rPr>
-          <w:rFonts w:ascii="Verdana" w:hAnsi="Verdana"/>
-          <w:i/>
-          <w:sz w:val="14"/>
-        </w:rPr>
-        <w:t>Note 88: Значимость времени должна быть квалифицирована соответствующими периодами времени, которые следует указывать.</w:t>
-      </w:r>
-    </w:p>
-    <w:p>
-      <w:r>
-        <w:rPr>
-          <w:rFonts w:ascii="Verdana" w:hAnsi="Verdana"/>
-          <w:i/>
-          <w:sz w:val="14"/>
-        </w:rPr>
-        <w:t>Note 90: Тип прибора и единицы начальных измерений для измерения ветра (в м с-1 за исключением отдельных указаний).</w:t>
-      </w:r>
-    </w:p>
-    <w:p>
-      <w:r>
-        <w:rPr>
-          <w:rFonts w:ascii="Verdana" w:hAnsi="Verdana"/>
-          <w:i/>
-          <w:sz w:val="14"/>
-        </w:rPr>
-        <w:t>Note 94: Там, где первоначальный метод передачи указывается кодовой цифрой 1, в целях получения достоверных значений данных, соответствующих дескриптору 0 01 012, рекомендуется следующее преобразование: Передаваемое значение Значение данных 0 0 1 45 2 90 3 135 4 180 5 225 6 270 7 315 8 360 9 511</w:t>
-      </w:r>
-    </w:p>
-    <w:p>
-      <w:r>
-        <w:rPr>
-          <w:rFonts w:ascii="Verdana" w:hAnsi="Verdana"/>
-          <w:i/>
-          <w:sz w:val="14"/>
-        </w:rPr>
-        <w:t>Note 95: Там, где первоначальный метод передачи указывается кодовой цифрой 1, в целях получения точных значений данных, соответствующих дескриптору 0 01 013, рекомендуется следующее преобразование: Передаваемое значение Значение данных 0 0 1 1 2 4 3 7 4 9 5 12 6 14 7 17 8 19 9 21 / 1023</w:t>
-      </w:r>
-    </w:p>
-    <w:p>
-      <w:r>
-        <w:rPr>
-          <w:rFonts w:ascii="Verdana" w:hAnsi="Verdana"/>
-          <w:i/>
-          <w:sz w:val="14"/>
-        </w:rPr>
-        <w:t>Note 22: Битовые флаги показывают элементы, включенные при обработке данных зондирования.</w:t>
-      </w:r>
-    </w:p>
     <w:sectPr>
       <w:pgSz w:w="16838" w:h="11906" w:orient="landscape"/>
       <w:pgMar w:top="850" w:right="850" w:bottom="850" w:left="850" w:header="720" w:footer="720" w:gutter="0"/>
